--- a/BSUIR/semestre 5/BD/Сушко_381574_БД_УЛР.docx
+++ b/BSUIR/semestre 5/BD/Сушко_381574_БД_УЛР.docx
@@ -588,25 +588,25 @@
                 <w:sz w:val="28"/>
                 <w:szCs w:val="28"/>
               </w:rPr>
-              <w:t xml:space="preserve">оцент кафедры ИСиТ, </w:t>
-            </w:r>
-          </w:p>
-          <w:p>
-            <w:pPr>
-              <w:jc w:val="right"/>
+              <w:t xml:space="preserve">оцент кафедры </w:t>
+            </w:r>
+            <w:proofErr w:type="spellStart"/>
+            <w:r>
               <w:rPr>
                 <w:rFonts w:ascii="Times New Roman" w:hAnsi="Times New Roman" w:cs="Times New Roman"/>
                 <w:sz w:val="28"/>
                 <w:szCs w:val="28"/>
               </w:rPr>
-            </w:pPr>
+              <w:t>ИСиТ</w:t>
+            </w:r>
+            <w:proofErr w:type="spellEnd"/>
             <w:r>
               <w:rPr>
                 <w:rFonts w:ascii="Times New Roman" w:hAnsi="Times New Roman" w:cs="Times New Roman"/>
                 <w:sz w:val="28"/>
                 <w:szCs w:val="28"/>
               </w:rPr>
-              <w:t>к.п.н., доцент</w:t>
+              <w:t xml:space="preserve">, </w:t>
             </w:r>
           </w:p>
           <w:p>
@@ -618,13 +618,51 @@
                 <w:szCs w:val="28"/>
               </w:rPr>
             </w:pPr>
+            <w:proofErr w:type="spellStart"/>
             <w:r>
               <w:rPr>
                 <w:rFonts w:ascii="Times New Roman" w:hAnsi="Times New Roman" w:cs="Times New Roman"/>
                 <w:sz w:val="28"/>
                 <w:szCs w:val="28"/>
               </w:rPr>
-              <w:t>Кунцевич О.Ю.</w:t>
+              <w:t>к.п.н</w:t>
+            </w:r>
+            <w:proofErr w:type="spellEnd"/>
+            <w:r>
+              <w:rPr>
+                <w:rFonts w:ascii="Times New Roman" w:hAnsi="Times New Roman" w:cs="Times New Roman"/>
+                <w:sz w:val="28"/>
+                <w:szCs w:val="28"/>
+              </w:rPr>
+              <w:t>., доцент</w:t>
+            </w:r>
+          </w:p>
+          <w:p>
+            <w:pPr>
+              <w:jc w:val="right"/>
+              <w:rPr>
+                <w:rFonts w:ascii="Times New Roman" w:hAnsi="Times New Roman" w:cs="Times New Roman"/>
+                <w:sz w:val="28"/>
+                <w:szCs w:val="28"/>
+              </w:rPr>
+            </w:pPr>
+            <w:proofErr w:type="spellStart"/>
+            <w:r>
+              <w:rPr>
+                <w:rFonts w:ascii="Times New Roman" w:hAnsi="Times New Roman" w:cs="Times New Roman"/>
+                <w:sz w:val="28"/>
+                <w:szCs w:val="28"/>
+              </w:rPr>
+              <w:t>Кунцевич</w:t>
+            </w:r>
+            <w:proofErr w:type="spellEnd"/>
+            <w:r>
+              <w:rPr>
+                <w:rFonts w:ascii="Times New Roman" w:hAnsi="Times New Roman" w:cs="Times New Roman"/>
+                <w:sz w:val="28"/>
+                <w:szCs w:val="28"/>
+              </w:rPr>
+              <w:t xml:space="preserve"> О.Ю.</w:t>
             </w:r>
           </w:p>
         </w:tc>
@@ -1306,29 +1344,18 @@
     </w:p>
     <w:p>
       <w:pPr>
-        <w:spacing w:before="100" w:beforeAutospacing="1" w:after="100" w:afterAutospacing="1" w:line="240" w:lineRule="auto"/>
-        <w:jc w:val="center"/>
-        <w:rPr>
-          <w:rFonts w:eastAsia="Times New Roman"/>
-          <w:sz w:val="24"/>
-          <w:szCs w:val="24"/>
-          <w:lang w:eastAsia="ru-RU"/>
-        </w:rPr>
-      </w:pPr>
-      <w:r>
-        <w:rPr>
-          <w:rFonts w:eastAsia="Times New Roman"/>
+        <w:pStyle w:val="a5"/>
+      </w:pPr>
+      <w:r>
+        <w:rPr>
           <w:noProof/>
-          <w:sz w:val="24"/>
-          <w:szCs w:val="24"/>
-          <w:lang w:eastAsia="ru-RU"/>
         </w:rPr>
         <w:lastRenderedPageBreak/>
         <w:drawing>
-          <wp:inline distT="0" distB="0" distL="0" distR="0" wp14:anchorId="260A55F5" wp14:editId="759071D7">
-            <wp:extent cx="4621629" cy="6850426"/>
-            <wp:effectExtent l="0" t="0" r="7620" b="7620"/>
-            <wp:docPr id="2" name="Рисунок 2"/>
+          <wp:inline distT="0" distB="0" distL="0" distR="0" wp14:anchorId="3B7A908D" wp14:editId="2E04DCE6">
+            <wp:extent cx="5940425" cy="5216525"/>
+            <wp:effectExtent l="0" t="0" r="3175" b="3175"/>
+            <wp:docPr id="1" name="Рисунок 1"/>
             <wp:cNvGraphicFramePr>
               <a:graphicFrameLocks xmlns:a="http://schemas.openxmlformats.org/drawingml/2006/main" noChangeAspect="1"/>
             </wp:cNvGraphicFramePr>
@@ -1336,7 +1363,7 @@
               <a:graphicData uri="http://schemas.openxmlformats.org/drawingml/2006/picture">
                 <pic:pic xmlns:pic="http://schemas.openxmlformats.org/drawingml/2006/picture">
                   <pic:nvPicPr>
-                    <pic:cNvPr id="0" name="Picture 5"/>
+                    <pic:cNvPr id="0" name="Picture 1"/>
                     <pic:cNvPicPr>
                       <a:picLocks noChangeAspect="1" noChangeArrowheads="1"/>
                     </pic:cNvPicPr>
@@ -1357,7 +1384,7 @@
                   <pic:spPr bwMode="auto">
                     <a:xfrm>
                       <a:off x="0" y="0"/>
-                      <a:ext cx="4631168" cy="6864566"/>
+                      <a:ext cx="5940425" cy="5216525"/>
                     </a:xfrm>
                     <a:prstGeom prst="rect">
                       <a:avLst/>
@@ -1397,7 +1424,7 @@
           <w:szCs w:val="24"/>
           <w:shd w:val="clear" w:color="auto" w:fill="FFFFFF"/>
         </w:rPr>
-        <w:t xml:space="preserve">Рисунок 3.1 – </w:t>
+        <w:t xml:space="preserve">Рисунок 1 – </w:t>
       </w:r>
       <w:r>
         <w:rPr>
@@ -1431,7 +1458,73 @@
           <w:szCs w:val="24"/>
           <w:shd w:val="clear" w:color="auto" w:fill="FFFFFF"/>
         </w:rPr>
-        <w:t xml:space="preserve"> в нотации Баркера</w:t>
+        <w:t xml:space="preserve"> в нотации </w:t>
+      </w:r>
+      <w:proofErr w:type="spellStart"/>
+      <w:r>
+        <w:rPr>
+          <w:rFonts w:ascii="Times New Roman" w:hAnsi="Times New Roman" w:cs="Times New Roman"/>
+          <w:bCs/>
+          <w:color w:val="000000"/>
+          <w:sz w:val="28"/>
+          <w:szCs w:val="24"/>
+          <w:shd w:val="clear" w:color="auto" w:fill="FFFFFF"/>
+        </w:rPr>
+        <w:t>Баркера</w:t>
+      </w:r>
+      <w:proofErr w:type="spellEnd"/>
+    </w:p>
+    <w:p>
+      <w:pPr>
+        <w:spacing w:after="0" w:line="240" w:lineRule="auto"/>
+        <w:ind w:firstLine="708"/>
+        <w:rPr>
+          <w:rFonts w:ascii="Times New Roman" w:eastAsia="Times New Roman" w:hAnsi="Times New Roman" w:cs="Times New Roman"/>
+          <w:color w:val="000000"/>
+          <w:sz w:val="28"/>
+          <w:szCs w:val="28"/>
+          <w:lang w:eastAsia="ru-RU"/>
+        </w:rPr>
+      </w:pPr>
+      <w:r>
+        <w:rPr>
+          <w:rFonts w:ascii="Times New Roman" w:eastAsia="Times New Roman" w:hAnsi="Times New Roman" w:cs="Times New Roman"/>
+          <w:color w:val="000000"/>
+          <w:sz w:val="28"/>
+          <w:szCs w:val="28"/>
+          <w:lang w:eastAsia="ru-RU"/>
+        </w:rPr>
+        <w:t>В таблице «Сотрудники» номер паспорта является потенциальным простым ключом. ФИО сотрудника является потенциальным составным ключом</w:t>
+      </w:r>
+      <w:r>
+        <w:rPr>
+          <w:rFonts w:ascii="Times New Roman" w:eastAsia="Times New Roman" w:hAnsi="Times New Roman" w:cs="Times New Roman"/>
+          <w:color w:val="000000"/>
+          <w:sz w:val="28"/>
+          <w:szCs w:val="28"/>
+          <w:lang w:eastAsia="ru-RU"/>
+        </w:rPr>
+        <w:t>.</w:t>
+      </w:r>
+      <w:r>
+        <w:rPr>
+          <w:rFonts w:ascii="Times New Roman" w:eastAsia="Times New Roman" w:hAnsi="Times New Roman" w:cs="Times New Roman"/>
+          <w:color w:val="000000"/>
+          <w:sz w:val="28"/>
+          <w:szCs w:val="28"/>
+          <w:lang w:eastAsia="ru-RU"/>
+        </w:rPr>
+        <w:t xml:space="preserve"> В таблице «Клиенты» номер телефона является потенциальным простым ключом.</w:t>
+      </w:r>
+      <w:r>
+        <w:rPr>
+          <w:rFonts w:ascii="Times New Roman" w:eastAsia="Times New Roman" w:hAnsi="Times New Roman" w:cs="Times New Roman"/>
+          <w:color w:val="000000"/>
+          <w:sz w:val="28"/>
+          <w:szCs w:val="28"/>
+          <w:lang w:eastAsia="ru-RU"/>
+        </w:rPr>
+        <w:t xml:space="preserve"> В таблице «Блюда» название блюда является потенциальным простым ключом.</w:t>
       </w:r>
     </w:p>
     <w:p>
@@ -1682,7 +1775,27 @@
           <w:szCs w:val="28"/>
           <w:lang w:eastAsia="ru-RU"/>
         </w:rPr>
-        <w:t xml:space="preserve">поддерживающей </w:t>
+        <w:t>поддерживающей одну или более</w:t>
+      </w:r>
+      <w:r>
+        <w:rPr>
+          <w:rFonts w:ascii="Times New Roman" w:eastAsia="Times New Roman" w:hAnsi="Times New Roman" w:cs="Times New Roman"/>
+          <w:color w:val="000000"/>
+          <w:sz w:val="28"/>
+          <w:szCs w:val="28"/>
+          <w:lang w:eastAsia="ru-RU"/>
+        </w:rPr>
+        <w:t xml:space="preserve"> </w:t>
+      </w:r>
+      <w:r>
+        <w:rPr>
+          <w:rFonts w:ascii="Times New Roman" w:eastAsia="Times New Roman" w:hAnsi="Times New Roman" w:cs="Times New Roman"/>
+          <w:color w:val="000000"/>
+          <w:sz w:val="28"/>
+          <w:szCs w:val="28"/>
+          <w:lang w:eastAsia="ru-RU"/>
+        </w:rPr>
+        <w:t xml:space="preserve">областей применения. Любая база данных должна максимально соответствовать следующим требованиям: адекватность </w:t>
       </w:r>
       <w:r>
         <w:rPr>
@@ -1693,27 +1806,7 @@
           <w:lang w:eastAsia="ru-RU"/>
         </w:rPr>
         <w:lastRenderedPageBreak/>
-        <w:t>одну или более</w:t>
-      </w:r>
-      <w:r>
-        <w:rPr>
-          <w:rFonts w:ascii="Times New Roman" w:eastAsia="Times New Roman" w:hAnsi="Times New Roman" w:cs="Times New Roman"/>
-          <w:color w:val="000000"/>
-          <w:sz w:val="28"/>
-          <w:szCs w:val="28"/>
-          <w:lang w:eastAsia="ru-RU"/>
-        </w:rPr>
-        <w:t xml:space="preserve"> </w:t>
-      </w:r>
-      <w:r>
-        <w:rPr>
-          <w:rFonts w:ascii="Times New Roman" w:eastAsia="Times New Roman" w:hAnsi="Times New Roman" w:cs="Times New Roman"/>
-          <w:color w:val="000000"/>
-          <w:sz w:val="28"/>
-          <w:szCs w:val="28"/>
-          <w:lang w:eastAsia="ru-RU"/>
-        </w:rPr>
-        <w:t>областей применения. Любая база данных должна максимально соответствовать следующим требованиям: адекватность предметной области; удобство использования; производительность; защищенность данных.</w:t>
+        <w:t>предметной области; удобство использования; производительность; защищенность данных.</w:t>
       </w:r>
     </w:p>
     <w:p>
@@ -1962,6 +2055,7 @@
         </w:rPr>
         <w:t xml:space="preserve"> </w:t>
       </w:r>
+      <w:proofErr w:type="spellStart"/>
       <w:r>
         <w:rPr>
           <w:rFonts w:ascii="Times New Roman" w:eastAsia="Times New Roman" w:hAnsi="Times New Roman" w:cs="Times New Roman"/>
@@ -1972,6 +2066,7 @@
         </w:rPr>
         <w:t>др</w:t>
       </w:r>
+      <w:proofErr w:type="spellEnd"/>
       <w:r>
         <w:rPr>
           <w:rFonts w:ascii="Times New Roman" w:eastAsia="Times New Roman" w:hAnsi="Times New Roman" w:cs="Times New Roman"/>
@@ -2698,6 +2793,7 @@
           <w:lang w:eastAsia="ru-RU"/>
         </w:rPr>
       </w:pPr>
+      <w:proofErr w:type="spellStart"/>
       <w:r>
         <w:rPr>
           <w:rFonts w:ascii="Times New Roman" w:eastAsia="Times New Roman" w:hAnsi="Times New Roman" w:cs="Times New Roman"/>
@@ -2708,6 +2804,7 @@
         </w:rPr>
         <w:t>Баркера</w:t>
       </w:r>
+      <w:proofErr w:type="spellEnd"/>
       <w:r>
         <w:rPr>
           <w:rFonts w:ascii="Times New Roman" w:eastAsia="Times New Roman" w:hAnsi="Times New Roman" w:cs="Times New Roman"/>
@@ -2786,6 +2883,7 @@
           <w:szCs w:val="28"/>
           <w:lang w:eastAsia="ru-RU"/>
         </w:rPr>
+        <w:lastRenderedPageBreak/>
         <w:t>Реляционная модель данных основана на таком понятии реляционной алгебры, как отношение. Физическим представлением отношения в реляционной</w:t>
       </w:r>
       <w:r>
@@ -3275,7 +3373,29 @@
                 <w:szCs w:val="24"/>
                 <w:lang w:eastAsia="ru-RU"/>
               </w:rPr>
-              <w:t>№ п.п.</w:t>
+              <w:t xml:space="preserve">№ </w:t>
+            </w:r>
+            <w:proofErr w:type="spellStart"/>
+            <w:r>
+              <w:rPr>
+                <w:rFonts w:ascii="Times New Roman" w:eastAsia="Times New Roman" w:hAnsi="Times New Roman" w:cs="Times New Roman"/>
+                <w:color w:val="000000"/>
+                <w:sz w:val="24"/>
+                <w:szCs w:val="24"/>
+                <w:lang w:eastAsia="ru-RU"/>
+              </w:rPr>
+              <w:t>п.п</w:t>
+            </w:r>
+            <w:proofErr w:type="spellEnd"/>
+            <w:r>
+              <w:rPr>
+                <w:rFonts w:ascii="Times New Roman" w:eastAsia="Times New Roman" w:hAnsi="Times New Roman" w:cs="Times New Roman"/>
+                <w:color w:val="000000"/>
+                <w:sz w:val="24"/>
+                <w:szCs w:val="24"/>
+                <w:lang w:eastAsia="ru-RU"/>
+              </w:rPr>
+              <w:t>.</w:t>
             </w:r>
           </w:p>
         </w:tc>
@@ -3428,7 +3548,29 @@
           <w:szCs w:val="28"/>
           <w:lang w:eastAsia="ru-RU"/>
         </w:rPr>
-        <w:t>5. Описать полученную на данном этапе даталогическую модель БД (таблица</w:t>
+        <w:t xml:space="preserve">5. Описать полученную на данном этапе </w:t>
+      </w:r>
+      <w:proofErr w:type="spellStart"/>
+      <w:r>
+        <w:rPr>
+          <w:rFonts w:ascii="Times New Roman" w:eastAsia="Times New Roman" w:hAnsi="Times New Roman" w:cs="Times New Roman"/>
+          <w:color w:val="000000"/>
+          <w:sz w:val="28"/>
+          <w:szCs w:val="28"/>
+          <w:lang w:eastAsia="ru-RU"/>
+        </w:rPr>
+        <w:t>даталогическую</w:t>
+      </w:r>
+      <w:proofErr w:type="spellEnd"/>
+      <w:r>
+        <w:rPr>
+          <w:rFonts w:ascii="Times New Roman" w:eastAsia="Times New Roman" w:hAnsi="Times New Roman" w:cs="Times New Roman"/>
+          <w:color w:val="000000"/>
+          <w:sz w:val="28"/>
+          <w:szCs w:val="28"/>
+          <w:lang w:eastAsia="ru-RU"/>
+        </w:rPr>
+        <w:t xml:space="preserve"> модель БД (таблица</w:t>
       </w:r>
       <w:r>
         <w:rPr>
@@ -3530,6 +3672,8 @@
                 <w:lang w:val="en-US" w:eastAsia="ru-RU"/>
               </w:rPr>
             </w:pPr>
+            <w:proofErr w:type="spellStart"/>
+            <w:proofErr w:type="gramStart"/>
             <w:r>
               <w:rPr>
                 <w:rFonts w:ascii="Times New Roman" w:eastAsia="Times New Roman" w:hAnsi="Times New Roman" w:cs="Times New Roman"/>
@@ -3540,6 +3684,8 @@
               </w:rPr>
               <w:t>п.п</w:t>
             </w:r>
+            <w:proofErr w:type="spellEnd"/>
+            <w:proofErr w:type="gramEnd"/>
           </w:p>
         </w:tc>
         <w:tc>
@@ -3682,6 +3828,7 @@
                 <w:lang w:eastAsia="ru-RU"/>
               </w:rPr>
             </w:pPr>
+            <w:proofErr w:type="spellStart"/>
             <w:r>
               <w:rPr>
                 <w:rFonts w:ascii="Times New Roman" w:eastAsia="Times New Roman" w:hAnsi="Times New Roman" w:cs="Times New Roman"/>
@@ -3692,6 +3839,7 @@
               </w:rPr>
               <w:t>Индентификатор</w:t>
             </w:r>
+            <w:proofErr w:type="spellEnd"/>
           </w:p>
         </w:tc>
         <w:tc>
@@ -3795,60 +3943,61 @@
           <w:szCs w:val="28"/>
           <w:lang w:eastAsia="ru-RU"/>
         </w:rPr>
+        <w:t>7. Оформить отчет, включив все данные из пунктов 1-6.</w:t>
+      </w:r>
+    </w:p>
+    <w:p>
+      <w:pPr>
+        <w:spacing w:before="120" w:after="120" w:line="250" w:lineRule="atLeast"/>
+        <w:rPr>
+          <w:rFonts w:ascii="Times New Roman" w:eastAsia="Times New Roman" w:hAnsi="Times New Roman" w:cs="Times New Roman"/>
+          <w:color w:val="000000"/>
+          <w:sz w:val="28"/>
+          <w:szCs w:val="28"/>
+          <w:lang w:eastAsia="ru-RU"/>
+        </w:rPr>
+      </w:pPr>
+    </w:p>
+    <w:p>
+      <w:pPr>
+        <w:spacing w:before="120" w:after="120" w:line="250" w:lineRule="atLeast"/>
+        <w:rPr>
+          <w:rFonts w:ascii="Times New Roman" w:eastAsia="Times New Roman" w:hAnsi="Times New Roman" w:cs="Times New Roman"/>
+          <w:color w:val="000000"/>
+          <w:sz w:val="28"/>
+          <w:szCs w:val="28"/>
+          <w:lang w:eastAsia="ru-RU"/>
+        </w:rPr>
+      </w:pPr>
+      <w:r>
+        <w:rPr>
+          <w:rFonts w:ascii="Times New Roman" w:eastAsia="Times New Roman" w:hAnsi="Times New Roman" w:cs="Times New Roman"/>
+          <w:color w:val="000000"/>
+          <w:sz w:val="28"/>
+          <w:szCs w:val="28"/>
+          <w:lang w:eastAsia="ru-RU"/>
+        </w:rPr>
         <w:lastRenderedPageBreak/>
-        <w:t>7. Оформить отчет, включив все данные из пунктов 1-6.</w:t>
-      </w:r>
-    </w:p>
-    <w:p>
-      <w:pPr>
-        <w:spacing w:before="120" w:after="120" w:line="250" w:lineRule="atLeast"/>
-        <w:rPr>
-          <w:rFonts w:ascii="Times New Roman" w:eastAsia="Times New Roman" w:hAnsi="Times New Roman" w:cs="Times New Roman"/>
-          <w:color w:val="000000"/>
-          <w:sz w:val="28"/>
-          <w:szCs w:val="28"/>
-          <w:lang w:eastAsia="ru-RU"/>
-        </w:rPr>
-      </w:pPr>
-    </w:p>
-    <w:p>
-      <w:pPr>
-        <w:spacing w:before="120" w:after="120" w:line="250" w:lineRule="atLeast"/>
-        <w:rPr>
-          <w:rFonts w:ascii="Times New Roman" w:eastAsia="Times New Roman" w:hAnsi="Times New Roman" w:cs="Times New Roman"/>
-          <w:color w:val="000000"/>
-          <w:sz w:val="28"/>
-          <w:szCs w:val="28"/>
-          <w:lang w:eastAsia="ru-RU"/>
-        </w:rPr>
-      </w:pPr>
-      <w:r>
-        <w:rPr>
-          <w:rFonts w:ascii="Times New Roman" w:eastAsia="Times New Roman" w:hAnsi="Times New Roman" w:cs="Times New Roman"/>
-          <w:color w:val="000000"/>
-          <w:sz w:val="28"/>
-          <w:szCs w:val="28"/>
-          <w:lang w:eastAsia="ru-RU"/>
-        </w:rPr>
         <w:t>Таблица 3. – Описание выявленных связей концептуальной модели</w:t>
       </w:r>
     </w:p>
     <w:tbl>
       <w:tblPr>
         <w:tblStyle w:val="a3"/>
-        <w:tblW w:w="9762" w:type="dxa"/>
+        <w:tblW w:w="8926" w:type="dxa"/>
         <w:tblLook w:val="04A0" w:firstRow="1" w:lastRow="0" w:firstColumn="1" w:lastColumn="0" w:noHBand="0" w:noVBand="1"/>
       </w:tblPr>
       <w:tblGrid>
-        <w:gridCol w:w="941"/>
-        <w:gridCol w:w="1822"/>
-        <w:gridCol w:w="2902"/>
-        <w:gridCol w:w="4097"/>
+        <w:gridCol w:w="562"/>
+        <w:gridCol w:w="1425"/>
+        <w:gridCol w:w="3111"/>
+        <w:gridCol w:w="3828"/>
       </w:tblGrid>
       <w:tr>
         <w:tc>
           <w:tcPr>
-            <w:tcW w:w="941" w:type="dxa"/>
+            <w:tcW w:w="562" w:type="dxa"/>
+            <w:vAlign w:val="center"/>
           </w:tcPr>
           <w:p>
             <w:pPr>
@@ -3867,15 +4016,23 @@
               <w:rPr>
                 <w:rFonts w:ascii="Times New Roman" w:eastAsia="Times New Roman" w:hAnsi="Times New Roman" w:cs="Times New Roman"/>
                 <w:b/>
-                <w:bCs/>
-                <w:color w:val="000000"/>
-                <w:sz w:val="24"/>
-                <w:szCs w:val="24"/>
-                <w:lang w:eastAsia="ru-RU"/>
-              </w:rPr>
-              <w:t>№ п.п</w:t>
-            </w:r>
-            <w:r>
+                <w:color w:val="000000"/>
+                <w:sz w:val="28"/>
+                <w:szCs w:val="28"/>
+                <w:lang w:eastAsia="ru-RU"/>
+              </w:rPr>
+              <w:t>№</w:t>
+            </w:r>
+          </w:p>
+        </w:tc>
+        <w:tc>
+          <w:tcPr>
+            <w:tcW w:w="1425" w:type="dxa"/>
+            <w:vAlign w:val="center"/>
+          </w:tcPr>
+          <w:p>
+            <w:pPr>
+              <w:spacing w:before="120" w:after="120" w:line="250" w:lineRule="atLeast"/>
               <w:rPr>
                 <w:rFonts w:ascii="Times New Roman" w:eastAsia="Times New Roman" w:hAnsi="Times New Roman" w:cs="Times New Roman"/>
                 <w:b/>
@@ -3885,13 +4042,24 @@
                 <w:szCs w:val="24"/>
                 <w:lang w:eastAsia="ru-RU"/>
               </w:rPr>
-              <w:t>.</w:t>
-            </w:r>
-          </w:p>
-        </w:tc>
-        <w:tc>
-          <w:tcPr>
-            <w:tcW w:w="1822" w:type="dxa"/>
+            </w:pPr>
+            <w:r>
+              <w:rPr>
+                <w:rFonts w:ascii="Times New Roman" w:eastAsia="Times New Roman" w:hAnsi="Times New Roman" w:cs="Times New Roman"/>
+                <w:b/>
+                <w:color w:val="000000"/>
+                <w:sz w:val="28"/>
+                <w:szCs w:val="28"/>
+                <w:lang w:eastAsia="ru-RU"/>
+              </w:rPr>
+              <w:t>Название связи</w:t>
+            </w:r>
+          </w:p>
+        </w:tc>
+        <w:tc>
+          <w:tcPr>
+            <w:tcW w:w="3111" w:type="dxa"/>
+            <w:vAlign w:val="center"/>
           </w:tcPr>
           <w:p>
             <w:pPr>
@@ -3903,10 +4071,52 @@
                 <w:color w:val="000000"/>
                 <w:sz w:val="24"/>
                 <w:szCs w:val="24"/>
-                <w:lang w:eastAsia="ru-RU"/>
-              </w:rPr>
-            </w:pPr>
-            <w:r>
+                <w:lang w:val="en-US" w:eastAsia="ru-RU"/>
+              </w:rPr>
+            </w:pPr>
+            <w:r>
+              <w:rPr>
+                <w:rFonts w:ascii="Times New Roman" w:eastAsia="Times New Roman" w:hAnsi="Times New Roman" w:cs="Times New Roman"/>
+                <w:b/>
+                <w:color w:val="000000"/>
+                <w:sz w:val="28"/>
+                <w:szCs w:val="28"/>
+                <w:lang w:eastAsia="ru-RU"/>
+              </w:rPr>
+              <w:t>Сущности</w:t>
+            </w:r>
+            <w:r>
+              <w:rPr>
+                <w:rFonts w:ascii="Times New Roman" w:eastAsia="Times New Roman" w:hAnsi="Times New Roman" w:cs="Times New Roman"/>
+                <w:b/>
+                <w:color w:val="000000"/>
+                <w:sz w:val="28"/>
+                <w:szCs w:val="28"/>
+                <w:lang w:val="en-US" w:eastAsia="ru-RU"/>
+              </w:rPr>
+              <w:t xml:space="preserve">, </w:t>
+            </w:r>
+            <w:r>
+              <w:rPr>
+                <w:rFonts w:ascii="Times New Roman" w:eastAsia="Times New Roman" w:hAnsi="Times New Roman" w:cs="Times New Roman"/>
+                <w:b/>
+                <w:color w:val="000000"/>
+                <w:sz w:val="28"/>
+                <w:szCs w:val="28"/>
+                <w:lang w:eastAsia="ru-RU"/>
+              </w:rPr>
+              <w:t>участвующие в связи</w:t>
+            </w:r>
+          </w:p>
+        </w:tc>
+        <w:tc>
+          <w:tcPr>
+            <w:tcW w:w="3828" w:type="dxa"/>
+            <w:vAlign w:val="center"/>
+          </w:tcPr>
+          <w:p>
+            <w:pPr>
+              <w:spacing w:before="120" w:after="120" w:line="250" w:lineRule="atLeast"/>
               <w:rPr>
                 <w:rFonts w:ascii="Times New Roman" w:eastAsia="Times New Roman" w:hAnsi="Times New Roman" w:cs="Times New Roman"/>
                 <w:b/>
@@ -3916,69 +4126,17 @@
                 <w:szCs w:val="24"/>
                 <w:lang w:eastAsia="ru-RU"/>
               </w:rPr>
-              <w:t>Наименование связи</w:t>
-            </w:r>
-          </w:p>
-        </w:tc>
-        <w:tc>
-          <w:tcPr>
-            <w:tcW w:w="2902" w:type="dxa"/>
-          </w:tcPr>
-          <w:p>
-            <w:pPr>
-              <w:spacing w:before="120" w:after="120" w:line="250" w:lineRule="atLeast"/>
+            </w:pPr>
+            <w:r>
               <w:rPr>
                 <w:rFonts w:ascii="Times New Roman" w:eastAsia="Times New Roman" w:hAnsi="Times New Roman" w:cs="Times New Roman"/>
                 <w:b/>
-                <w:bCs/>
-                <w:color w:val="000000"/>
-                <w:sz w:val="24"/>
-                <w:szCs w:val="24"/>
-                <w:lang w:val="en-US" w:eastAsia="ru-RU"/>
-              </w:rPr>
-            </w:pPr>
-            <w:r>
-              <w:rPr>
-                <w:rFonts w:ascii="Times New Roman" w:eastAsia="Times New Roman" w:hAnsi="Times New Roman" w:cs="Times New Roman"/>
-                <w:b/>
-                <w:bCs/>
-                <w:color w:val="000000"/>
-                <w:sz w:val="24"/>
-                <w:szCs w:val="24"/>
-                <w:lang w:eastAsia="ru-RU"/>
-              </w:rPr>
-              <w:t>Сущности, участвующие в связи</w:t>
-            </w:r>
-          </w:p>
-        </w:tc>
-        <w:tc>
-          <w:tcPr>
-            <w:tcW w:w="4097" w:type="dxa"/>
-          </w:tcPr>
-          <w:p>
-            <w:pPr>
-              <w:spacing w:before="120" w:after="120" w:line="250" w:lineRule="atLeast"/>
-              <w:rPr>
-                <w:rFonts w:ascii="Times New Roman" w:eastAsia="Times New Roman" w:hAnsi="Times New Roman" w:cs="Times New Roman"/>
-                <w:b/>
-                <w:bCs/>
-                <w:color w:val="000000"/>
-                <w:sz w:val="24"/>
-                <w:szCs w:val="24"/>
-                <w:lang w:eastAsia="ru-RU"/>
-              </w:rPr>
-            </w:pPr>
-            <w:r>
-              <w:rPr>
-                <w:rFonts w:ascii="Times New Roman" w:eastAsia="Times New Roman" w:hAnsi="Times New Roman" w:cs="Times New Roman"/>
-                <w:b/>
-                <w:bCs/>
-                <w:color w:val="000000"/>
-                <w:sz w:val="24"/>
-                <w:szCs w:val="24"/>
-                <w:lang w:eastAsia="ru-RU"/>
-              </w:rPr>
-              <w:t>Краткое описание</w:t>
+                <w:color w:val="000000"/>
+                <w:sz w:val="28"/>
+                <w:szCs w:val="28"/>
+                <w:lang w:eastAsia="ru-RU"/>
+              </w:rPr>
+              <w:t>Назначение</w:t>
             </w:r>
           </w:p>
         </w:tc>
@@ -3986,7 +4144,8 @@
       <w:tr>
         <w:tc>
           <w:tcPr>
-            <w:tcW w:w="941" w:type="dxa"/>
+            <w:tcW w:w="562" w:type="dxa"/>
+            <w:vAlign w:val="center"/>
           </w:tcPr>
           <w:p>
             <w:pPr>
@@ -4002,104 +4161,149 @@
             <w:r>
               <w:rPr>
                 <w:rFonts w:ascii="Times New Roman" w:eastAsia="Times New Roman" w:hAnsi="Times New Roman" w:cs="Times New Roman"/>
+                <w:bCs/>
+                <w:color w:val="000000"/>
+                <w:sz w:val="28"/>
+                <w:szCs w:val="28"/>
+                <w:lang w:eastAsia="ru-RU"/>
+              </w:rPr>
+              <w:t>1</w:t>
+            </w:r>
+          </w:p>
+        </w:tc>
+        <w:tc>
+          <w:tcPr>
+            <w:tcW w:w="1425" w:type="dxa"/>
+            <w:vAlign w:val="center"/>
+          </w:tcPr>
+          <w:p>
+            <w:pPr>
+              <w:spacing w:before="120" w:after="120" w:line="250" w:lineRule="atLeast"/>
+              <w:rPr>
+                <w:rFonts w:ascii="Times New Roman" w:eastAsia="Times New Roman" w:hAnsi="Times New Roman" w:cs="Times New Roman"/>
                 <w:color w:val="000000"/>
                 <w:sz w:val="24"/>
                 <w:szCs w:val="24"/>
                 <w:lang w:val="en-US" w:eastAsia="ru-RU"/>
               </w:rPr>
+            </w:pPr>
+            <w:proofErr w:type="gramStart"/>
+            <w:r>
+              <w:rPr>
+                <w:rFonts w:ascii="Times New Roman" w:eastAsia="Times New Roman" w:hAnsi="Times New Roman" w:cs="Times New Roman"/>
+                <w:bCs/>
+                <w:color w:val="000000"/>
+                <w:sz w:val="28"/>
+                <w:szCs w:val="28"/>
+                <w:lang w:eastAsia="ru-RU"/>
+              </w:rPr>
               <w:t>1</w:t>
             </w:r>
-          </w:p>
-        </w:tc>
-        <w:tc>
-          <w:tcPr>
-            <w:tcW w:w="1822" w:type="dxa"/>
-          </w:tcPr>
-          <w:p>
-            <w:pPr>
-              <w:spacing w:before="120" w:after="120" w:line="250" w:lineRule="atLeast"/>
-              <w:rPr>
-                <w:rFonts w:ascii="Times New Roman" w:eastAsia="Times New Roman" w:hAnsi="Times New Roman" w:cs="Times New Roman"/>
-                <w:color w:val="000000"/>
-                <w:sz w:val="24"/>
-                <w:szCs w:val="24"/>
+            <w:r>
+              <w:rPr>
+                <w:rFonts w:ascii="Times New Roman" w:eastAsia="Times New Roman" w:hAnsi="Times New Roman" w:cs="Times New Roman"/>
+                <w:bCs/>
+                <w:color w:val="000000"/>
+                <w:sz w:val="28"/>
+                <w:szCs w:val="28"/>
                 <w:lang w:val="en-US" w:eastAsia="ru-RU"/>
               </w:rPr>
-            </w:pPr>
-            <w:r>
-              <w:rPr>
-                <w:rFonts w:ascii="Times New Roman" w:eastAsia="Times New Roman" w:hAnsi="Times New Roman" w:cs="Times New Roman"/>
-                <w:color w:val="000000"/>
-                <w:sz w:val="24"/>
-                <w:szCs w:val="24"/>
-                <w:lang w:eastAsia="ru-RU"/>
-              </w:rPr>
-              <w:t>1..N</w:t>
-            </w:r>
-          </w:p>
-        </w:tc>
-        <w:tc>
-          <w:tcPr>
-            <w:tcW w:w="2902" w:type="dxa"/>
-          </w:tcPr>
-          <w:p>
-            <w:pPr>
-              <w:spacing w:before="120" w:after="120" w:line="250" w:lineRule="atLeast"/>
-              <w:rPr>
-                <w:rFonts w:ascii="Times New Roman" w:eastAsia="Times New Roman" w:hAnsi="Times New Roman" w:cs="Times New Roman"/>
-                <w:color w:val="000000"/>
-                <w:sz w:val="24"/>
-                <w:szCs w:val="24"/>
-                <w:lang w:eastAsia="ru-RU"/>
-              </w:rPr>
-            </w:pPr>
-            <w:r>
-              <w:rPr>
-                <w:rFonts w:ascii="Times New Roman" w:eastAsia="Times New Roman" w:hAnsi="Times New Roman" w:cs="Times New Roman"/>
-                <w:color w:val="000000"/>
-                <w:sz w:val="24"/>
-                <w:szCs w:val="24"/>
-                <w:lang w:eastAsia="ru-RU"/>
-              </w:rPr>
-              <w:t>Продукты – Состав блюд</w:t>
-            </w:r>
-          </w:p>
-        </w:tc>
-        <w:tc>
-          <w:tcPr>
-            <w:tcW w:w="4097" w:type="dxa"/>
+              <w:t>:N</w:t>
+            </w:r>
+            <w:proofErr w:type="gramEnd"/>
+          </w:p>
+        </w:tc>
+        <w:tc>
+          <w:tcPr>
+            <w:tcW w:w="3111" w:type="dxa"/>
+            <w:vAlign w:val="center"/>
+          </w:tcPr>
+          <w:p>
+            <w:pPr>
+              <w:spacing w:before="120" w:after="120" w:line="250" w:lineRule="atLeast"/>
+              <w:rPr>
+                <w:rFonts w:ascii="Times New Roman" w:eastAsia="Times New Roman" w:hAnsi="Times New Roman" w:cs="Times New Roman"/>
+                <w:color w:val="000000"/>
+                <w:sz w:val="24"/>
+                <w:szCs w:val="24"/>
+                <w:lang w:eastAsia="ru-RU"/>
+              </w:rPr>
+            </w:pPr>
+            <w:r>
+              <w:rPr>
+                <w:rFonts w:ascii="Times New Roman" w:eastAsia="Times New Roman" w:hAnsi="Times New Roman" w:cs="Times New Roman"/>
+                <w:bCs/>
+                <w:color w:val="000000"/>
+                <w:sz w:val="28"/>
+                <w:szCs w:val="28"/>
+                <w:lang w:val="en-US" w:eastAsia="ru-RU"/>
+              </w:rPr>
+              <w:t>Products</w:t>
+            </w:r>
+            <w:r>
+              <w:rPr>
+                <w:rFonts w:ascii="Times New Roman" w:eastAsia="Times New Roman" w:hAnsi="Times New Roman" w:cs="Times New Roman"/>
+                <w:bCs/>
+                <w:color w:val="000000"/>
+                <w:sz w:val="28"/>
+                <w:szCs w:val="28"/>
+                <w:lang w:eastAsia="ru-RU"/>
+              </w:rPr>
+              <w:t xml:space="preserve"> </w:t>
+            </w:r>
+            <w:r>
+              <w:rPr>
+                <w:rFonts w:ascii="Times New Roman" w:eastAsia="Times New Roman" w:hAnsi="Times New Roman" w:cs="Times New Roman"/>
+                <w:bCs/>
+                <w:color w:val="000000"/>
+                <w:sz w:val="28"/>
+                <w:szCs w:val="28"/>
+                <w:lang w:val="en-US" w:eastAsia="ru-RU"/>
+              </w:rPr>
+              <w:t xml:space="preserve">– </w:t>
+            </w:r>
+            <w:proofErr w:type="spellStart"/>
+            <w:r>
+              <w:rPr>
+                <w:rFonts w:ascii="Times New Roman" w:eastAsia="Times New Roman" w:hAnsi="Times New Roman" w:cs="Times New Roman"/>
+                <w:bCs/>
+                <w:color w:val="000000"/>
+                <w:sz w:val="28"/>
+                <w:szCs w:val="28"/>
+                <w:lang w:val="en-US" w:eastAsia="ru-RU"/>
+              </w:rPr>
+              <w:t>Dishes_comps</w:t>
+            </w:r>
+            <w:proofErr w:type="spellEnd"/>
+          </w:p>
+        </w:tc>
+        <w:tc>
+          <w:tcPr>
+            <w:tcW w:w="3828" w:type="dxa"/>
             <w:vMerge w:val="restart"/>
-          </w:tcPr>
-          <w:p>
-            <w:pPr>
-              <w:spacing w:before="120" w:after="120" w:line="250" w:lineRule="atLeast"/>
-              <w:rPr>
-                <w:rFonts w:ascii="Times New Roman" w:eastAsia="Times New Roman" w:hAnsi="Times New Roman" w:cs="Times New Roman"/>
-                <w:color w:val="000000"/>
-                <w:sz w:val="24"/>
-                <w:szCs w:val="24"/>
-                <w:lang w:eastAsia="ru-RU"/>
-              </w:rPr>
-            </w:pPr>
-            <w:r>
-              <w:rPr>
-                <w:rFonts w:ascii="Times New Roman" w:eastAsia="Times New Roman" w:hAnsi="Times New Roman" w:cs="Times New Roman"/>
-                <w:color w:val="000000"/>
-                <w:sz w:val="24"/>
-                <w:szCs w:val="24"/>
-                <w:lang w:eastAsia="ru-RU"/>
-              </w:rPr>
-              <w:t>Для приготовления одного блюда нужно несколько продуктов</w:t>
-            </w:r>
-            <w:r>
-              <w:rPr>
-                <w:rFonts w:ascii="Times New Roman" w:eastAsia="Times New Roman" w:hAnsi="Times New Roman" w:cs="Times New Roman"/>
-                <w:color w:val="000000"/>
-                <w:sz w:val="24"/>
-                <w:szCs w:val="24"/>
-                <w:lang w:eastAsia="ru-RU"/>
-              </w:rPr>
-              <w:t>.</w:t>
+            <w:vAlign w:val="center"/>
+          </w:tcPr>
+          <w:p>
+            <w:pPr>
+              <w:spacing w:before="120" w:after="120" w:line="250" w:lineRule="atLeast"/>
+              <w:rPr>
+                <w:rFonts w:ascii="Times New Roman" w:eastAsia="Times New Roman" w:hAnsi="Times New Roman" w:cs="Times New Roman"/>
+                <w:color w:val="000000"/>
+                <w:sz w:val="24"/>
+                <w:szCs w:val="24"/>
+                <w:lang w:eastAsia="ru-RU"/>
+              </w:rPr>
+            </w:pPr>
+            <w:r>
+              <w:rPr>
+                <w:rFonts w:ascii="Times New Roman" w:eastAsia="Times New Roman" w:hAnsi="Times New Roman" w:cs="Times New Roman"/>
+                <w:bCs/>
+                <w:color w:val="000000"/>
+                <w:sz w:val="28"/>
+                <w:szCs w:val="28"/>
+                <w:lang w:eastAsia="ru-RU"/>
+              </w:rPr>
+              <w:t>Для приготовления одного блюда нужно несколько продуктов. Разные блюда могут иметь похожие ингредиенты.</w:t>
             </w:r>
           </w:p>
         </w:tc>
@@ -4107,7 +4311,8 @@
       <w:tr>
         <w:tc>
           <w:tcPr>
-            <w:tcW w:w="941" w:type="dxa"/>
+            <w:tcW w:w="562" w:type="dxa"/>
+            <w:vAlign w:val="center"/>
           </w:tcPr>
           <w:p>
             <w:pPr>
@@ -4123,9 +4328,10 @@
             <w:r>
               <w:rPr>
                 <w:rFonts w:ascii="Times New Roman" w:eastAsia="Times New Roman" w:hAnsi="Times New Roman" w:cs="Times New Roman"/>
-                <w:color w:val="000000"/>
-                <w:sz w:val="24"/>
-                <w:szCs w:val="24"/>
+                <w:bCs/>
+                <w:color w:val="000000"/>
+                <w:sz w:val="28"/>
+                <w:szCs w:val="28"/>
                 <w:lang w:val="en-US" w:eastAsia="ru-RU"/>
               </w:rPr>
               <w:t>2</w:t>
@@ -4134,62 +4340,93 @@
         </w:tc>
         <w:tc>
           <w:tcPr>
-            <w:tcW w:w="1822" w:type="dxa"/>
-          </w:tcPr>
-          <w:p>
-            <w:pPr>
-              <w:spacing w:before="120" w:after="120" w:line="250" w:lineRule="atLeast"/>
-              <w:rPr>
-                <w:rFonts w:ascii="Times New Roman" w:eastAsia="Times New Roman" w:hAnsi="Times New Roman" w:cs="Times New Roman"/>
-                <w:color w:val="000000"/>
-                <w:sz w:val="24"/>
-                <w:szCs w:val="24"/>
-                <w:lang w:eastAsia="ru-RU"/>
-              </w:rPr>
-            </w:pPr>
-            <w:r>
-              <w:rPr>
-                <w:rFonts w:ascii="Times New Roman" w:eastAsia="Times New Roman" w:hAnsi="Times New Roman" w:cs="Times New Roman"/>
-                <w:color w:val="000000"/>
-                <w:sz w:val="24"/>
-                <w:szCs w:val="24"/>
-                <w:lang w:eastAsia="ru-RU"/>
-              </w:rPr>
-              <w:t>1..N</w:t>
-            </w:r>
-          </w:p>
-        </w:tc>
-        <w:tc>
-          <w:tcPr>
-            <w:tcW w:w="2902" w:type="dxa"/>
-          </w:tcPr>
-          <w:p>
-            <w:pPr>
-              <w:spacing w:before="120" w:after="120" w:line="250" w:lineRule="atLeast"/>
-              <w:rPr>
-                <w:rFonts w:ascii="Times New Roman" w:eastAsia="Times New Roman" w:hAnsi="Times New Roman" w:cs="Times New Roman"/>
-                <w:color w:val="000000"/>
-                <w:sz w:val="24"/>
-                <w:szCs w:val="24"/>
-                <w:lang w:eastAsia="ru-RU"/>
-              </w:rPr>
-            </w:pPr>
-            <w:r>
-              <w:rPr>
-                <w:rFonts w:ascii="Times New Roman" w:eastAsia="Times New Roman" w:hAnsi="Times New Roman" w:cs="Times New Roman"/>
-                <w:color w:val="000000"/>
-                <w:sz w:val="24"/>
-                <w:szCs w:val="24"/>
-                <w:lang w:eastAsia="ru-RU"/>
-              </w:rPr>
-              <w:t>Блюда – Состав блюд</w:t>
-            </w:r>
-          </w:p>
-        </w:tc>
-        <w:tc>
-          <w:tcPr>
-            <w:tcW w:w="4097" w:type="dxa"/>
+            <w:tcW w:w="1425" w:type="dxa"/>
+            <w:vAlign w:val="center"/>
+          </w:tcPr>
+          <w:p>
+            <w:pPr>
+              <w:spacing w:before="120" w:after="120" w:line="250" w:lineRule="atLeast"/>
+              <w:rPr>
+                <w:rFonts w:ascii="Times New Roman" w:eastAsia="Times New Roman" w:hAnsi="Times New Roman" w:cs="Times New Roman"/>
+                <w:color w:val="000000"/>
+                <w:sz w:val="24"/>
+                <w:szCs w:val="24"/>
+                <w:lang w:eastAsia="ru-RU"/>
+              </w:rPr>
+            </w:pPr>
+            <w:proofErr w:type="gramStart"/>
+            <w:r>
+              <w:rPr>
+                <w:rFonts w:ascii="Times New Roman" w:eastAsia="Times New Roman" w:hAnsi="Times New Roman" w:cs="Times New Roman"/>
+                <w:bCs/>
+                <w:color w:val="000000"/>
+                <w:sz w:val="28"/>
+                <w:szCs w:val="28"/>
+                <w:lang w:eastAsia="ru-RU"/>
+              </w:rPr>
+              <w:t>1</w:t>
+            </w:r>
+            <w:r>
+              <w:rPr>
+                <w:rFonts w:ascii="Times New Roman" w:eastAsia="Times New Roman" w:hAnsi="Times New Roman" w:cs="Times New Roman"/>
+                <w:bCs/>
+                <w:color w:val="000000"/>
+                <w:sz w:val="28"/>
+                <w:szCs w:val="28"/>
+                <w:lang w:val="en-US" w:eastAsia="ru-RU"/>
+              </w:rPr>
+              <w:t>:N</w:t>
+            </w:r>
+            <w:proofErr w:type="gramEnd"/>
+          </w:p>
+        </w:tc>
+        <w:tc>
+          <w:tcPr>
+            <w:tcW w:w="3111" w:type="dxa"/>
+            <w:vAlign w:val="center"/>
+          </w:tcPr>
+          <w:p>
+            <w:pPr>
+              <w:spacing w:before="120" w:after="120" w:line="250" w:lineRule="atLeast"/>
+              <w:rPr>
+                <w:rFonts w:ascii="Times New Roman" w:eastAsia="Times New Roman" w:hAnsi="Times New Roman" w:cs="Times New Roman"/>
+                <w:color w:val="000000"/>
+                <w:sz w:val="24"/>
+                <w:szCs w:val="24"/>
+                <w:lang w:eastAsia="ru-RU"/>
+              </w:rPr>
+            </w:pPr>
+            <w:r>
+              <w:rPr>
+                <w:rFonts w:ascii="Times New Roman" w:eastAsia="Times New Roman" w:hAnsi="Times New Roman" w:cs="Times New Roman"/>
+                <w:bCs/>
+                <w:color w:val="000000"/>
+                <w:sz w:val="28"/>
+                <w:szCs w:val="28"/>
+                <w:lang w:val="en-US" w:eastAsia="ru-RU"/>
+              </w:rPr>
+              <w:t xml:space="preserve">Dishes – </w:t>
+            </w:r>
+            <w:proofErr w:type="spellStart"/>
+            <w:r>
+              <w:rPr>
+                <w:rFonts w:ascii="Times New Roman" w:eastAsia="Times New Roman" w:hAnsi="Times New Roman" w:cs="Times New Roman"/>
+                <w:bCs/>
+                <w:color w:val="000000"/>
+                <w:sz w:val="28"/>
+                <w:szCs w:val="28"/>
+                <w:lang w:val="en-US" w:eastAsia="ru-RU"/>
+              </w:rPr>
+              <w:t>Dishes_comps</w:t>
+            </w:r>
+            <w:proofErr w:type="spellEnd"/>
+          </w:p>
+        </w:tc>
+        <w:tc>
+          <w:tcPr>
+            <w:tcW w:w="3828" w:type="dxa"/>
             <w:vMerge/>
+            <w:vAlign w:val="center"/>
           </w:tcPr>
           <w:p>
             <w:pPr>
@@ -4208,7 +4445,8 @@
       <w:tr>
         <w:tc>
           <w:tcPr>
-            <w:tcW w:w="941" w:type="dxa"/>
+            <w:tcW w:w="562" w:type="dxa"/>
+            <w:vAlign w:val="center"/>
           </w:tcPr>
           <w:p>
             <w:pPr>
@@ -4224,9 +4462,10 @@
             <w:r>
               <w:rPr>
                 <w:rFonts w:ascii="Times New Roman" w:eastAsia="Times New Roman" w:hAnsi="Times New Roman" w:cs="Times New Roman"/>
-                <w:color w:val="000000"/>
-                <w:sz w:val="24"/>
-                <w:szCs w:val="24"/>
+                <w:bCs/>
+                <w:color w:val="000000"/>
+                <w:sz w:val="28"/>
+                <w:szCs w:val="28"/>
                 <w:lang w:val="en-US" w:eastAsia="ru-RU"/>
               </w:rPr>
               <w:t>3</w:t>
@@ -4235,81 +4474,99 @@
         </w:tc>
         <w:tc>
           <w:tcPr>
-            <w:tcW w:w="1822" w:type="dxa"/>
-          </w:tcPr>
-          <w:p>
-            <w:pPr>
-              <w:spacing w:before="120" w:after="120" w:line="250" w:lineRule="atLeast"/>
-              <w:rPr>
-                <w:rFonts w:ascii="Times New Roman" w:eastAsia="Times New Roman" w:hAnsi="Times New Roman" w:cs="Times New Roman"/>
-                <w:color w:val="000000"/>
-                <w:sz w:val="24"/>
-                <w:szCs w:val="24"/>
-                <w:lang w:eastAsia="ru-RU"/>
-              </w:rPr>
-            </w:pPr>
-            <w:r>
-              <w:rPr>
-                <w:rFonts w:ascii="Times New Roman" w:eastAsia="Times New Roman" w:hAnsi="Times New Roman" w:cs="Times New Roman"/>
-                <w:color w:val="000000"/>
-                <w:sz w:val="24"/>
-                <w:szCs w:val="24"/>
-                <w:lang w:eastAsia="ru-RU"/>
-              </w:rPr>
-              <w:t>1..N</w:t>
-            </w:r>
-          </w:p>
-        </w:tc>
-        <w:tc>
-          <w:tcPr>
-            <w:tcW w:w="2902" w:type="dxa"/>
-          </w:tcPr>
-          <w:p>
-            <w:pPr>
-              <w:spacing w:before="120" w:after="120" w:line="250" w:lineRule="atLeast"/>
-              <w:rPr>
-                <w:rFonts w:ascii="Times New Roman" w:eastAsia="Times New Roman" w:hAnsi="Times New Roman" w:cs="Times New Roman"/>
-                <w:color w:val="000000"/>
-                <w:sz w:val="24"/>
-                <w:szCs w:val="24"/>
-                <w:lang w:eastAsia="ru-RU"/>
-              </w:rPr>
-            </w:pPr>
-            <w:r>
-              <w:rPr>
-                <w:rFonts w:ascii="Times New Roman" w:eastAsia="Times New Roman" w:hAnsi="Times New Roman" w:cs="Times New Roman"/>
-                <w:color w:val="000000"/>
-                <w:sz w:val="24"/>
-                <w:szCs w:val="24"/>
-                <w:lang w:eastAsia="ru-RU"/>
-              </w:rPr>
-              <w:t>Блюда – Заказы</w:t>
-            </w:r>
-          </w:p>
-        </w:tc>
-        <w:tc>
-          <w:tcPr>
-            <w:tcW w:w="4097" w:type="dxa"/>
-          </w:tcPr>
-          <w:p>
-            <w:pPr>
-              <w:spacing w:before="120" w:after="120" w:line="250" w:lineRule="atLeast"/>
-              <w:rPr>
-                <w:rFonts w:ascii="Times New Roman" w:eastAsia="Times New Roman" w:hAnsi="Times New Roman" w:cs="Times New Roman"/>
-                <w:color w:val="000000"/>
-                <w:sz w:val="24"/>
-                <w:szCs w:val="24"/>
-                <w:lang w:eastAsia="ru-RU"/>
-              </w:rPr>
-            </w:pPr>
-            <w:r>
-              <w:rPr>
+            <w:tcW w:w="1425" w:type="dxa"/>
+            <w:vAlign w:val="center"/>
+          </w:tcPr>
+          <w:p>
+            <w:pPr>
+              <w:spacing w:before="120" w:after="120" w:line="250" w:lineRule="atLeast"/>
+              <w:rPr>
+                <w:rFonts w:ascii="Times New Roman" w:eastAsia="Times New Roman" w:hAnsi="Times New Roman" w:cs="Times New Roman"/>
+                <w:color w:val="000000"/>
+                <w:sz w:val="24"/>
+                <w:szCs w:val="24"/>
+                <w:lang w:eastAsia="ru-RU"/>
+              </w:rPr>
+            </w:pPr>
+            <w:r>
+              <w:rPr>
+                <w:rFonts w:ascii="Times New Roman" w:eastAsia="Times New Roman" w:hAnsi="Times New Roman" w:cs="Times New Roman"/>
                 <w:bCs/>
                 <w:color w:val="000000"/>
-                <w:szCs w:val="20"/>
-                <w:shd w:val="clear" w:color="auto" w:fill="FFFFFF"/>
-              </w:rPr>
-              <w:t>Одно блюдо может использоваться в разных заказах</w:t>
+                <w:sz w:val="28"/>
+                <w:szCs w:val="28"/>
+                <w:lang w:val="en-US" w:eastAsia="ru-RU"/>
+              </w:rPr>
+              <w:t>N:</w:t>
+            </w:r>
+            <w:r>
+              <w:rPr>
+                <w:rFonts w:ascii="Times New Roman" w:eastAsia="Times New Roman" w:hAnsi="Times New Roman" w:cs="Times New Roman"/>
+                <w:bCs/>
+                <w:color w:val="000000"/>
+                <w:sz w:val="28"/>
+                <w:szCs w:val="28"/>
+                <w:lang w:val="en-US" w:eastAsia="ru-RU"/>
+              </w:rPr>
+              <w:t>M</w:t>
+            </w:r>
+          </w:p>
+        </w:tc>
+        <w:tc>
+          <w:tcPr>
+            <w:tcW w:w="3111" w:type="dxa"/>
+            <w:vAlign w:val="center"/>
+          </w:tcPr>
+          <w:p>
+            <w:pPr>
+              <w:spacing w:before="120" w:after="120" w:line="250" w:lineRule="atLeast"/>
+              <w:rPr>
+                <w:rFonts w:ascii="Times New Roman" w:eastAsia="Times New Roman" w:hAnsi="Times New Roman" w:cs="Times New Roman"/>
+                <w:color w:val="000000"/>
+                <w:sz w:val="24"/>
+                <w:szCs w:val="24"/>
+                <w:lang w:eastAsia="ru-RU"/>
+              </w:rPr>
+            </w:pPr>
+            <w:r>
+              <w:rPr>
+                <w:rFonts w:ascii="Times New Roman" w:eastAsia="Times New Roman" w:hAnsi="Times New Roman" w:cs="Times New Roman"/>
+                <w:bCs/>
+                <w:color w:val="000000"/>
+                <w:sz w:val="28"/>
+                <w:szCs w:val="28"/>
+                <w:lang w:val="en-US" w:eastAsia="ru-RU"/>
+              </w:rPr>
+              <w:t>Orders – Dishes</w:t>
+            </w:r>
+          </w:p>
+        </w:tc>
+        <w:tc>
+          <w:tcPr>
+            <w:tcW w:w="3828" w:type="dxa"/>
+            <w:vAlign w:val="center"/>
+          </w:tcPr>
+          <w:p>
+            <w:pPr>
+              <w:spacing w:before="120" w:after="120" w:line="250" w:lineRule="atLeast"/>
+              <w:rPr>
+                <w:rFonts w:ascii="Times New Roman" w:eastAsia="Times New Roman" w:hAnsi="Times New Roman" w:cs="Times New Roman"/>
+                <w:color w:val="000000"/>
+                <w:sz w:val="24"/>
+                <w:szCs w:val="24"/>
+                <w:lang w:eastAsia="ru-RU"/>
+              </w:rPr>
+            </w:pPr>
+            <w:r>
+              <w:rPr>
+                <w:rFonts w:ascii="Times New Roman" w:eastAsia="Times New Roman" w:hAnsi="Times New Roman" w:cs="Times New Roman"/>
+                <w:bCs/>
+                <w:color w:val="000000"/>
+                <w:sz w:val="28"/>
+                <w:szCs w:val="28"/>
+                <w:lang w:eastAsia="ru-RU"/>
+              </w:rPr>
+              <w:t>Одно блюдо может использоваться в разных заказах, несколько раз в одном заказе. В одном заказе может быть несколько блюд.</w:t>
             </w:r>
           </w:p>
         </w:tc>
@@ -4317,7 +4574,8 @@
       <w:tr>
         <w:tc>
           <w:tcPr>
-            <w:tcW w:w="941" w:type="dxa"/>
+            <w:tcW w:w="562" w:type="dxa"/>
+            <w:vAlign w:val="center"/>
           </w:tcPr>
           <w:p>
             <w:pPr>
@@ -4333,9 +4591,10 @@
             <w:r>
               <w:rPr>
                 <w:rFonts w:ascii="Times New Roman" w:eastAsia="Times New Roman" w:hAnsi="Times New Roman" w:cs="Times New Roman"/>
-                <w:color w:val="000000"/>
-                <w:sz w:val="24"/>
-                <w:szCs w:val="24"/>
+                <w:bCs/>
+                <w:color w:val="000000"/>
+                <w:sz w:val="28"/>
+                <w:szCs w:val="28"/>
                 <w:lang w:val="en-US" w:eastAsia="ru-RU"/>
               </w:rPr>
               <w:t>4</w:t>
@@ -4344,7 +4603,8 @@
         </w:tc>
         <w:tc>
           <w:tcPr>
-            <w:tcW w:w="1822" w:type="dxa"/>
+            <w:tcW w:w="1425" w:type="dxa"/>
+            <w:vAlign w:val="center"/>
           </w:tcPr>
           <w:p>
             <w:pPr>
@@ -4357,68 +4617,87 @@
                 <w:lang w:val="en-US" w:eastAsia="ru-RU"/>
               </w:rPr>
             </w:pPr>
-            <w:r>
-              <w:rPr>
-                <w:rFonts w:ascii="Times New Roman" w:eastAsia="Times New Roman" w:hAnsi="Times New Roman" w:cs="Times New Roman"/>
-                <w:color w:val="000000"/>
-                <w:sz w:val="24"/>
-                <w:szCs w:val="24"/>
-                <w:lang w:eastAsia="ru-RU"/>
-              </w:rPr>
-              <w:t>1..N</w:t>
-            </w:r>
-          </w:p>
-        </w:tc>
-        <w:tc>
-          <w:tcPr>
-            <w:tcW w:w="2902" w:type="dxa"/>
-          </w:tcPr>
-          <w:p>
-            <w:pPr>
-              <w:spacing w:before="120" w:after="120" w:line="250" w:lineRule="atLeast"/>
-              <w:rPr>
-                <w:rFonts w:ascii="Times New Roman" w:eastAsia="Times New Roman" w:hAnsi="Times New Roman" w:cs="Times New Roman"/>
-                <w:color w:val="000000"/>
-                <w:sz w:val="24"/>
-                <w:szCs w:val="24"/>
-                <w:lang w:eastAsia="ru-RU"/>
-              </w:rPr>
-            </w:pPr>
-            <w:r>
-              <w:rPr>
-                <w:rFonts w:ascii="Times New Roman" w:eastAsia="Times New Roman" w:hAnsi="Times New Roman" w:cs="Times New Roman"/>
-                <w:color w:val="000000"/>
-                <w:sz w:val="24"/>
-                <w:szCs w:val="24"/>
-                <w:lang w:eastAsia="ru-RU"/>
-              </w:rPr>
-              <w:t>Столы – Заказы</w:t>
-            </w:r>
-          </w:p>
-        </w:tc>
-        <w:tc>
-          <w:tcPr>
-            <w:tcW w:w="4097" w:type="dxa"/>
-          </w:tcPr>
-          <w:p>
-            <w:pPr>
-              <w:spacing w:before="120" w:after="120" w:line="250" w:lineRule="atLeast"/>
-              <w:rPr>
-                <w:rFonts w:ascii="Times New Roman" w:eastAsia="Times New Roman" w:hAnsi="Times New Roman" w:cs="Times New Roman"/>
-                <w:color w:val="000000"/>
-                <w:sz w:val="24"/>
-                <w:szCs w:val="24"/>
-                <w:lang w:eastAsia="ru-RU"/>
-              </w:rPr>
-            </w:pPr>
-            <w:r>
-              <w:rPr>
+            <w:proofErr w:type="gramStart"/>
+            <w:r>
+              <w:rPr>
+                <w:rFonts w:ascii="Times New Roman" w:eastAsia="Times New Roman" w:hAnsi="Times New Roman" w:cs="Times New Roman"/>
                 <w:bCs/>
                 <w:color w:val="000000"/>
-                <w:szCs w:val="20"/>
-                <w:shd w:val="clear" w:color="auto" w:fill="FFFFFF"/>
-              </w:rPr>
-              <w:t>На один стол может быть заказано несколько блюд</w:t>
+                <w:sz w:val="28"/>
+                <w:szCs w:val="28"/>
+                <w:lang w:eastAsia="ru-RU"/>
+              </w:rPr>
+              <w:t>1</w:t>
+            </w:r>
+            <w:r>
+              <w:rPr>
+                <w:rFonts w:ascii="Times New Roman" w:eastAsia="Times New Roman" w:hAnsi="Times New Roman" w:cs="Times New Roman"/>
+                <w:bCs/>
+                <w:color w:val="000000"/>
+                <w:sz w:val="28"/>
+                <w:szCs w:val="28"/>
+                <w:lang w:val="en-US" w:eastAsia="ru-RU"/>
+              </w:rPr>
+              <w:t>:N</w:t>
+            </w:r>
+            <w:proofErr w:type="gramEnd"/>
+          </w:p>
+        </w:tc>
+        <w:tc>
+          <w:tcPr>
+            <w:tcW w:w="3111" w:type="dxa"/>
+            <w:vAlign w:val="center"/>
+          </w:tcPr>
+          <w:p>
+            <w:pPr>
+              <w:spacing w:before="120" w:after="120" w:line="250" w:lineRule="atLeast"/>
+              <w:rPr>
+                <w:rFonts w:ascii="Times New Roman" w:eastAsia="Times New Roman" w:hAnsi="Times New Roman" w:cs="Times New Roman"/>
+                <w:color w:val="000000"/>
+                <w:sz w:val="24"/>
+                <w:szCs w:val="24"/>
+                <w:lang w:eastAsia="ru-RU"/>
+              </w:rPr>
+            </w:pPr>
+            <w:r>
+              <w:rPr>
+                <w:rFonts w:ascii="Times New Roman" w:eastAsia="Times New Roman" w:hAnsi="Times New Roman" w:cs="Times New Roman"/>
+                <w:bCs/>
+                <w:color w:val="000000"/>
+                <w:sz w:val="28"/>
+                <w:szCs w:val="28"/>
+                <w:lang w:val="en-US" w:eastAsia="ru-RU"/>
+              </w:rPr>
+              <w:t>Tables – Orders</w:t>
+            </w:r>
+          </w:p>
+        </w:tc>
+        <w:tc>
+          <w:tcPr>
+            <w:tcW w:w="3828" w:type="dxa"/>
+            <w:vAlign w:val="center"/>
+          </w:tcPr>
+          <w:p>
+            <w:pPr>
+              <w:spacing w:before="120" w:after="120" w:line="250" w:lineRule="atLeast"/>
+              <w:rPr>
+                <w:rFonts w:ascii="Times New Roman" w:eastAsia="Times New Roman" w:hAnsi="Times New Roman" w:cs="Times New Roman"/>
+                <w:color w:val="000000"/>
+                <w:sz w:val="24"/>
+                <w:szCs w:val="24"/>
+                <w:lang w:eastAsia="ru-RU"/>
+              </w:rPr>
+            </w:pPr>
+            <w:r>
+              <w:rPr>
+                <w:rFonts w:ascii="Times New Roman" w:eastAsia="Times New Roman" w:hAnsi="Times New Roman" w:cs="Times New Roman"/>
+                <w:bCs/>
+                <w:color w:val="000000"/>
+                <w:sz w:val="28"/>
+                <w:szCs w:val="28"/>
+                <w:lang w:eastAsia="ru-RU"/>
+              </w:rPr>
+              <w:t>На один стол может быть сделано несколько заказов.</w:t>
             </w:r>
           </w:p>
         </w:tc>
@@ -4426,26 +4705,28 @@
       <w:tr>
         <w:tc>
           <w:tcPr>
-            <w:tcW w:w="941" w:type="dxa"/>
-          </w:tcPr>
-          <w:p>
-            <w:pPr>
-              <w:spacing w:before="120" w:after="120" w:line="250" w:lineRule="atLeast"/>
-              <w:rPr>
-                <w:rFonts w:ascii="Times New Roman" w:eastAsia="Times New Roman" w:hAnsi="Times New Roman" w:cs="Times New Roman"/>
-                <w:color w:val="000000"/>
-                <w:sz w:val="24"/>
-                <w:szCs w:val="24"/>
-                <w:lang w:eastAsia="ru-RU"/>
-              </w:rPr>
-            </w:pPr>
-            <w:r>
-              <w:rPr>
-                <w:rFonts w:ascii="Times New Roman" w:eastAsia="Times New Roman" w:hAnsi="Times New Roman" w:cs="Times New Roman"/>
-                <w:color w:val="000000"/>
-                <w:sz w:val="24"/>
-                <w:szCs w:val="24"/>
-                <w:lang w:eastAsia="ru-RU"/>
+            <w:tcW w:w="562" w:type="dxa"/>
+            <w:vAlign w:val="center"/>
+          </w:tcPr>
+          <w:p>
+            <w:pPr>
+              <w:spacing w:before="120" w:after="120" w:line="250" w:lineRule="atLeast"/>
+              <w:rPr>
+                <w:rFonts w:ascii="Times New Roman" w:eastAsia="Times New Roman" w:hAnsi="Times New Roman" w:cs="Times New Roman"/>
+                <w:color w:val="000000"/>
+                <w:sz w:val="24"/>
+                <w:szCs w:val="24"/>
+                <w:lang w:eastAsia="ru-RU"/>
+              </w:rPr>
+            </w:pPr>
+            <w:r>
+              <w:rPr>
+                <w:rFonts w:ascii="Times New Roman" w:eastAsia="Times New Roman" w:hAnsi="Times New Roman" w:cs="Times New Roman"/>
+                <w:bCs/>
+                <w:color w:val="000000"/>
+                <w:sz w:val="28"/>
+                <w:szCs w:val="28"/>
+                <w:lang w:val="en-US" w:eastAsia="ru-RU"/>
               </w:rPr>
               <w:t>5</w:t>
             </w:r>
@@ -4453,81 +4734,90 @@
         </w:tc>
         <w:tc>
           <w:tcPr>
-            <w:tcW w:w="1822" w:type="dxa"/>
-          </w:tcPr>
-          <w:p>
-            <w:pPr>
-              <w:spacing w:before="120" w:after="120" w:line="250" w:lineRule="atLeast"/>
-              <w:rPr>
-                <w:rFonts w:ascii="Times New Roman" w:eastAsia="Times New Roman" w:hAnsi="Times New Roman" w:cs="Times New Roman"/>
-                <w:color w:val="000000"/>
-                <w:sz w:val="24"/>
-                <w:szCs w:val="24"/>
-                <w:lang w:eastAsia="ru-RU"/>
-              </w:rPr>
-            </w:pPr>
-            <w:r>
-              <w:rPr>
-                <w:rFonts w:ascii="Times New Roman" w:eastAsia="Times New Roman" w:hAnsi="Times New Roman" w:cs="Times New Roman"/>
-                <w:color w:val="000000"/>
-                <w:sz w:val="24"/>
-                <w:szCs w:val="24"/>
-                <w:lang w:eastAsia="ru-RU"/>
-              </w:rPr>
-              <w:t>1..N</w:t>
-            </w:r>
-          </w:p>
-        </w:tc>
-        <w:tc>
-          <w:tcPr>
-            <w:tcW w:w="2902" w:type="dxa"/>
-          </w:tcPr>
-          <w:p>
-            <w:pPr>
-              <w:spacing w:before="120" w:after="120" w:line="250" w:lineRule="atLeast"/>
-              <w:rPr>
-                <w:rFonts w:ascii="Times New Roman" w:eastAsia="Times New Roman" w:hAnsi="Times New Roman" w:cs="Times New Roman"/>
-                <w:color w:val="000000"/>
-                <w:sz w:val="24"/>
-                <w:szCs w:val="24"/>
-                <w:lang w:eastAsia="ru-RU"/>
-              </w:rPr>
-            </w:pPr>
-            <w:r>
-              <w:rPr>
-                <w:rFonts w:ascii="Times New Roman" w:eastAsia="Times New Roman" w:hAnsi="Times New Roman" w:cs="Times New Roman"/>
-                <w:color w:val="000000"/>
-                <w:sz w:val="24"/>
-                <w:szCs w:val="24"/>
-                <w:lang w:eastAsia="ru-RU"/>
-              </w:rPr>
-              <w:t>Сотрудники – Заказы</w:t>
-            </w:r>
-          </w:p>
-        </w:tc>
-        <w:tc>
-          <w:tcPr>
-            <w:tcW w:w="4097" w:type="dxa"/>
-          </w:tcPr>
-          <w:p>
-            <w:pPr>
-              <w:spacing w:before="120" w:after="120" w:line="250" w:lineRule="atLeast"/>
-              <w:rPr>
-                <w:rFonts w:ascii="Times New Roman" w:eastAsia="Times New Roman" w:hAnsi="Times New Roman" w:cs="Times New Roman"/>
-                <w:color w:val="000000"/>
-                <w:sz w:val="24"/>
-                <w:szCs w:val="24"/>
-                <w:lang w:eastAsia="ru-RU"/>
-              </w:rPr>
-            </w:pPr>
-            <w:r>
-              <w:rPr>
+            <w:tcW w:w="1425" w:type="dxa"/>
+            <w:vAlign w:val="center"/>
+          </w:tcPr>
+          <w:p>
+            <w:pPr>
+              <w:spacing w:before="120" w:after="120" w:line="250" w:lineRule="atLeast"/>
+              <w:rPr>
+                <w:rFonts w:ascii="Times New Roman" w:eastAsia="Times New Roman" w:hAnsi="Times New Roman" w:cs="Times New Roman"/>
+                <w:color w:val="000000"/>
+                <w:sz w:val="24"/>
+                <w:szCs w:val="24"/>
+                <w:lang w:eastAsia="ru-RU"/>
+              </w:rPr>
+            </w:pPr>
+            <w:proofErr w:type="gramStart"/>
+            <w:r>
+              <w:rPr>
+                <w:rFonts w:ascii="Times New Roman" w:eastAsia="Times New Roman" w:hAnsi="Times New Roman" w:cs="Times New Roman"/>
                 <w:bCs/>
                 <w:color w:val="000000"/>
-                <w:szCs w:val="20"/>
-                <w:shd w:val="clear" w:color="auto" w:fill="FFFFFF"/>
-              </w:rPr>
-              <w:t>Один официант относит блюда с заказов на несколько столов</w:t>
+                <w:sz w:val="28"/>
+                <w:szCs w:val="28"/>
+                <w:lang w:val="en-US" w:eastAsia="ru-RU"/>
+              </w:rPr>
+              <w:t>1:N</w:t>
+            </w:r>
+            <w:proofErr w:type="gramEnd"/>
+          </w:p>
+        </w:tc>
+        <w:tc>
+          <w:tcPr>
+            <w:tcW w:w="3111" w:type="dxa"/>
+            <w:vAlign w:val="center"/>
+          </w:tcPr>
+          <w:p>
+            <w:pPr>
+              <w:spacing w:before="120" w:after="120" w:line="250" w:lineRule="atLeast"/>
+              <w:rPr>
+                <w:rFonts w:ascii="Times New Roman" w:eastAsia="Times New Roman" w:hAnsi="Times New Roman" w:cs="Times New Roman"/>
+                <w:color w:val="000000"/>
+                <w:sz w:val="24"/>
+                <w:szCs w:val="24"/>
+                <w:lang w:eastAsia="ru-RU"/>
+              </w:rPr>
+            </w:pPr>
+            <w:r>
+              <w:rPr>
+                <w:rFonts w:ascii="Times New Roman" w:eastAsia="Times New Roman" w:hAnsi="Times New Roman" w:cs="Times New Roman"/>
+                <w:bCs/>
+                <w:color w:val="000000"/>
+                <w:sz w:val="28"/>
+                <w:szCs w:val="28"/>
+                <w:lang w:val="en-US" w:eastAsia="ru-RU"/>
+              </w:rPr>
+              <w:t>Employees – Orders</w:t>
+            </w:r>
+          </w:p>
+        </w:tc>
+        <w:tc>
+          <w:tcPr>
+            <w:tcW w:w="3828" w:type="dxa"/>
+            <w:vAlign w:val="center"/>
+          </w:tcPr>
+          <w:p>
+            <w:pPr>
+              <w:spacing w:before="120" w:after="120" w:line="250" w:lineRule="atLeast"/>
+              <w:rPr>
+                <w:rFonts w:ascii="Times New Roman" w:eastAsia="Times New Roman" w:hAnsi="Times New Roman" w:cs="Times New Roman"/>
+                <w:color w:val="000000"/>
+                <w:sz w:val="24"/>
+                <w:szCs w:val="24"/>
+                <w:lang w:eastAsia="ru-RU"/>
+              </w:rPr>
+            </w:pPr>
+            <w:r>
+              <w:rPr>
+                <w:rFonts w:ascii="Times New Roman" w:eastAsia="Times New Roman" w:hAnsi="Times New Roman" w:cs="Times New Roman"/>
+                <w:bCs/>
+                <w:color w:val="000000"/>
+                <w:sz w:val="28"/>
+                <w:szCs w:val="28"/>
+                <w:lang w:eastAsia="ru-RU"/>
+              </w:rPr>
+              <w:t>Один официант работает с несколькими заказами.</w:t>
             </w:r>
           </w:p>
         </w:tc>
@@ -4544,6 +4834,447 @@
           <w:lang w:eastAsia="ru-RU"/>
         </w:rPr>
       </w:pPr>
+    </w:p>
+    <w:p>
+      <w:pPr>
+        <w:spacing w:after="0" w:line="240" w:lineRule="auto"/>
+        <w:jc w:val="center"/>
+        <w:rPr>
+          <w:rFonts w:ascii="Times New Roman" w:eastAsia="Times New Roman" w:hAnsi="Times New Roman" w:cs="Times New Roman"/>
+          <w:color w:val="000000"/>
+          <w:sz w:val="28"/>
+          <w:szCs w:val="28"/>
+          <w:lang w:eastAsia="ru-RU"/>
+        </w:rPr>
+      </w:pPr>
+      <w:r>
+        <w:rPr>
+          <w:rFonts w:ascii="Times New Roman" w:eastAsia="Times New Roman" w:hAnsi="Times New Roman" w:cs="Times New Roman"/>
+          <w:noProof/>
+          <w:color w:val="000000"/>
+          <w:sz w:val="28"/>
+          <w:szCs w:val="28"/>
+          <w:lang w:eastAsia="ru-RU"/>
+        </w:rPr>
+        <w:drawing>
+          <wp:inline distT="0" distB="0" distL="0" distR="0" wp14:anchorId="06D97ACB" wp14:editId="6048792A">
+            <wp:extent cx="5940425" cy="3347085"/>
+            <wp:effectExtent l="0" t="0" r="3175" b="5715"/>
+            <wp:docPr id="3" name="Рисунок 3"/>
+            <wp:cNvGraphicFramePr>
+              <a:graphicFrameLocks xmlns:a="http://schemas.openxmlformats.org/drawingml/2006/main" noChangeAspect="1"/>
+            </wp:cNvGraphicFramePr>
+            <a:graphic xmlns:a="http://schemas.openxmlformats.org/drawingml/2006/main">
+              <a:graphicData uri="http://schemas.openxmlformats.org/drawingml/2006/picture">
+                <pic:pic xmlns:pic="http://schemas.openxmlformats.org/drawingml/2006/picture">
+                  <pic:nvPicPr>
+                    <pic:cNvPr id="1" name=""/>
+                    <pic:cNvPicPr/>
+                  </pic:nvPicPr>
+                  <pic:blipFill>
+                    <a:blip r:embed="rId6"/>
+                    <a:stretch>
+                      <a:fillRect/>
+                    </a:stretch>
+                  </pic:blipFill>
+                  <pic:spPr>
+                    <a:xfrm>
+                      <a:off x="0" y="0"/>
+                      <a:ext cx="5940425" cy="3347085"/>
+                    </a:xfrm>
+                    <a:prstGeom prst="rect">
+                      <a:avLst/>
+                    </a:prstGeom>
+                  </pic:spPr>
+                </pic:pic>
+              </a:graphicData>
+            </a:graphic>
+          </wp:inline>
+        </w:drawing>
+      </w:r>
+    </w:p>
+    <w:p>
+      <w:pPr>
+        <w:spacing w:after="0" w:line="240" w:lineRule="auto"/>
+        <w:jc w:val="center"/>
+        <w:rPr>
+          <w:rFonts w:ascii="Times New Roman" w:eastAsia="Times New Roman" w:hAnsi="Times New Roman" w:cs="Times New Roman"/>
+          <w:color w:val="000000"/>
+          <w:sz w:val="28"/>
+          <w:szCs w:val="28"/>
+          <w:lang w:eastAsia="ru-RU"/>
+        </w:rPr>
+      </w:pPr>
+      <w:r>
+        <w:rPr>
+          <w:rFonts w:ascii="Times New Roman" w:eastAsia="Times New Roman" w:hAnsi="Times New Roman" w:cs="Times New Roman"/>
+          <w:color w:val="000000"/>
+          <w:sz w:val="28"/>
+          <w:szCs w:val="28"/>
+          <w:lang w:eastAsia="ru-RU"/>
+        </w:rPr>
+        <w:t xml:space="preserve">Рисунок </w:t>
+      </w:r>
+      <w:r>
+        <w:rPr>
+          <w:rFonts w:ascii="Times New Roman" w:eastAsia="Times New Roman" w:hAnsi="Times New Roman" w:cs="Times New Roman"/>
+          <w:color w:val="000000"/>
+          <w:sz w:val="28"/>
+          <w:szCs w:val="28"/>
+          <w:lang w:val="en-US" w:eastAsia="ru-RU"/>
+        </w:rPr>
+        <w:t>2</w:t>
+      </w:r>
+      <w:r>
+        <w:rPr>
+          <w:rFonts w:ascii="Times New Roman" w:eastAsia="Times New Roman" w:hAnsi="Times New Roman" w:cs="Times New Roman"/>
+          <w:color w:val="000000"/>
+          <w:sz w:val="28"/>
+          <w:szCs w:val="28"/>
+          <w:lang w:eastAsia="ru-RU"/>
+        </w:rPr>
+        <w:t xml:space="preserve"> – Исходные отношения</w:t>
+      </w:r>
+    </w:p>
+    <w:p>
+      <w:pPr>
+        <w:spacing w:after="0" w:line="240" w:lineRule="auto"/>
+        <w:jc w:val="center"/>
+        <w:rPr>
+          <w:rFonts w:ascii="Times New Roman" w:eastAsia="Times New Roman" w:hAnsi="Times New Roman" w:cs="Times New Roman"/>
+          <w:color w:val="000000"/>
+          <w:sz w:val="28"/>
+          <w:szCs w:val="28"/>
+          <w:lang w:eastAsia="ru-RU"/>
+        </w:rPr>
+      </w:pPr>
+    </w:p>
+    <w:p>
+      <w:pPr>
+        <w:spacing w:after="0" w:line="240" w:lineRule="auto"/>
+        <w:jc w:val="center"/>
+        <w:rPr>
+          <w:rFonts w:ascii="Times New Roman" w:eastAsia="Times New Roman" w:hAnsi="Times New Roman" w:cs="Times New Roman"/>
+          <w:color w:val="000000"/>
+          <w:sz w:val="28"/>
+          <w:szCs w:val="28"/>
+          <w:lang w:eastAsia="ru-RU"/>
+        </w:rPr>
+      </w:pPr>
+      <w:r>
+        <w:rPr>
+          <w:rFonts w:ascii="Times New Roman" w:eastAsia="Times New Roman" w:hAnsi="Times New Roman" w:cs="Times New Roman"/>
+          <w:noProof/>
+          <w:color w:val="000000"/>
+          <w:sz w:val="28"/>
+          <w:szCs w:val="28"/>
+          <w:lang w:eastAsia="ru-RU"/>
+        </w:rPr>
+        <w:lastRenderedPageBreak/>
+        <w:drawing>
+          <wp:inline distT="0" distB="0" distL="0" distR="0" wp14:anchorId="575D1BAB" wp14:editId="29FB600A">
+            <wp:extent cx="5934075" cy="2771775"/>
+            <wp:effectExtent l="0" t="0" r="9525" b="9525"/>
+            <wp:docPr id="5" name="Рисунок 5"/>
+            <wp:cNvGraphicFramePr>
+              <a:graphicFrameLocks xmlns:a="http://schemas.openxmlformats.org/drawingml/2006/main" noChangeAspect="1"/>
+            </wp:cNvGraphicFramePr>
+            <a:graphic xmlns:a="http://schemas.openxmlformats.org/drawingml/2006/main">
+              <a:graphicData uri="http://schemas.openxmlformats.org/drawingml/2006/picture">
+                <pic:pic xmlns:pic="http://schemas.openxmlformats.org/drawingml/2006/picture">
+                  <pic:nvPicPr>
+                    <pic:cNvPr id="0" name="Picture 1"/>
+                    <pic:cNvPicPr>
+                      <a:picLocks noChangeAspect="1" noChangeArrowheads="1"/>
+                    </pic:cNvPicPr>
+                  </pic:nvPicPr>
+                  <pic:blipFill rotWithShape="1">
+                    <a:blip r:embed="rId7">
+                      <a:extLst>
+                        <a:ext uri="{28A0092B-C50C-407E-A947-70E740481C1C}">
+                          <a14:useLocalDpi xmlns:a14="http://schemas.microsoft.com/office/drawing/2010/main" val="0"/>
+                        </a:ext>
+                      </a:extLst>
+                    </a:blip>
+                    <a:srcRect b="25954"/>
+                    <a:stretch/>
+                  </pic:blipFill>
+                  <pic:spPr bwMode="auto">
+                    <a:xfrm>
+                      <a:off x="0" y="0"/>
+                      <a:ext cx="5934075" cy="2771775"/>
+                    </a:xfrm>
+                    <a:prstGeom prst="rect">
+                      <a:avLst/>
+                    </a:prstGeom>
+                    <a:noFill/>
+                    <a:ln>
+                      <a:noFill/>
+                    </a:ln>
+                    <a:extLst>
+                      <a:ext uri="{53640926-AAD7-44D8-BBD7-CCE9431645EC}">
+                        <a14:shadowObscured xmlns:a14="http://schemas.microsoft.com/office/drawing/2010/main"/>
+                      </a:ext>
+                    </a:extLst>
+                  </pic:spPr>
+                </pic:pic>
+              </a:graphicData>
+            </a:graphic>
+          </wp:inline>
+        </w:drawing>
+      </w:r>
+    </w:p>
+    <w:p>
+      <w:pPr>
+        <w:spacing w:after="0" w:line="240" w:lineRule="auto"/>
+        <w:jc w:val="center"/>
+        <w:rPr>
+          <w:rFonts w:ascii="Times New Roman" w:eastAsia="Times New Roman" w:hAnsi="Times New Roman" w:cs="Times New Roman"/>
+          <w:color w:val="000000"/>
+          <w:sz w:val="28"/>
+          <w:szCs w:val="28"/>
+          <w:lang w:eastAsia="ru-RU"/>
+        </w:rPr>
+      </w:pPr>
+      <w:r>
+        <w:rPr>
+          <w:rFonts w:ascii="Times New Roman" w:eastAsia="Times New Roman" w:hAnsi="Times New Roman" w:cs="Times New Roman"/>
+          <w:color w:val="000000"/>
+          <w:sz w:val="28"/>
+          <w:szCs w:val="28"/>
+          <w:lang w:eastAsia="ru-RU"/>
+        </w:rPr>
+        <w:t xml:space="preserve">Рисунок </w:t>
+      </w:r>
+      <w:r>
+        <w:rPr>
+          <w:rFonts w:ascii="Times New Roman" w:eastAsia="Times New Roman" w:hAnsi="Times New Roman" w:cs="Times New Roman"/>
+          <w:color w:val="000000"/>
+          <w:sz w:val="28"/>
+          <w:szCs w:val="28"/>
+          <w:lang w:eastAsia="ru-RU"/>
+        </w:rPr>
+        <w:t>3</w:t>
+      </w:r>
+      <w:r>
+        <w:rPr>
+          <w:rFonts w:ascii="Times New Roman" w:eastAsia="Times New Roman" w:hAnsi="Times New Roman" w:cs="Times New Roman"/>
+          <w:color w:val="000000"/>
+          <w:sz w:val="28"/>
+          <w:szCs w:val="28"/>
+          <w:lang w:eastAsia="ru-RU"/>
+        </w:rPr>
+        <w:t xml:space="preserve"> – Доведение атрибутов до атомарного состояния</w:t>
+      </w:r>
+    </w:p>
+    <w:p>
+      <w:pPr>
+        <w:spacing w:after="0" w:line="240" w:lineRule="auto"/>
+        <w:jc w:val="center"/>
+        <w:rPr>
+          <w:rFonts w:ascii="Times New Roman" w:eastAsia="Times New Roman" w:hAnsi="Times New Roman" w:cs="Times New Roman"/>
+          <w:color w:val="000000"/>
+          <w:sz w:val="28"/>
+          <w:szCs w:val="28"/>
+          <w:lang w:eastAsia="ru-RU"/>
+        </w:rPr>
+      </w:pPr>
+    </w:p>
+    <w:p>
+      <w:pPr>
+        <w:spacing w:after="0" w:line="240" w:lineRule="auto"/>
+        <w:jc w:val="center"/>
+        <w:rPr>
+          <w:rFonts w:ascii="Times New Roman" w:eastAsia="Times New Roman" w:hAnsi="Times New Roman" w:cs="Times New Roman"/>
+          <w:color w:val="000000"/>
+          <w:sz w:val="28"/>
+          <w:szCs w:val="28"/>
+          <w:lang w:eastAsia="ru-RU"/>
+        </w:rPr>
+      </w:pPr>
+      <w:r>
+        <w:rPr>
+          <w:rFonts w:ascii="Times New Roman" w:eastAsia="Times New Roman" w:hAnsi="Times New Roman" w:cs="Times New Roman"/>
+          <w:noProof/>
+          <w:color w:val="000000"/>
+          <w:sz w:val="28"/>
+          <w:szCs w:val="28"/>
+          <w:lang w:eastAsia="ru-RU"/>
+        </w:rPr>
+        <w:drawing>
+          <wp:inline distT="0" distB="0" distL="0" distR="0" wp14:anchorId="2BA02F35" wp14:editId="3B3FDA59">
+            <wp:extent cx="5940425" cy="3730625"/>
+            <wp:effectExtent l="0" t="0" r="3175" b="3175"/>
+            <wp:docPr id="6" name="Рисунок 6"/>
+            <wp:cNvGraphicFramePr>
+              <a:graphicFrameLocks xmlns:a="http://schemas.openxmlformats.org/drawingml/2006/main" noChangeAspect="1"/>
+            </wp:cNvGraphicFramePr>
+            <a:graphic xmlns:a="http://schemas.openxmlformats.org/drawingml/2006/main">
+              <a:graphicData uri="http://schemas.openxmlformats.org/drawingml/2006/picture">
+                <pic:pic xmlns:pic="http://schemas.openxmlformats.org/drawingml/2006/picture">
+                  <pic:nvPicPr>
+                    <pic:cNvPr id="1" name=""/>
+                    <pic:cNvPicPr/>
+                  </pic:nvPicPr>
+                  <pic:blipFill>
+                    <a:blip r:embed="rId8"/>
+                    <a:stretch>
+                      <a:fillRect/>
+                    </a:stretch>
+                  </pic:blipFill>
+                  <pic:spPr>
+                    <a:xfrm>
+                      <a:off x="0" y="0"/>
+                      <a:ext cx="5940425" cy="3730625"/>
+                    </a:xfrm>
+                    <a:prstGeom prst="rect">
+                      <a:avLst/>
+                    </a:prstGeom>
+                  </pic:spPr>
+                </pic:pic>
+              </a:graphicData>
+            </a:graphic>
+          </wp:inline>
+        </w:drawing>
+      </w:r>
+    </w:p>
+    <w:p>
+      <w:pPr>
+        <w:spacing w:after="0" w:line="240" w:lineRule="auto"/>
+        <w:jc w:val="center"/>
+        <w:rPr>
+          <w:rFonts w:ascii="Times New Roman" w:eastAsia="Times New Roman" w:hAnsi="Times New Roman" w:cs="Times New Roman"/>
+          <w:color w:val="000000"/>
+          <w:sz w:val="28"/>
+          <w:szCs w:val="28"/>
+          <w:lang w:eastAsia="ru-RU"/>
+        </w:rPr>
+      </w:pPr>
+      <w:r>
+        <w:rPr>
+          <w:rFonts w:ascii="Times New Roman" w:eastAsia="Times New Roman" w:hAnsi="Times New Roman" w:cs="Times New Roman"/>
+          <w:color w:val="000000"/>
+          <w:sz w:val="28"/>
+          <w:szCs w:val="28"/>
+          <w:lang w:eastAsia="ru-RU"/>
+        </w:rPr>
+        <w:t xml:space="preserve">Рисунок </w:t>
+      </w:r>
+      <w:r>
+        <w:rPr>
+          <w:rFonts w:ascii="Times New Roman" w:eastAsia="Times New Roman" w:hAnsi="Times New Roman" w:cs="Times New Roman"/>
+          <w:color w:val="000000"/>
+          <w:sz w:val="28"/>
+          <w:szCs w:val="28"/>
+          <w:lang w:eastAsia="ru-RU"/>
+        </w:rPr>
+        <w:t>4</w:t>
+      </w:r>
+      <w:r>
+        <w:rPr>
+          <w:rFonts w:ascii="Times New Roman" w:eastAsia="Times New Roman" w:hAnsi="Times New Roman" w:cs="Times New Roman"/>
+          <w:color w:val="000000"/>
+          <w:sz w:val="28"/>
+          <w:szCs w:val="28"/>
+          <w:lang w:eastAsia="ru-RU"/>
+        </w:rPr>
+        <w:t xml:space="preserve"> – Доведение атрибутов до атомарного состояния</w:t>
+      </w:r>
+    </w:p>
+    <w:p>
+      <w:pPr>
+        <w:spacing w:after="0" w:line="240" w:lineRule="auto"/>
+        <w:jc w:val="center"/>
+        <w:rPr>
+          <w:rFonts w:ascii="Times New Roman" w:eastAsia="Times New Roman" w:hAnsi="Times New Roman" w:cs="Times New Roman"/>
+          <w:color w:val="000000"/>
+          <w:sz w:val="28"/>
+          <w:szCs w:val="28"/>
+          <w:lang w:eastAsia="ru-RU"/>
+        </w:rPr>
+      </w:pPr>
+    </w:p>
+    <w:p>
+      <w:pPr>
+        <w:spacing w:after="0" w:line="240" w:lineRule="auto"/>
+        <w:jc w:val="center"/>
+        <w:rPr>
+          <w:rFonts w:ascii="Times New Roman" w:eastAsia="Times New Roman" w:hAnsi="Times New Roman" w:cs="Times New Roman"/>
+          <w:color w:val="000000"/>
+          <w:sz w:val="28"/>
+          <w:szCs w:val="28"/>
+          <w:lang w:eastAsia="ru-RU"/>
+        </w:rPr>
+      </w:pPr>
+      <w:r>
+        <w:rPr>
+          <w:rFonts w:ascii="Times New Roman" w:eastAsia="Times New Roman" w:hAnsi="Times New Roman" w:cs="Times New Roman"/>
+          <w:noProof/>
+          <w:color w:val="000000"/>
+          <w:sz w:val="28"/>
+          <w:szCs w:val="28"/>
+          <w:lang w:val="en-US" w:eastAsia="ru-RU"/>
+        </w:rPr>
+        <w:lastRenderedPageBreak/>
+        <w:drawing>
+          <wp:inline distT="0" distB="0" distL="0" distR="0" wp14:anchorId="1BA856DC" wp14:editId="2418F730">
+            <wp:extent cx="5940425" cy="5379720"/>
+            <wp:effectExtent l="0" t="0" r="3175" b="0"/>
+            <wp:docPr id="14" name="Рисунок 14"/>
+            <wp:cNvGraphicFramePr>
+              <a:graphicFrameLocks xmlns:a="http://schemas.openxmlformats.org/drawingml/2006/main" noChangeAspect="1"/>
+            </wp:cNvGraphicFramePr>
+            <a:graphic xmlns:a="http://schemas.openxmlformats.org/drawingml/2006/main">
+              <a:graphicData uri="http://schemas.openxmlformats.org/drawingml/2006/picture">
+                <pic:pic xmlns:pic="http://schemas.openxmlformats.org/drawingml/2006/picture">
+                  <pic:nvPicPr>
+                    <pic:cNvPr id="1" name=""/>
+                    <pic:cNvPicPr/>
+                  </pic:nvPicPr>
+                  <pic:blipFill>
+                    <a:blip r:embed="rId9"/>
+                    <a:stretch>
+                      <a:fillRect/>
+                    </a:stretch>
+                  </pic:blipFill>
+                  <pic:spPr>
+                    <a:xfrm>
+                      <a:off x="0" y="0"/>
+                      <a:ext cx="5940425" cy="5379720"/>
+                    </a:xfrm>
+                    <a:prstGeom prst="rect">
+                      <a:avLst/>
+                    </a:prstGeom>
+                  </pic:spPr>
+                </pic:pic>
+              </a:graphicData>
+            </a:graphic>
+          </wp:inline>
+        </w:drawing>
+      </w:r>
+    </w:p>
+    <w:p>
+      <w:pPr>
+        <w:spacing w:after="0" w:line="240" w:lineRule="auto"/>
+        <w:jc w:val="center"/>
+        <w:rPr>
+          <w:rFonts w:ascii="Times New Roman" w:eastAsia="Times New Roman" w:hAnsi="Times New Roman" w:cs="Times New Roman"/>
+          <w:color w:val="000000"/>
+          <w:sz w:val="28"/>
+          <w:szCs w:val="28"/>
+          <w:lang w:eastAsia="ru-RU"/>
+        </w:rPr>
+      </w:pPr>
+      <w:r>
+        <w:rPr>
+          <w:rFonts w:ascii="Times New Roman" w:eastAsia="Times New Roman" w:hAnsi="Times New Roman" w:cs="Times New Roman"/>
+          <w:color w:val="000000"/>
+          <w:sz w:val="28"/>
+          <w:szCs w:val="28"/>
+          <w:lang w:eastAsia="ru-RU"/>
+        </w:rPr>
+        <w:t>Рисунок 5 – Избавление от частичных и транзитивных ФЗ</w:t>
+      </w:r>
     </w:p>
     <w:p>
       <w:pPr>
@@ -4600,8 +5331,8 @@
         <w:gridCol w:w="562"/>
         <w:gridCol w:w="1843"/>
         <w:gridCol w:w="1985"/>
-        <w:gridCol w:w="1842"/>
-        <w:gridCol w:w="1276"/>
+        <w:gridCol w:w="1984"/>
+        <w:gridCol w:w="1134"/>
         <w:gridCol w:w="1418"/>
         <w:gridCol w:w="708"/>
       </w:tblGrid>
@@ -4651,6 +5382,8 @@
                 <w:lang w:val="en-US" w:eastAsia="ru-RU"/>
               </w:rPr>
             </w:pPr>
+            <w:proofErr w:type="spellStart"/>
+            <w:proofErr w:type="gramStart"/>
             <w:r>
               <w:rPr>
                 <w:rFonts w:ascii="Times New Roman" w:eastAsia="Times New Roman" w:hAnsi="Times New Roman" w:cs="Times New Roman"/>
@@ -4663,6 +5396,8 @@
               </w:rPr>
               <w:t>п.п</w:t>
             </w:r>
+            <w:proofErr w:type="spellEnd"/>
+            <w:proofErr w:type="gramEnd"/>
           </w:p>
         </w:tc>
         <w:tc>
@@ -4731,7 +5466,7 @@
         </w:tc>
         <w:tc>
           <w:tcPr>
-            <w:tcW w:w="1842" w:type="dxa"/>
+            <w:tcW w:w="1984" w:type="dxa"/>
           </w:tcPr>
           <w:p>
             <w:pPr>
@@ -4811,7 +5546,7 @@
         </w:tc>
         <w:tc>
           <w:tcPr>
-            <w:tcW w:w="1276" w:type="dxa"/>
+            <w:tcW w:w="1134" w:type="dxa"/>
           </w:tcPr>
           <w:p>
             <w:pPr>
@@ -4827,6 +5562,7 @@
                 <w:lang w:eastAsia="ru-RU"/>
               </w:rPr>
             </w:pPr>
+            <w:proofErr w:type="spellStart"/>
             <w:r>
               <w:rPr>
                 <w:rFonts w:ascii="Times New Roman" w:eastAsia="Times New Roman" w:hAnsi="Times New Roman" w:cs="Times New Roman"/>
@@ -4839,6 +5575,7 @@
               </w:rPr>
               <w:t>Индентификатор</w:t>
             </w:r>
+            <w:proofErr w:type="spellEnd"/>
           </w:p>
         </w:tc>
         <w:tc>
@@ -4997,7 +5734,7 @@
         </w:tc>
         <w:tc>
           <w:tcPr>
-            <w:tcW w:w="1842" w:type="dxa"/>
+            <w:tcW w:w="1984" w:type="dxa"/>
           </w:tcPr>
           <w:p>
             <w:pPr>
@@ -5011,6 +5748,7 @@
                 <w:lang w:val="en-US" w:eastAsia="ru-RU"/>
               </w:rPr>
             </w:pPr>
+            <w:proofErr w:type="spellStart"/>
             <w:r>
               <w:rPr>
                 <w:rFonts w:ascii="Times New Roman" w:eastAsia="Times New Roman" w:hAnsi="Times New Roman" w:cs="Times New Roman"/>
@@ -5021,6 +5759,7 @@
               </w:rPr>
               <w:t>i</w:t>
             </w:r>
+            <w:proofErr w:type="spellEnd"/>
             <w:r>
               <w:rPr>
                 <w:rFonts w:ascii="Times New Roman" w:eastAsia="Times New Roman" w:hAnsi="Times New Roman" w:cs="Times New Roman"/>
@@ -5035,7 +5774,7 @@
         </w:tc>
         <w:tc>
           <w:tcPr>
-            <w:tcW w:w="1276" w:type="dxa"/>
+            <w:tcW w:w="1134" w:type="dxa"/>
           </w:tcPr>
           <w:p>
             <w:pPr>
@@ -5189,7 +5928,7 @@
         </w:tc>
         <w:tc>
           <w:tcPr>
-            <w:tcW w:w="1842" w:type="dxa"/>
+            <w:tcW w:w="1984" w:type="dxa"/>
           </w:tcPr>
           <w:p>
             <w:pPr>
@@ -5203,6 +5942,7 @@
                 <w:lang w:val="en-US" w:eastAsia="ru-RU"/>
               </w:rPr>
             </w:pPr>
+            <w:proofErr w:type="spellStart"/>
             <w:r>
               <w:rPr>
                 <w:rFonts w:ascii="Times New Roman" w:eastAsia="Times New Roman" w:hAnsi="Times New Roman" w:cs="Times New Roman"/>
@@ -5213,11 +5953,12 @@
               </w:rPr>
               <w:t>chair_count</w:t>
             </w:r>
-          </w:p>
-        </w:tc>
-        <w:tc>
-          <w:tcPr>
-            <w:tcW w:w="1276" w:type="dxa"/>
+            <w:proofErr w:type="spellEnd"/>
+          </w:p>
+        </w:tc>
+        <w:tc>
+          <w:tcPr>
+            <w:tcW w:w="1134" w:type="dxa"/>
           </w:tcPr>
           <w:p>
             <w:pPr>
@@ -5381,20 +6122,21 @@
         </w:tc>
         <w:tc>
           <w:tcPr>
-            <w:tcW w:w="1842" w:type="dxa"/>
-          </w:tcPr>
-          <w:p>
-            <w:pPr>
-              <w:spacing w:before="120" w:after="120" w:line="250" w:lineRule="atLeast"/>
-              <w:jc w:val="center"/>
-              <w:rPr>
-                <w:rFonts w:ascii="Times New Roman" w:eastAsia="Times New Roman" w:hAnsi="Times New Roman" w:cs="Times New Roman"/>
-                <w:color w:val="000000"/>
-                <w:sz w:val="24"/>
-                <w:szCs w:val="24"/>
-                <w:lang w:eastAsia="ru-RU"/>
-              </w:rPr>
-            </w:pPr>
+            <w:tcW w:w="1984" w:type="dxa"/>
+          </w:tcPr>
+          <w:p>
+            <w:pPr>
+              <w:spacing w:before="120" w:after="120" w:line="250" w:lineRule="atLeast"/>
+              <w:jc w:val="center"/>
+              <w:rPr>
+                <w:rFonts w:ascii="Times New Roman" w:eastAsia="Times New Roman" w:hAnsi="Times New Roman" w:cs="Times New Roman"/>
+                <w:color w:val="000000"/>
+                <w:sz w:val="24"/>
+                <w:szCs w:val="24"/>
+                <w:lang w:eastAsia="ru-RU"/>
+              </w:rPr>
+            </w:pPr>
+            <w:proofErr w:type="spellStart"/>
             <w:r>
               <w:rPr>
                 <w:rFonts w:ascii="Times New Roman" w:hAnsi="Times New Roman" w:cs="Times New Roman"/>
@@ -5403,11 +6145,12 @@
               </w:rPr>
               <w:t>id</w:t>
             </w:r>
-          </w:p>
-        </w:tc>
-        <w:tc>
-          <w:tcPr>
-            <w:tcW w:w="1276" w:type="dxa"/>
+            <w:proofErr w:type="spellEnd"/>
+          </w:p>
+        </w:tc>
+        <w:tc>
+          <w:tcPr>
+            <w:tcW w:w="1134" w:type="dxa"/>
           </w:tcPr>
           <w:p>
             <w:pPr>
@@ -5449,6 +6192,7 @@
                 <w:lang w:eastAsia="ru-RU"/>
               </w:rPr>
             </w:pPr>
+            <w:proofErr w:type="spellStart"/>
             <w:r>
               <w:rPr>
                 <w:rFonts w:ascii="Times New Roman" w:hAnsi="Times New Roman" w:cs="Times New Roman"/>
@@ -5457,6 +6201,7 @@
               </w:rPr>
               <w:t>int</w:t>
             </w:r>
+            <w:proofErr w:type="spellEnd"/>
           </w:p>
         </w:tc>
         <w:tc>
@@ -5559,20 +6304,21 @@
         </w:tc>
         <w:tc>
           <w:tcPr>
-            <w:tcW w:w="1842" w:type="dxa"/>
-          </w:tcPr>
-          <w:p>
-            <w:pPr>
-              <w:spacing w:before="120" w:after="120" w:line="250" w:lineRule="atLeast"/>
-              <w:jc w:val="center"/>
-              <w:rPr>
-                <w:rFonts w:ascii="Times New Roman" w:eastAsia="Times New Roman" w:hAnsi="Times New Roman" w:cs="Times New Roman"/>
-                <w:color w:val="000000"/>
-                <w:sz w:val="24"/>
-                <w:szCs w:val="24"/>
-                <w:lang w:eastAsia="ru-RU"/>
-              </w:rPr>
-            </w:pPr>
+            <w:tcW w:w="1984" w:type="dxa"/>
+          </w:tcPr>
+          <w:p>
+            <w:pPr>
+              <w:spacing w:before="120" w:after="120" w:line="250" w:lineRule="atLeast"/>
+              <w:jc w:val="center"/>
+              <w:rPr>
+                <w:rFonts w:ascii="Times New Roman" w:eastAsia="Times New Roman" w:hAnsi="Times New Roman" w:cs="Times New Roman"/>
+                <w:color w:val="000000"/>
+                <w:sz w:val="24"/>
+                <w:szCs w:val="24"/>
+                <w:lang w:eastAsia="ru-RU"/>
+              </w:rPr>
+            </w:pPr>
+            <w:proofErr w:type="spellStart"/>
             <w:r>
               <w:rPr>
                 <w:rFonts w:ascii="Times New Roman" w:hAnsi="Times New Roman" w:cs="Times New Roman"/>
@@ -5581,11 +6327,12 @@
               </w:rPr>
               <w:t>title</w:t>
             </w:r>
-          </w:p>
-        </w:tc>
-        <w:tc>
-          <w:tcPr>
-            <w:tcW w:w="1276" w:type="dxa"/>
+            <w:proofErr w:type="spellEnd"/>
+          </w:p>
+        </w:tc>
+        <w:tc>
+          <w:tcPr>
+            <w:tcW w:w="1134" w:type="dxa"/>
           </w:tcPr>
           <w:p>
             <w:pPr>
@@ -5617,13 +6364,33 @@
                 <w:lang w:eastAsia="ru-RU"/>
               </w:rPr>
             </w:pPr>
+            <w:proofErr w:type="spellStart"/>
+            <w:proofErr w:type="gramStart"/>
             <w:r>
               <w:rPr>
                 <w:rFonts w:ascii="Times New Roman" w:hAnsi="Times New Roman" w:cs="Times New Roman"/>
                 <w:sz w:val="24"/>
                 <w:szCs w:val="24"/>
               </w:rPr>
-              <w:t>varchar(50)</w:t>
+              <w:t>varchar</w:t>
+            </w:r>
+            <w:proofErr w:type="spellEnd"/>
+            <w:r>
+              <w:rPr>
+                <w:rFonts w:ascii="Times New Roman" w:hAnsi="Times New Roman" w:cs="Times New Roman"/>
+                <w:sz w:val="24"/>
+                <w:szCs w:val="24"/>
+              </w:rPr>
+              <w:t>(</w:t>
+            </w:r>
+            <w:proofErr w:type="gramEnd"/>
+            <w:r>
+              <w:rPr>
+                <w:rFonts w:ascii="Times New Roman" w:hAnsi="Times New Roman" w:cs="Times New Roman"/>
+                <w:sz w:val="24"/>
+                <w:szCs w:val="24"/>
+              </w:rPr>
+              <w:t>50)</w:t>
             </w:r>
           </w:p>
         </w:tc>
@@ -5721,39 +6488,41 @@
                 <w:szCs w:val="24"/>
                 <w:lang w:eastAsia="ru-RU"/>
               </w:rPr>
-              <w:t>Количество</w:t>
-            </w:r>
-          </w:p>
-        </w:tc>
-        <w:tc>
-          <w:tcPr>
-            <w:tcW w:w="1842" w:type="dxa"/>
-          </w:tcPr>
-          <w:p>
-            <w:pPr>
-              <w:spacing w:before="120" w:after="120" w:line="250" w:lineRule="atLeast"/>
-              <w:jc w:val="center"/>
-              <w:rPr>
-                <w:rFonts w:ascii="Times New Roman" w:eastAsia="Times New Roman" w:hAnsi="Times New Roman" w:cs="Times New Roman"/>
-                <w:color w:val="000000"/>
-                <w:sz w:val="24"/>
-                <w:szCs w:val="24"/>
-                <w:lang w:eastAsia="ru-RU"/>
-              </w:rPr>
-            </w:pPr>
+              <w:t>Категория</w:t>
+            </w:r>
+          </w:p>
+        </w:tc>
+        <w:tc>
+          <w:tcPr>
+            <w:tcW w:w="1984" w:type="dxa"/>
+          </w:tcPr>
+          <w:p>
+            <w:pPr>
+              <w:spacing w:before="120" w:after="120" w:line="250" w:lineRule="atLeast"/>
+              <w:jc w:val="center"/>
+              <w:rPr>
+                <w:rFonts w:ascii="Times New Roman" w:eastAsia="Times New Roman" w:hAnsi="Times New Roman" w:cs="Times New Roman"/>
+                <w:color w:val="000000"/>
+                <w:sz w:val="24"/>
+                <w:szCs w:val="24"/>
+                <w:lang w:eastAsia="ru-RU"/>
+              </w:rPr>
+            </w:pPr>
+            <w:proofErr w:type="spellStart"/>
             <w:r>
               <w:rPr>
                 <w:rFonts w:ascii="Times New Roman" w:hAnsi="Times New Roman" w:cs="Times New Roman"/>
                 <w:sz w:val="24"/>
                 <w:szCs w:val="24"/>
               </w:rPr>
-              <w:t>count</w:t>
-            </w:r>
-          </w:p>
-        </w:tc>
-        <w:tc>
-          <w:tcPr>
-            <w:tcW w:w="1276" w:type="dxa"/>
+              <w:t>category</w:t>
+            </w:r>
+            <w:proofErr w:type="spellEnd"/>
+          </w:p>
+        </w:tc>
+        <w:tc>
+          <w:tcPr>
+            <w:tcW w:w="1134" w:type="dxa"/>
           </w:tcPr>
           <w:p>
             <w:pPr>
@@ -5785,13 +6554,33 @@
                 <w:lang w:eastAsia="ru-RU"/>
               </w:rPr>
             </w:pPr>
+            <w:proofErr w:type="spellStart"/>
+            <w:proofErr w:type="gramStart"/>
             <w:r>
               <w:rPr>
                 <w:rFonts w:ascii="Times New Roman" w:hAnsi="Times New Roman" w:cs="Times New Roman"/>
                 <w:sz w:val="24"/>
                 <w:szCs w:val="24"/>
               </w:rPr>
-              <w:t>int</w:t>
+              <w:t>varchar</w:t>
+            </w:r>
+            <w:proofErr w:type="spellEnd"/>
+            <w:r>
+              <w:rPr>
+                <w:rFonts w:ascii="Times New Roman" w:hAnsi="Times New Roman" w:cs="Times New Roman"/>
+                <w:sz w:val="24"/>
+                <w:szCs w:val="24"/>
+              </w:rPr>
+              <w:t>(</w:t>
+            </w:r>
+            <w:proofErr w:type="gramEnd"/>
+            <w:r>
+              <w:rPr>
+                <w:rFonts w:ascii="Times New Roman" w:hAnsi="Times New Roman" w:cs="Times New Roman"/>
+                <w:sz w:val="24"/>
+                <w:szCs w:val="24"/>
+              </w:rPr>
+              <w:t>20)</w:t>
             </w:r>
           </w:p>
         </w:tc>
@@ -5889,39 +6678,41 @@
                 <w:szCs w:val="24"/>
                 <w:lang w:eastAsia="ru-RU"/>
               </w:rPr>
-              <w:t>Категория</w:t>
-            </w:r>
-          </w:p>
-        </w:tc>
-        <w:tc>
-          <w:tcPr>
-            <w:tcW w:w="1842" w:type="dxa"/>
-          </w:tcPr>
-          <w:p>
-            <w:pPr>
-              <w:spacing w:before="120" w:after="120" w:line="250" w:lineRule="atLeast"/>
-              <w:jc w:val="center"/>
-              <w:rPr>
-                <w:rFonts w:ascii="Times New Roman" w:eastAsia="Times New Roman" w:hAnsi="Times New Roman" w:cs="Times New Roman"/>
-                <w:color w:val="000000"/>
-                <w:sz w:val="24"/>
-                <w:szCs w:val="24"/>
-                <w:lang w:eastAsia="ru-RU"/>
-              </w:rPr>
-            </w:pPr>
+              <w:t>Цена</w:t>
+            </w:r>
+          </w:p>
+        </w:tc>
+        <w:tc>
+          <w:tcPr>
+            <w:tcW w:w="1984" w:type="dxa"/>
+          </w:tcPr>
+          <w:p>
+            <w:pPr>
+              <w:spacing w:before="120" w:after="120" w:line="250" w:lineRule="atLeast"/>
+              <w:jc w:val="center"/>
+              <w:rPr>
+                <w:rFonts w:ascii="Times New Roman" w:eastAsia="Times New Roman" w:hAnsi="Times New Roman" w:cs="Times New Roman"/>
+                <w:color w:val="000000"/>
+                <w:sz w:val="24"/>
+                <w:szCs w:val="24"/>
+                <w:lang w:eastAsia="ru-RU"/>
+              </w:rPr>
+            </w:pPr>
+            <w:proofErr w:type="spellStart"/>
             <w:r>
               <w:rPr>
                 <w:rFonts w:ascii="Times New Roman" w:hAnsi="Times New Roman" w:cs="Times New Roman"/>
                 <w:sz w:val="24"/>
                 <w:szCs w:val="24"/>
               </w:rPr>
-              <w:t>category</w:t>
-            </w:r>
-          </w:p>
-        </w:tc>
-        <w:tc>
-          <w:tcPr>
-            <w:tcW w:w="1276" w:type="dxa"/>
+              <w:t>price</w:t>
+            </w:r>
+            <w:proofErr w:type="spellEnd"/>
+          </w:p>
+        </w:tc>
+        <w:tc>
+          <w:tcPr>
+            <w:tcW w:w="1134" w:type="dxa"/>
           </w:tcPr>
           <w:p>
             <w:pPr>
@@ -5953,14 +6744,16 @@
                 <w:lang w:eastAsia="ru-RU"/>
               </w:rPr>
             </w:pPr>
+            <w:proofErr w:type="spellStart"/>
             <w:r>
               <w:rPr>
                 <w:rFonts w:ascii="Times New Roman" w:hAnsi="Times New Roman" w:cs="Times New Roman"/>
                 <w:sz w:val="24"/>
                 <w:szCs w:val="24"/>
               </w:rPr>
-              <w:t>varchar(20)</w:t>
-            </w:r>
+              <w:t>money</w:t>
+            </w:r>
+            <w:proofErr w:type="spellEnd"/>
           </w:p>
         </w:tc>
         <w:tc>
@@ -5976,18 +6769,18 @@
                 <w:color w:val="000000"/>
                 <w:sz w:val="24"/>
                 <w:szCs w:val="24"/>
-                <w:lang w:eastAsia="ru-RU"/>
-              </w:rPr>
-            </w:pPr>
-            <w:r>
-              <w:rPr>
-                <w:rFonts w:ascii="Times New Roman" w:eastAsia="Times New Roman" w:hAnsi="Times New Roman" w:cs="Times New Roman"/>
-                <w:color w:val="000000"/>
-                <w:sz w:val="24"/>
-                <w:szCs w:val="24"/>
-                <w:lang w:eastAsia="ru-RU"/>
-              </w:rPr>
-              <w:t>+</w:t>
+                <w:lang w:val="en-US" w:eastAsia="ru-RU"/>
+              </w:rPr>
+            </w:pPr>
+            <w:r>
+              <w:rPr>
+                <w:rFonts w:ascii="Times New Roman" w:eastAsia="Times New Roman" w:hAnsi="Times New Roman" w:cs="Times New Roman"/>
+                <w:color w:val="000000"/>
+                <w:sz w:val="24"/>
+                <w:szCs w:val="24"/>
+                <w:lang w:val="en-US" w:eastAsia="ru-RU"/>
+              </w:rPr>
+              <w:t>-</w:t>
             </w:r>
           </w:p>
         </w:tc>
@@ -6057,24 +6850,24 @@
                 <w:szCs w:val="24"/>
                 <w:lang w:eastAsia="ru-RU"/>
               </w:rPr>
-              <w:t>Цена</w:t>
-            </w:r>
-          </w:p>
-        </w:tc>
-        <w:tc>
-          <w:tcPr>
-            <w:tcW w:w="1842" w:type="dxa"/>
-          </w:tcPr>
-          <w:p>
-            <w:pPr>
-              <w:spacing w:before="120" w:after="120" w:line="250" w:lineRule="atLeast"/>
-              <w:jc w:val="center"/>
-              <w:rPr>
-                <w:rFonts w:ascii="Times New Roman" w:eastAsia="Times New Roman" w:hAnsi="Times New Roman" w:cs="Times New Roman"/>
-                <w:color w:val="000000"/>
-                <w:sz w:val="24"/>
-                <w:szCs w:val="24"/>
-                <w:lang w:eastAsia="ru-RU"/>
+              <w:t>Вес блюда</w:t>
+            </w:r>
+          </w:p>
+        </w:tc>
+        <w:tc>
+          <w:tcPr>
+            <w:tcW w:w="1984" w:type="dxa"/>
+          </w:tcPr>
+          <w:p>
+            <w:pPr>
+              <w:spacing w:before="120" w:after="120" w:line="250" w:lineRule="atLeast"/>
+              <w:jc w:val="center"/>
+              <w:rPr>
+                <w:rFonts w:ascii="Times New Roman" w:eastAsia="Times New Roman" w:hAnsi="Times New Roman" w:cs="Times New Roman"/>
+                <w:color w:val="000000"/>
+                <w:sz w:val="24"/>
+                <w:szCs w:val="24"/>
+                <w:lang w:val="en-US" w:eastAsia="ru-RU"/>
               </w:rPr>
             </w:pPr>
             <w:r>
@@ -6082,14 +6875,15 @@
                 <w:rFonts w:ascii="Times New Roman" w:hAnsi="Times New Roman" w:cs="Times New Roman"/>
                 <w:sz w:val="24"/>
                 <w:szCs w:val="24"/>
-              </w:rPr>
-              <w:t>price</w:t>
-            </w:r>
-          </w:p>
-        </w:tc>
-        <w:tc>
-          <w:tcPr>
-            <w:tcW w:w="1276" w:type="dxa"/>
+                <w:lang w:val="en-US"/>
+              </w:rPr>
+              <w:t>weight</w:t>
+            </w:r>
+          </w:p>
+        </w:tc>
+        <w:tc>
+          <w:tcPr>
+            <w:tcW w:w="1134" w:type="dxa"/>
           </w:tcPr>
           <w:p>
             <w:pPr>
@@ -6118,7 +6912,7 @@
                 <w:color w:val="000000"/>
                 <w:sz w:val="24"/>
                 <w:szCs w:val="24"/>
-                <w:lang w:eastAsia="ru-RU"/>
+                <w:lang w:val="en-US" w:eastAsia="ru-RU"/>
               </w:rPr>
             </w:pPr>
             <w:r>
@@ -6126,8 +6920,9 @@
                 <w:rFonts w:ascii="Times New Roman" w:hAnsi="Times New Roman" w:cs="Times New Roman"/>
                 <w:sz w:val="24"/>
                 <w:szCs w:val="24"/>
-              </w:rPr>
-              <w:t>money</w:t>
+                <w:lang w:val="en-US"/>
+              </w:rPr>
+              <w:t>int</w:t>
             </w:r>
           </w:p>
         </w:tc>
@@ -6251,7 +7046,7 @@
         </w:tc>
         <w:tc>
           <w:tcPr>
-            <w:tcW w:w="1842" w:type="dxa"/>
+            <w:tcW w:w="1984" w:type="dxa"/>
           </w:tcPr>
           <w:p>
             <w:pPr>
@@ -6281,7 +7076,7 @@
         </w:tc>
         <w:tc>
           <w:tcPr>
-            <w:tcW w:w="1276" w:type="dxa"/>
+            <w:tcW w:w="1134" w:type="dxa"/>
           </w:tcPr>
           <w:p>
             <w:pPr>
@@ -6437,7 +7232,7 @@
         </w:tc>
         <w:tc>
           <w:tcPr>
-            <w:tcW w:w="1842" w:type="dxa"/>
+            <w:tcW w:w="1984" w:type="dxa"/>
           </w:tcPr>
           <w:p>
             <w:pPr>
@@ -6467,7 +7262,7 @@
         </w:tc>
         <w:tc>
           <w:tcPr>
-            <w:tcW w:w="1276" w:type="dxa"/>
+            <w:tcW w:w="1134" w:type="dxa"/>
           </w:tcPr>
           <w:p>
             <w:pPr>
@@ -6499,6 +7294,7 @@
                 <w:lang w:eastAsia="ru-RU"/>
               </w:rPr>
             </w:pPr>
+            <w:proofErr w:type="gramStart"/>
             <w:r>
               <w:rPr>
                 <w:rFonts w:ascii="Times New Roman" w:hAnsi="Times New Roman" w:cs="Times New Roman"/>
@@ -6509,7 +7305,32 @@
                 <w:shd w:val="clear" w:color="auto" w:fill="FFFFFF"/>
                 <w:lang w:val="en-US"/>
               </w:rPr>
-              <w:t>varchar(60)</w:t>
+              <w:t>varchar(</w:t>
+            </w:r>
+            <w:proofErr w:type="gramEnd"/>
+            <w:r>
+              <w:rPr>
+                <w:rFonts w:ascii="Times New Roman" w:hAnsi="Times New Roman" w:cs="Times New Roman"/>
+                <w:bCs/>
+                <w:color w:val="000000"/>
+                <w:sz w:val="24"/>
+                <w:szCs w:val="24"/>
+                <w:shd w:val="clear" w:color="auto" w:fill="FFFFFF"/>
+                <w:lang w:val="en-US"/>
+              </w:rPr>
+              <w:t>5</w:t>
+            </w:r>
+            <w:r>
+              <w:rPr>
+                <w:rFonts w:ascii="Times New Roman" w:hAnsi="Times New Roman" w:cs="Times New Roman"/>
+                <w:bCs/>
+                <w:color w:val="000000"/>
+                <w:sz w:val="24"/>
+                <w:szCs w:val="24"/>
+                <w:shd w:val="clear" w:color="auto" w:fill="FFFFFF"/>
+                <w:lang w:val="en-US"/>
+              </w:rPr>
+              <w:t>0)</w:t>
             </w:r>
           </w:p>
         </w:tc>
@@ -6536,6 +7357,180 @@
                 <w:sz w:val="24"/>
                 <w:szCs w:val="24"/>
                 <w:lang w:val="en-US" w:eastAsia="ru-RU"/>
+              </w:rPr>
+              <w:t>+</w:t>
+            </w:r>
+          </w:p>
+        </w:tc>
+      </w:tr>
+      <w:tr>
+        <w:tc>
+          <w:tcPr>
+            <w:tcW w:w="562" w:type="dxa"/>
+            <w:vMerge/>
+            <w:vAlign w:val="center"/>
+          </w:tcPr>
+          <w:p>
+            <w:pPr>
+              <w:spacing w:before="120" w:after="120" w:line="250" w:lineRule="atLeast"/>
+              <w:jc w:val="center"/>
+              <w:rPr>
+                <w:rFonts w:ascii="Times New Roman" w:eastAsia="Times New Roman" w:hAnsi="Times New Roman" w:cs="Times New Roman"/>
+                <w:color w:val="000000"/>
+                <w:sz w:val="24"/>
+                <w:szCs w:val="24"/>
+                <w:lang w:eastAsia="ru-RU"/>
+              </w:rPr>
+            </w:pPr>
+          </w:p>
+        </w:tc>
+        <w:tc>
+          <w:tcPr>
+            <w:tcW w:w="1843" w:type="dxa"/>
+            <w:vMerge/>
+            <w:vAlign w:val="center"/>
+          </w:tcPr>
+          <w:p>
+            <w:pPr>
+              <w:spacing w:before="120" w:after="120" w:line="250" w:lineRule="atLeast"/>
+              <w:jc w:val="center"/>
+              <w:rPr>
+                <w:rFonts w:ascii="Times New Roman" w:eastAsia="Times New Roman" w:hAnsi="Times New Roman" w:cs="Times New Roman"/>
+                <w:color w:val="000000"/>
+                <w:sz w:val="24"/>
+                <w:szCs w:val="24"/>
+                <w:lang w:eastAsia="ru-RU"/>
+              </w:rPr>
+            </w:pPr>
+          </w:p>
+        </w:tc>
+        <w:tc>
+          <w:tcPr>
+            <w:tcW w:w="1985" w:type="dxa"/>
+          </w:tcPr>
+          <w:p>
+            <w:pPr>
+              <w:spacing w:before="120" w:after="120" w:line="250" w:lineRule="atLeast"/>
+              <w:jc w:val="center"/>
+              <w:rPr>
+                <w:rFonts w:ascii="Times New Roman" w:eastAsia="Times New Roman" w:hAnsi="Times New Roman" w:cs="Times New Roman"/>
+                <w:color w:val="000000"/>
+                <w:sz w:val="24"/>
+                <w:szCs w:val="24"/>
+                <w:lang w:eastAsia="ru-RU"/>
+              </w:rPr>
+            </w:pPr>
+            <w:r>
+              <w:rPr>
+                <w:rFonts w:ascii="Times New Roman" w:eastAsia="Times New Roman" w:hAnsi="Times New Roman" w:cs="Times New Roman"/>
+                <w:color w:val="000000"/>
+                <w:sz w:val="24"/>
+                <w:szCs w:val="24"/>
+                <w:lang w:eastAsia="ru-RU"/>
+              </w:rPr>
+              <w:t>Вес продукта</w:t>
+            </w:r>
+          </w:p>
+        </w:tc>
+        <w:tc>
+          <w:tcPr>
+            <w:tcW w:w="1984" w:type="dxa"/>
+          </w:tcPr>
+          <w:p>
+            <w:pPr>
+              <w:spacing w:before="120" w:after="120" w:line="250" w:lineRule="atLeast"/>
+              <w:jc w:val="center"/>
+              <w:rPr>
+                <w:rFonts w:ascii="Times New Roman" w:hAnsi="Times New Roman" w:cs="Times New Roman"/>
+                <w:bCs/>
+                <w:color w:val="000000"/>
+                <w:sz w:val="24"/>
+                <w:szCs w:val="24"/>
+                <w:shd w:val="clear" w:color="auto" w:fill="FFFFFF"/>
+                <w:lang w:val="en-US"/>
+              </w:rPr>
+            </w:pPr>
+            <w:r>
+              <w:rPr>
+                <w:rFonts w:ascii="Times New Roman" w:hAnsi="Times New Roman" w:cs="Times New Roman"/>
+                <w:sz w:val="24"/>
+                <w:szCs w:val="24"/>
+                <w:lang w:val="en-US"/>
+              </w:rPr>
+              <w:t>weight</w:t>
+            </w:r>
+          </w:p>
+        </w:tc>
+        <w:tc>
+          <w:tcPr>
+            <w:tcW w:w="1134" w:type="dxa"/>
+          </w:tcPr>
+          <w:p>
+            <w:pPr>
+              <w:spacing w:before="120" w:after="120" w:line="250" w:lineRule="atLeast"/>
+              <w:jc w:val="center"/>
+              <w:rPr>
+                <w:rFonts w:ascii="Times New Roman" w:eastAsia="Times New Roman" w:hAnsi="Times New Roman" w:cs="Times New Roman"/>
+                <w:color w:val="000000"/>
+                <w:sz w:val="24"/>
+                <w:szCs w:val="24"/>
+                <w:lang w:eastAsia="ru-RU"/>
+              </w:rPr>
+            </w:pPr>
+          </w:p>
+        </w:tc>
+        <w:tc>
+          <w:tcPr>
+            <w:tcW w:w="1418" w:type="dxa"/>
+          </w:tcPr>
+          <w:p>
+            <w:pPr>
+              <w:spacing w:before="120" w:after="120" w:line="250" w:lineRule="atLeast"/>
+              <w:jc w:val="center"/>
+              <w:rPr>
+                <w:rFonts w:ascii="Times New Roman" w:hAnsi="Times New Roman" w:cs="Times New Roman"/>
+                <w:bCs/>
+                <w:color w:val="000000"/>
+                <w:sz w:val="24"/>
+                <w:szCs w:val="24"/>
+                <w:shd w:val="clear" w:color="auto" w:fill="FFFFFF"/>
+                <w:lang w:val="en-US"/>
+              </w:rPr>
+            </w:pPr>
+            <w:r>
+              <w:rPr>
+                <w:rFonts w:ascii="Times New Roman" w:hAnsi="Times New Roman" w:cs="Times New Roman"/>
+                <w:sz w:val="24"/>
+                <w:szCs w:val="24"/>
+                <w:lang w:val="en-US"/>
+              </w:rPr>
+              <w:t>int</w:t>
+            </w:r>
+          </w:p>
+        </w:tc>
+        <w:tc>
+          <w:tcPr>
+            <w:tcW w:w="708" w:type="dxa"/>
+          </w:tcPr>
+          <w:p>
+            <w:pPr>
+              <w:spacing w:before="120" w:after="120" w:line="250" w:lineRule="atLeast"/>
+              <w:jc w:val="center"/>
+              <w:rPr>
+                <w:rFonts w:ascii="Times New Roman" w:eastAsia="Times New Roman" w:hAnsi="Times New Roman" w:cs="Times New Roman"/>
+                <w:color w:val="000000"/>
+                <w:sz w:val="24"/>
+                <w:szCs w:val="24"/>
+                <w:lang w:val="en-US" w:eastAsia="ru-RU"/>
+              </w:rPr>
+            </w:pPr>
+            <w:r>
+              <w:rPr>
+                <w:rFonts w:ascii="Times New Roman" w:eastAsia="Times New Roman" w:hAnsi="Times New Roman" w:cs="Times New Roman"/>
+                <w:color w:val="000000"/>
+                <w:sz w:val="24"/>
+                <w:szCs w:val="24"/>
+                <w:lang w:eastAsia="ru-RU"/>
               </w:rPr>
               <w:t>+</w:t>
             </w:r>
@@ -6633,7 +7628,7 @@
         </w:tc>
         <w:tc>
           <w:tcPr>
-            <w:tcW w:w="1842" w:type="dxa"/>
+            <w:tcW w:w="1984" w:type="dxa"/>
           </w:tcPr>
           <w:p>
             <w:pPr>
@@ -6663,7 +7658,7 @@
         </w:tc>
         <w:tc>
           <w:tcPr>
-            <w:tcW w:w="1276" w:type="dxa"/>
+            <w:tcW w:w="1134" w:type="dxa"/>
           </w:tcPr>
           <w:p>
             <w:pPr>
@@ -6766,7 +7761,7 @@
                 <w:color w:val="000000"/>
                 <w:sz w:val="24"/>
                 <w:szCs w:val="24"/>
-                <w:lang w:eastAsia="ru-RU"/>
+                <w:lang w:val="en-US" w:eastAsia="ru-RU"/>
               </w:rPr>
             </w:pPr>
           </w:p>
@@ -6786,7 +7781,7 @@
                 <w:color w:val="000000"/>
                 <w:sz w:val="24"/>
                 <w:szCs w:val="24"/>
-                <w:lang w:eastAsia="ru-RU"/>
+                <w:lang w:val="en-US" w:eastAsia="ru-RU"/>
               </w:rPr>
             </w:pPr>
           </w:p>
@@ -6815,27 +7810,18 @@
                 <w:szCs w:val="24"/>
                 <w:lang w:eastAsia="ru-RU"/>
               </w:rPr>
-              <w:t>Фамилия</w:t>
-            </w:r>
-          </w:p>
-        </w:tc>
-        <w:tc>
-          <w:tcPr>
-            <w:tcW w:w="1842" w:type="dxa"/>
-          </w:tcPr>
-          <w:p>
-            <w:pPr>
-              <w:spacing w:before="120" w:after="120" w:line="250" w:lineRule="atLeast"/>
-              <w:jc w:val="center"/>
-              <w:rPr>
-                <w:rFonts w:ascii="Times New Roman" w:eastAsia="Times New Roman" w:hAnsi="Times New Roman" w:cs="Times New Roman"/>
-                <w:color w:val="000000"/>
-                <w:sz w:val="24"/>
-                <w:szCs w:val="24"/>
-                <w:lang w:eastAsia="ru-RU"/>
-              </w:rPr>
-            </w:pPr>
-            <w:r>
+              <w:t>Номер паспорта</w:t>
+            </w:r>
+          </w:p>
+        </w:tc>
+        <w:tc>
+          <w:tcPr>
+            <w:tcW w:w="1984" w:type="dxa"/>
+          </w:tcPr>
+          <w:p>
+            <w:pPr>
+              <w:spacing w:before="120" w:after="120" w:line="250" w:lineRule="atLeast"/>
+              <w:jc w:val="center"/>
               <w:rPr>
                 <w:rFonts w:ascii="Times New Roman" w:hAnsi="Times New Roman" w:cs="Times New Roman"/>
                 <w:bCs/>
@@ -6845,44 +7831,8 @@
                 <w:shd w:val="clear" w:color="auto" w:fill="FFFFFF"/>
                 <w:lang w:val="en-US"/>
               </w:rPr>
-              <w:t>surname</w:t>
-            </w:r>
-          </w:p>
-        </w:tc>
-        <w:tc>
-          <w:tcPr>
-            <w:tcW w:w="1276" w:type="dxa"/>
-          </w:tcPr>
-          <w:p>
-            <w:pPr>
-              <w:spacing w:before="120" w:after="120" w:line="250" w:lineRule="atLeast"/>
-              <w:jc w:val="center"/>
-              <w:rPr>
-                <w:rFonts w:ascii="Times New Roman" w:eastAsia="Times New Roman" w:hAnsi="Times New Roman" w:cs="Times New Roman"/>
-                <w:color w:val="000000"/>
-                <w:sz w:val="24"/>
-                <w:szCs w:val="24"/>
-                <w:lang w:val="en-US" w:eastAsia="ru-RU"/>
-              </w:rPr>
-            </w:pPr>
-          </w:p>
-        </w:tc>
-        <w:tc>
-          <w:tcPr>
-            <w:tcW w:w="1418" w:type="dxa"/>
-          </w:tcPr>
-          <w:p>
-            <w:pPr>
-              <w:spacing w:before="120" w:after="120" w:line="250" w:lineRule="atLeast"/>
-              <w:jc w:val="center"/>
-              <w:rPr>
-                <w:rFonts w:ascii="Times New Roman" w:eastAsia="Times New Roman" w:hAnsi="Times New Roman" w:cs="Times New Roman"/>
-                <w:color w:val="000000"/>
-                <w:sz w:val="24"/>
-                <w:szCs w:val="24"/>
-                <w:lang w:eastAsia="ru-RU"/>
-              </w:rPr>
-            </w:pPr>
+            </w:pPr>
+            <w:proofErr w:type="spellStart"/>
             <w:r>
               <w:rPr>
                 <w:rFonts w:ascii="Times New Roman" w:hAnsi="Times New Roman" w:cs="Times New Roman"/>
@@ -6893,7 +7843,72 @@
                 <w:shd w:val="clear" w:color="auto" w:fill="FFFFFF"/>
                 <w:lang w:val="en-US"/>
               </w:rPr>
-              <w:t>varchar(50)</w:t>
+              <w:t>passport_number</w:t>
+            </w:r>
+            <w:proofErr w:type="spellEnd"/>
+          </w:p>
+        </w:tc>
+        <w:tc>
+          <w:tcPr>
+            <w:tcW w:w="1134" w:type="dxa"/>
+          </w:tcPr>
+          <w:p>
+            <w:pPr>
+              <w:spacing w:before="120" w:after="120" w:line="250" w:lineRule="atLeast"/>
+              <w:jc w:val="center"/>
+              <w:rPr>
+                <w:rFonts w:ascii="Times New Roman" w:eastAsia="Times New Roman" w:hAnsi="Times New Roman" w:cs="Times New Roman"/>
+                <w:color w:val="000000"/>
+                <w:sz w:val="24"/>
+                <w:szCs w:val="24"/>
+                <w:lang w:val="en-US" w:eastAsia="ru-RU"/>
+              </w:rPr>
+            </w:pPr>
+          </w:p>
+        </w:tc>
+        <w:tc>
+          <w:tcPr>
+            <w:tcW w:w="1418" w:type="dxa"/>
+          </w:tcPr>
+          <w:p>
+            <w:pPr>
+              <w:spacing w:before="120" w:after="120" w:line="250" w:lineRule="atLeast"/>
+              <w:jc w:val="center"/>
+              <w:rPr>
+                <w:rFonts w:ascii="Times New Roman" w:hAnsi="Times New Roman" w:cs="Times New Roman"/>
+                <w:bCs/>
+                <w:color w:val="000000"/>
+                <w:sz w:val="24"/>
+                <w:szCs w:val="24"/>
+                <w:shd w:val="clear" w:color="auto" w:fill="FFFFFF"/>
+                <w:lang w:val="en-US"/>
+              </w:rPr>
+            </w:pPr>
+            <w:proofErr w:type="gramStart"/>
+            <w:r>
+              <w:rPr>
+                <w:rFonts w:ascii="Times New Roman" w:hAnsi="Times New Roman" w:cs="Times New Roman"/>
+                <w:bCs/>
+                <w:color w:val="000000"/>
+                <w:sz w:val="24"/>
+                <w:szCs w:val="24"/>
+                <w:shd w:val="clear" w:color="auto" w:fill="FFFFFF"/>
+                <w:lang w:val="en-US"/>
+              </w:rPr>
+              <w:t>varchar(</w:t>
+            </w:r>
+            <w:proofErr w:type="gramEnd"/>
+            <w:r>
+              <w:rPr>
+                <w:rFonts w:ascii="Times New Roman" w:hAnsi="Times New Roman" w:cs="Times New Roman"/>
+                <w:bCs/>
+                <w:color w:val="000000"/>
+                <w:sz w:val="24"/>
+                <w:szCs w:val="24"/>
+                <w:shd w:val="clear" w:color="auto" w:fill="FFFFFF"/>
+                <w:lang w:val="en-US"/>
+              </w:rPr>
+              <w:t>50)</w:t>
             </w:r>
           </w:p>
         </w:tc>
@@ -6906,11 +7921,13 @@
               <w:spacing w:before="120" w:after="120" w:line="250" w:lineRule="atLeast"/>
               <w:jc w:val="center"/>
               <w:rPr>
-                <w:rFonts w:ascii="Times New Roman" w:eastAsia="Times New Roman" w:hAnsi="Times New Roman" w:cs="Times New Roman"/>
-                <w:color w:val="000000"/>
-                <w:sz w:val="24"/>
-                <w:szCs w:val="24"/>
-                <w:lang w:eastAsia="ru-RU"/>
+                <w:rFonts w:ascii="Times New Roman" w:hAnsi="Times New Roman" w:cs="Times New Roman"/>
+                <w:bCs/>
+                <w:color w:val="000000"/>
+                <w:sz w:val="24"/>
+                <w:szCs w:val="24"/>
+                <w:shd w:val="clear" w:color="auto" w:fill="FFFFFF"/>
+                <w:lang w:val="en-US"/>
               </w:rPr>
             </w:pPr>
             <w:r>
@@ -6993,13 +8010,13 @@
                 <w:szCs w:val="24"/>
                 <w:lang w:eastAsia="ru-RU"/>
               </w:rPr>
-              <w:t>Имя</w:t>
-            </w:r>
-          </w:p>
-        </w:tc>
-        <w:tc>
-          <w:tcPr>
-            <w:tcW w:w="1842" w:type="dxa"/>
+              <w:t>Фамилия</w:t>
+            </w:r>
+          </w:p>
+        </w:tc>
+        <w:tc>
+          <w:tcPr>
+            <w:tcW w:w="1984" w:type="dxa"/>
           </w:tcPr>
           <w:p>
             <w:pPr>
@@ -7023,44 +8040,8 @@
                 <w:shd w:val="clear" w:color="auto" w:fill="FFFFFF"/>
                 <w:lang w:val="en-US"/>
               </w:rPr>
-              <w:t>name</w:t>
-            </w:r>
-          </w:p>
-        </w:tc>
-        <w:tc>
-          <w:tcPr>
-            <w:tcW w:w="1276" w:type="dxa"/>
-          </w:tcPr>
-          <w:p>
-            <w:pPr>
-              <w:spacing w:before="120" w:after="120" w:line="250" w:lineRule="atLeast"/>
-              <w:jc w:val="center"/>
-              <w:rPr>
-                <w:rFonts w:ascii="Times New Roman" w:eastAsia="Times New Roman" w:hAnsi="Times New Roman" w:cs="Times New Roman"/>
-                <w:color w:val="000000"/>
-                <w:sz w:val="24"/>
-                <w:szCs w:val="24"/>
-                <w:lang w:val="en-US" w:eastAsia="ru-RU"/>
-              </w:rPr>
-            </w:pPr>
-          </w:p>
-        </w:tc>
-        <w:tc>
-          <w:tcPr>
-            <w:tcW w:w="1418" w:type="dxa"/>
-          </w:tcPr>
-          <w:p>
-            <w:pPr>
-              <w:spacing w:before="120" w:after="120" w:line="250" w:lineRule="atLeast"/>
-              <w:jc w:val="center"/>
-              <w:rPr>
-                <w:rFonts w:ascii="Times New Roman" w:eastAsia="Times New Roman" w:hAnsi="Times New Roman" w:cs="Times New Roman"/>
-                <w:color w:val="000000"/>
-                <w:sz w:val="24"/>
-                <w:szCs w:val="24"/>
-                <w:lang w:eastAsia="ru-RU"/>
-              </w:rPr>
-            </w:pPr>
+              <w:t>s</w:t>
+            </w:r>
             <w:r>
               <w:rPr>
                 <w:rFonts w:ascii="Times New Roman" w:hAnsi="Times New Roman" w:cs="Times New Roman"/>
@@ -7071,7 +8052,69 @@
                 <w:shd w:val="clear" w:color="auto" w:fill="FFFFFF"/>
                 <w:lang w:val="en-US"/>
               </w:rPr>
-              <w:t>varchar(50)</w:t>
+              <w:t>urname</w:t>
+            </w:r>
+          </w:p>
+        </w:tc>
+        <w:tc>
+          <w:tcPr>
+            <w:tcW w:w="1134" w:type="dxa"/>
+          </w:tcPr>
+          <w:p>
+            <w:pPr>
+              <w:spacing w:before="120" w:after="120" w:line="250" w:lineRule="atLeast"/>
+              <w:jc w:val="center"/>
+              <w:rPr>
+                <w:rFonts w:ascii="Times New Roman" w:eastAsia="Times New Roman" w:hAnsi="Times New Roman" w:cs="Times New Roman"/>
+                <w:color w:val="000000"/>
+                <w:sz w:val="24"/>
+                <w:szCs w:val="24"/>
+                <w:lang w:val="en-US" w:eastAsia="ru-RU"/>
+              </w:rPr>
+            </w:pPr>
+          </w:p>
+        </w:tc>
+        <w:tc>
+          <w:tcPr>
+            <w:tcW w:w="1418" w:type="dxa"/>
+          </w:tcPr>
+          <w:p>
+            <w:pPr>
+              <w:spacing w:before="120" w:after="120" w:line="250" w:lineRule="atLeast"/>
+              <w:jc w:val="center"/>
+              <w:rPr>
+                <w:rFonts w:ascii="Times New Roman" w:eastAsia="Times New Roman" w:hAnsi="Times New Roman" w:cs="Times New Roman"/>
+                <w:color w:val="000000"/>
+                <w:sz w:val="24"/>
+                <w:szCs w:val="24"/>
+                <w:lang w:eastAsia="ru-RU"/>
+              </w:rPr>
+            </w:pPr>
+            <w:proofErr w:type="gramStart"/>
+            <w:r>
+              <w:rPr>
+                <w:rFonts w:ascii="Times New Roman" w:hAnsi="Times New Roman" w:cs="Times New Roman"/>
+                <w:bCs/>
+                <w:color w:val="000000"/>
+                <w:sz w:val="24"/>
+                <w:szCs w:val="24"/>
+                <w:shd w:val="clear" w:color="auto" w:fill="FFFFFF"/>
+                <w:lang w:val="en-US"/>
+              </w:rPr>
+              <w:t>varchar(</w:t>
+            </w:r>
+            <w:proofErr w:type="gramEnd"/>
+            <w:r>
+              <w:rPr>
+                <w:rFonts w:ascii="Times New Roman" w:hAnsi="Times New Roman" w:cs="Times New Roman"/>
+                <w:bCs/>
+                <w:color w:val="000000"/>
+                <w:sz w:val="24"/>
+                <w:szCs w:val="24"/>
+                <w:shd w:val="clear" w:color="auto" w:fill="FFFFFF"/>
+                <w:lang w:val="en-US"/>
+              </w:rPr>
+              <w:t>50)</w:t>
             </w:r>
           </w:p>
         </w:tc>
@@ -7171,13 +8214,13 @@
                 <w:szCs w:val="24"/>
                 <w:lang w:eastAsia="ru-RU"/>
               </w:rPr>
-              <w:t>Отчество</w:t>
-            </w:r>
-          </w:p>
-        </w:tc>
-        <w:tc>
-          <w:tcPr>
-            <w:tcW w:w="1842" w:type="dxa"/>
+              <w:t>Имя</w:t>
+            </w:r>
+          </w:p>
+        </w:tc>
+        <w:tc>
+          <w:tcPr>
+            <w:tcW w:w="1984" w:type="dxa"/>
           </w:tcPr>
           <w:p>
             <w:pPr>
@@ -7201,44 +8244,8 @@
                 <w:shd w:val="clear" w:color="auto" w:fill="FFFFFF"/>
                 <w:lang w:val="en-US"/>
               </w:rPr>
-              <w:t>middle_name</w:t>
-            </w:r>
-          </w:p>
-        </w:tc>
-        <w:tc>
-          <w:tcPr>
-            <w:tcW w:w="1276" w:type="dxa"/>
-          </w:tcPr>
-          <w:p>
-            <w:pPr>
-              <w:spacing w:before="120" w:after="120" w:line="250" w:lineRule="atLeast"/>
-              <w:jc w:val="center"/>
-              <w:rPr>
-                <w:rFonts w:ascii="Times New Roman" w:eastAsia="Times New Roman" w:hAnsi="Times New Roman" w:cs="Times New Roman"/>
-                <w:color w:val="000000"/>
-                <w:sz w:val="24"/>
-                <w:szCs w:val="24"/>
-                <w:lang w:val="en-US" w:eastAsia="ru-RU"/>
-              </w:rPr>
-            </w:pPr>
-          </w:p>
-        </w:tc>
-        <w:tc>
-          <w:tcPr>
-            <w:tcW w:w="1418" w:type="dxa"/>
-          </w:tcPr>
-          <w:p>
-            <w:pPr>
-              <w:spacing w:before="120" w:after="120" w:line="250" w:lineRule="atLeast"/>
-              <w:jc w:val="center"/>
-              <w:rPr>
-                <w:rFonts w:ascii="Times New Roman" w:eastAsia="Times New Roman" w:hAnsi="Times New Roman" w:cs="Times New Roman"/>
-                <w:color w:val="000000"/>
-                <w:sz w:val="24"/>
-                <w:szCs w:val="24"/>
-                <w:lang w:eastAsia="ru-RU"/>
-              </w:rPr>
-            </w:pPr>
+              <w:t>n</w:t>
+            </w:r>
             <w:r>
               <w:rPr>
                 <w:rFonts w:ascii="Times New Roman" w:hAnsi="Times New Roman" w:cs="Times New Roman"/>
@@ -7249,7 +8256,69 @@
                 <w:shd w:val="clear" w:color="auto" w:fill="FFFFFF"/>
                 <w:lang w:val="en-US"/>
               </w:rPr>
-              <w:t>varchar(50)</w:t>
+              <w:t>ame</w:t>
+            </w:r>
+          </w:p>
+        </w:tc>
+        <w:tc>
+          <w:tcPr>
+            <w:tcW w:w="1134" w:type="dxa"/>
+          </w:tcPr>
+          <w:p>
+            <w:pPr>
+              <w:spacing w:before="120" w:after="120" w:line="250" w:lineRule="atLeast"/>
+              <w:jc w:val="center"/>
+              <w:rPr>
+                <w:rFonts w:ascii="Times New Roman" w:eastAsia="Times New Roman" w:hAnsi="Times New Roman" w:cs="Times New Roman"/>
+                <w:color w:val="000000"/>
+                <w:sz w:val="24"/>
+                <w:szCs w:val="24"/>
+                <w:lang w:val="en-US" w:eastAsia="ru-RU"/>
+              </w:rPr>
+            </w:pPr>
+          </w:p>
+        </w:tc>
+        <w:tc>
+          <w:tcPr>
+            <w:tcW w:w="1418" w:type="dxa"/>
+          </w:tcPr>
+          <w:p>
+            <w:pPr>
+              <w:spacing w:before="120" w:after="120" w:line="250" w:lineRule="atLeast"/>
+              <w:jc w:val="center"/>
+              <w:rPr>
+                <w:rFonts w:ascii="Times New Roman" w:eastAsia="Times New Roman" w:hAnsi="Times New Roman" w:cs="Times New Roman"/>
+                <w:color w:val="000000"/>
+                <w:sz w:val="24"/>
+                <w:szCs w:val="24"/>
+                <w:lang w:eastAsia="ru-RU"/>
+              </w:rPr>
+            </w:pPr>
+            <w:proofErr w:type="gramStart"/>
+            <w:r>
+              <w:rPr>
+                <w:rFonts w:ascii="Times New Roman" w:hAnsi="Times New Roman" w:cs="Times New Roman"/>
+                <w:bCs/>
+                <w:color w:val="000000"/>
+                <w:sz w:val="24"/>
+                <w:szCs w:val="24"/>
+                <w:shd w:val="clear" w:color="auto" w:fill="FFFFFF"/>
+                <w:lang w:val="en-US"/>
+              </w:rPr>
+              <w:t>varchar(</w:t>
+            </w:r>
+            <w:proofErr w:type="gramEnd"/>
+            <w:r>
+              <w:rPr>
+                <w:rFonts w:ascii="Times New Roman" w:hAnsi="Times New Roman" w:cs="Times New Roman"/>
+                <w:bCs/>
+                <w:color w:val="000000"/>
+                <w:sz w:val="24"/>
+                <w:szCs w:val="24"/>
+                <w:shd w:val="clear" w:color="auto" w:fill="FFFFFF"/>
+                <w:lang w:val="en-US"/>
+              </w:rPr>
+              <w:t>50)</w:t>
             </w:r>
           </w:p>
         </w:tc>
@@ -7267,6 +8336,396 @@
                 <w:sz w:val="24"/>
                 <w:szCs w:val="24"/>
                 <w:lang w:eastAsia="ru-RU"/>
+              </w:rPr>
+            </w:pPr>
+            <w:r>
+              <w:rPr>
+                <w:rFonts w:ascii="Times New Roman" w:hAnsi="Times New Roman" w:cs="Times New Roman"/>
+                <w:bCs/>
+                <w:color w:val="000000"/>
+                <w:sz w:val="24"/>
+                <w:szCs w:val="24"/>
+                <w:shd w:val="clear" w:color="auto" w:fill="FFFFFF"/>
+                <w:lang w:val="en-US"/>
+              </w:rPr>
+              <w:t>+</w:t>
+            </w:r>
+          </w:p>
+        </w:tc>
+      </w:tr>
+      <w:tr>
+        <w:tc>
+          <w:tcPr>
+            <w:tcW w:w="562" w:type="dxa"/>
+            <w:vMerge/>
+            <w:vAlign w:val="center"/>
+          </w:tcPr>
+          <w:p>
+            <w:pPr>
+              <w:spacing w:before="120" w:after="120" w:line="250" w:lineRule="atLeast"/>
+              <w:jc w:val="center"/>
+              <w:rPr>
+                <w:rFonts w:ascii="Times New Roman" w:eastAsia="Times New Roman" w:hAnsi="Times New Roman" w:cs="Times New Roman"/>
+                <w:color w:val="000000"/>
+                <w:sz w:val="24"/>
+                <w:szCs w:val="24"/>
+                <w:lang w:eastAsia="ru-RU"/>
+              </w:rPr>
+            </w:pPr>
+          </w:p>
+        </w:tc>
+        <w:tc>
+          <w:tcPr>
+            <w:tcW w:w="1843" w:type="dxa"/>
+            <w:vMerge/>
+            <w:vAlign w:val="center"/>
+          </w:tcPr>
+          <w:p>
+            <w:pPr>
+              <w:spacing w:before="120" w:after="120" w:line="250" w:lineRule="atLeast"/>
+              <w:jc w:val="center"/>
+              <w:rPr>
+                <w:rFonts w:ascii="Times New Roman" w:eastAsia="Times New Roman" w:hAnsi="Times New Roman" w:cs="Times New Roman"/>
+                <w:color w:val="000000"/>
+                <w:sz w:val="24"/>
+                <w:szCs w:val="24"/>
+                <w:lang w:eastAsia="ru-RU"/>
+              </w:rPr>
+            </w:pPr>
+          </w:p>
+        </w:tc>
+        <w:tc>
+          <w:tcPr>
+            <w:tcW w:w="1985" w:type="dxa"/>
+          </w:tcPr>
+          <w:p>
+            <w:pPr>
+              <w:spacing w:before="120" w:after="120" w:line="250" w:lineRule="atLeast"/>
+              <w:jc w:val="center"/>
+              <w:rPr>
+                <w:rFonts w:ascii="Times New Roman" w:eastAsia="Times New Roman" w:hAnsi="Times New Roman" w:cs="Times New Roman"/>
+                <w:color w:val="000000"/>
+                <w:sz w:val="24"/>
+                <w:szCs w:val="24"/>
+                <w:lang w:eastAsia="ru-RU"/>
+              </w:rPr>
+            </w:pPr>
+            <w:r>
+              <w:rPr>
+                <w:rFonts w:ascii="Times New Roman" w:eastAsia="Times New Roman" w:hAnsi="Times New Roman" w:cs="Times New Roman"/>
+                <w:color w:val="000000"/>
+                <w:sz w:val="24"/>
+                <w:szCs w:val="24"/>
+                <w:lang w:eastAsia="ru-RU"/>
+              </w:rPr>
+              <w:t>Отчество</w:t>
+            </w:r>
+          </w:p>
+        </w:tc>
+        <w:tc>
+          <w:tcPr>
+            <w:tcW w:w="1984" w:type="dxa"/>
+          </w:tcPr>
+          <w:p>
+            <w:pPr>
+              <w:spacing w:before="120" w:after="120" w:line="250" w:lineRule="atLeast"/>
+              <w:jc w:val="center"/>
+              <w:rPr>
+                <w:rFonts w:ascii="Times New Roman" w:eastAsia="Times New Roman" w:hAnsi="Times New Roman" w:cs="Times New Roman"/>
+                <w:color w:val="000000"/>
+                <w:sz w:val="24"/>
+                <w:szCs w:val="24"/>
+                <w:lang w:eastAsia="ru-RU"/>
+              </w:rPr>
+            </w:pPr>
+            <w:proofErr w:type="spellStart"/>
+            <w:r>
+              <w:rPr>
+                <w:rFonts w:ascii="Times New Roman" w:hAnsi="Times New Roman" w:cs="Times New Roman"/>
+                <w:bCs/>
+                <w:color w:val="000000"/>
+                <w:sz w:val="24"/>
+                <w:szCs w:val="24"/>
+                <w:shd w:val="clear" w:color="auto" w:fill="FFFFFF"/>
+                <w:lang w:val="en-US"/>
+              </w:rPr>
+              <w:t>middle_name</w:t>
+            </w:r>
+            <w:proofErr w:type="spellEnd"/>
+          </w:p>
+        </w:tc>
+        <w:tc>
+          <w:tcPr>
+            <w:tcW w:w="1134" w:type="dxa"/>
+          </w:tcPr>
+          <w:p>
+            <w:pPr>
+              <w:spacing w:before="120" w:after="120" w:line="250" w:lineRule="atLeast"/>
+              <w:jc w:val="center"/>
+              <w:rPr>
+                <w:rFonts w:ascii="Times New Roman" w:eastAsia="Times New Roman" w:hAnsi="Times New Roman" w:cs="Times New Roman"/>
+                <w:color w:val="000000"/>
+                <w:sz w:val="24"/>
+                <w:szCs w:val="24"/>
+                <w:lang w:val="en-US" w:eastAsia="ru-RU"/>
+              </w:rPr>
+            </w:pPr>
+          </w:p>
+        </w:tc>
+        <w:tc>
+          <w:tcPr>
+            <w:tcW w:w="1418" w:type="dxa"/>
+          </w:tcPr>
+          <w:p>
+            <w:pPr>
+              <w:spacing w:before="120" w:after="120" w:line="250" w:lineRule="atLeast"/>
+              <w:jc w:val="center"/>
+              <w:rPr>
+                <w:rFonts w:ascii="Times New Roman" w:eastAsia="Times New Roman" w:hAnsi="Times New Roman" w:cs="Times New Roman"/>
+                <w:color w:val="000000"/>
+                <w:sz w:val="24"/>
+                <w:szCs w:val="24"/>
+                <w:lang w:eastAsia="ru-RU"/>
+              </w:rPr>
+            </w:pPr>
+            <w:proofErr w:type="gramStart"/>
+            <w:r>
+              <w:rPr>
+                <w:rFonts w:ascii="Times New Roman" w:hAnsi="Times New Roman" w:cs="Times New Roman"/>
+                <w:bCs/>
+                <w:color w:val="000000"/>
+                <w:sz w:val="24"/>
+                <w:szCs w:val="24"/>
+                <w:shd w:val="clear" w:color="auto" w:fill="FFFFFF"/>
+                <w:lang w:val="en-US"/>
+              </w:rPr>
+              <w:t>varchar(</w:t>
+            </w:r>
+            <w:proofErr w:type="gramEnd"/>
+            <w:r>
+              <w:rPr>
+                <w:rFonts w:ascii="Times New Roman" w:hAnsi="Times New Roman" w:cs="Times New Roman"/>
+                <w:bCs/>
+                <w:color w:val="000000"/>
+                <w:sz w:val="24"/>
+                <w:szCs w:val="24"/>
+                <w:shd w:val="clear" w:color="auto" w:fill="FFFFFF"/>
+                <w:lang w:val="en-US"/>
+              </w:rPr>
+              <w:t>50)</w:t>
+            </w:r>
+          </w:p>
+        </w:tc>
+        <w:tc>
+          <w:tcPr>
+            <w:tcW w:w="708" w:type="dxa"/>
+          </w:tcPr>
+          <w:p>
+            <w:pPr>
+              <w:spacing w:before="120" w:after="120" w:line="250" w:lineRule="atLeast"/>
+              <w:jc w:val="center"/>
+              <w:rPr>
+                <w:rFonts w:ascii="Times New Roman" w:eastAsia="Times New Roman" w:hAnsi="Times New Roman" w:cs="Times New Roman"/>
+                <w:color w:val="000000"/>
+                <w:sz w:val="24"/>
+                <w:szCs w:val="24"/>
+                <w:lang w:eastAsia="ru-RU"/>
+              </w:rPr>
+            </w:pPr>
+            <w:r>
+              <w:rPr>
+                <w:rFonts w:ascii="Times New Roman" w:hAnsi="Times New Roman" w:cs="Times New Roman"/>
+                <w:bCs/>
+                <w:color w:val="000000"/>
+                <w:sz w:val="24"/>
+                <w:szCs w:val="24"/>
+                <w:shd w:val="clear" w:color="auto" w:fill="FFFFFF"/>
+                <w:lang w:val="en-US"/>
+              </w:rPr>
+              <w:t>+</w:t>
+            </w:r>
+          </w:p>
+        </w:tc>
+      </w:tr>
+      <w:tr>
+        <w:tc>
+          <w:tcPr>
+            <w:tcW w:w="562" w:type="dxa"/>
+            <w:vMerge/>
+            <w:vAlign w:val="center"/>
+          </w:tcPr>
+          <w:p>
+            <w:pPr>
+              <w:spacing w:before="120" w:after="120" w:line="250" w:lineRule="atLeast"/>
+              <w:jc w:val="center"/>
+              <w:rPr>
+                <w:rFonts w:ascii="Times New Roman" w:eastAsia="Times New Roman" w:hAnsi="Times New Roman" w:cs="Times New Roman"/>
+                <w:color w:val="000000"/>
+                <w:sz w:val="24"/>
+                <w:szCs w:val="24"/>
+                <w:lang w:eastAsia="ru-RU"/>
+              </w:rPr>
+            </w:pPr>
+          </w:p>
+        </w:tc>
+        <w:tc>
+          <w:tcPr>
+            <w:tcW w:w="1843" w:type="dxa"/>
+            <w:vMerge/>
+            <w:vAlign w:val="center"/>
+          </w:tcPr>
+          <w:p>
+            <w:pPr>
+              <w:spacing w:before="120" w:after="120" w:line="250" w:lineRule="atLeast"/>
+              <w:jc w:val="center"/>
+              <w:rPr>
+                <w:rFonts w:ascii="Times New Roman" w:eastAsia="Times New Roman" w:hAnsi="Times New Roman" w:cs="Times New Roman"/>
+                <w:color w:val="000000"/>
+                <w:sz w:val="24"/>
+                <w:szCs w:val="24"/>
+                <w:lang w:eastAsia="ru-RU"/>
+              </w:rPr>
+            </w:pPr>
+          </w:p>
+        </w:tc>
+        <w:tc>
+          <w:tcPr>
+            <w:tcW w:w="1985" w:type="dxa"/>
+          </w:tcPr>
+          <w:p>
+            <w:pPr>
+              <w:spacing w:before="120" w:after="120" w:line="250" w:lineRule="atLeast"/>
+              <w:jc w:val="center"/>
+              <w:rPr>
+                <w:rFonts w:ascii="Times New Roman" w:eastAsia="Times New Roman" w:hAnsi="Times New Roman" w:cs="Times New Roman"/>
+                <w:color w:val="000000"/>
+                <w:sz w:val="24"/>
+                <w:szCs w:val="24"/>
+                <w:lang w:eastAsia="ru-RU"/>
+              </w:rPr>
+            </w:pPr>
+            <w:r>
+              <w:rPr>
+                <w:rFonts w:ascii="Times New Roman" w:eastAsia="Times New Roman" w:hAnsi="Times New Roman" w:cs="Times New Roman"/>
+                <w:color w:val="000000"/>
+                <w:sz w:val="24"/>
+                <w:szCs w:val="24"/>
+                <w:lang w:eastAsia="ru-RU"/>
+              </w:rPr>
+              <w:t>Возраст</w:t>
+            </w:r>
+          </w:p>
+        </w:tc>
+        <w:tc>
+          <w:tcPr>
+            <w:tcW w:w="1984" w:type="dxa"/>
+          </w:tcPr>
+          <w:p>
+            <w:pPr>
+              <w:spacing w:before="120" w:after="120" w:line="250" w:lineRule="atLeast"/>
+              <w:jc w:val="center"/>
+              <w:rPr>
+                <w:rFonts w:ascii="Times New Roman" w:hAnsi="Times New Roman" w:cs="Times New Roman"/>
+                <w:bCs/>
+                <w:color w:val="000000"/>
+                <w:sz w:val="24"/>
+                <w:szCs w:val="24"/>
+                <w:shd w:val="clear" w:color="auto" w:fill="FFFFFF"/>
+                <w:lang w:val="en-US"/>
+              </w:rPr>
+            </w:pPr>
+            <w:r>
+              <w:rPr>
+                <w:rFonts w:ascii="Times New Roman" w:hAnsi="Times New Roman" w:cs="Times New Roman"/>
+                <w:bCs/>
+                <w:color w:val="000000"/>
+                <w:sz w:val="24"/>
+                <w:szCs w:val="24"/>
+                <w:shd w:val="clear" w:color="auto" w:fill="FFFFFF"/>
+                <w:lang w:val="en-US"/>
+              </w:rPr>
+              <w:t>a</w:t>
+            </w:r>
+            <w:r>
+              <w:rPr>
+                <w:rFonts w:ascii="Times New Roman" w:hAnsi="Times New Roman" w:cs="Times New Roman"/>
+                <w:bCs/>
+                <w:color w:val="000000"/>
+                <w:sz w:val="24"/>
+                <w:szCs w:val="24"/>
+                <w:shd w:val="clear" w:color="auto" w:fill="FFFFFF"/>
+                <w:lang w:val="en-US"/>
+              </w:rPr>
+              <w:t>ge</w:t>
+            </w:r>
+          </w:p>
+        </w:tc>
+        <w:tc>
+          <w:tcPr>
+            <w:tcW w:w="1134" w:type="dxa"/>
+          </w:tcPr>
+          <w:p>
+            <w:pPr>
+              <w:spacing w:before="120" w:after="120" w:line="250" w:lineRule="atLeast"/>
+              <w:jc w:val="center"/>
+              <w:rPr>
+                <w:rFonts w:ascii="Times New Roman" w:eastAsia="Times New Roman" w:hAnsi="Times New Roman" w:cs="Times New Roman"/>
+                <w:color w:val="000000"/>
+                <w:sz w:val="24"/>
+                <w:szCs w:val="24"/>
+                <w:lang w:val="en-US" w:eastAsia="ru-RU"/>
+              </w:rPr>
+            </w:pPr>
+          </w:p>
+        </w:tc>
+        <w:tc>
+          <w:tcPr>
+            <w:tcW w:w="1418" w:type="dxa"/>
+          </w:tcPr>
+          <w:p>
+            <w:pPr>
+              <w:spacing w:before="120" w:after="120" w:line="250" w:lineRule="atLeast"/>
+              <w:jc w:val="center"/>
+              <w:rPr>
+                <w:rFonts w:ascii="Times New Roman" w:hAnsi="Times New Roman" w:cs="Times New Roman"/>
+                <w:bCs/>
+                <w:color w:val="000000"/>
+                <w:sz w:val="24"/>
+                <w:szCs w:val="24"/>
+                <w:shd w:val="clear" w:color="auto" w:fill="FFFFFF"/>
+                <w:lang w:val="en-US"/>
+              </w:rPr>
+            </w:pPr>
+            <w:r>
+              <w:rPr>
+                <w:rFonts w:ascii="Times New Roman" w:hAnsi="Times New Roman" w:cs="Times New Roman"/>
+                <w:bCs/>
+                <w:color w:val="000000"/>
+                <w:sz w:val="24"/>
+                <w:szCs w:val="24"/>
+                <w:shd w:val="clear" w:color="auto" w:fill="FFFFFF"/>
+                <w:lang w:val="en-US"/>
+              </w:rPr>
+              <w:t>int</w:t>
+            </w:r>
+          </w:p>
+        </w:tc>
+        <w:tc>
+          <w:tcPr>
+            <w:tcW w:w="708" w:type="dxa"/>
+          </w:tcPr>
+          <w:p>
+            <w:pPr>
+              <w:spacing w:before="120" w:after="120" w:line="250" w:lineRule="atLeast"/>
+              <w:jc w:val="center"/>
+              <w:rPr>
+                <w:rFonts w:ascii="Times New Roman" w:hAnsi="Times New Roman" w:cs="Times New Roman"/>
+                <w:bCs/>
+                <w:color w:val="000000"/>
+                <w:sz w:val="24"/>
+                <w:szCs w:val="24"/>
+                <w:shd w:val="clear" w:color="auto" w:fill="FFFFFF"/>
+                <w:lang w:val="en-US"/>
               </w:rPr>
             </w:pPr>
             <w:r>
@@ -7375,7 +8834,7 @@
         </w:tc>
         <w:tc>
           <w:tcPr>
-            <w:tcW w:w="1842" w:type="dxa"/>
+            <w:tcW w:w="1984" w:type="dxa"/>
           </w:tcPr>
           <w:p>
             <w:pPr>
@@ -7405,7 +8864,7 @@
         </w:tc>
         <w:tc>
           <w:tcPr>
-            <w:tcW w:w="1276" w:type="dxa"/>
+            <w:tcW w:w="1134" w:type="dxa"/>
           </w:tcPr>
           <w:p>
             <w:pPr>
@@ -7565,20 +9024,21 @@
         </w:tc>
         <w:tc>
           <w:tcPr>
-            <w:tcW w:w="1842" w:type="dxa"/>
-          </w:tcPr>
-          <w:p>
-            <w:pPr>
-              <w:spacing w:before="120" w:after="120" w:line="250" w:lineRule="atLeast"/>
-              <w:jc w:val="center"/>
-              <w:rPr>
-                <w:rFonts w:ascii="Times New Roman" w:eastAsia="Times New Roman" w:hAnsi="Times New Roman" w:cs="Times New Roman"/>
-                <w:color w:val="000000"/>
-                <w:sz w:val="24"/>
-                <w:szCs w:val="24"/>
-                <w:lang w:eastAsia="ru-RU"/>
-              </w:rPr>
-            </w:pPr>
+            <w:tcW w:w="1984" w:type="dxa"/>
+          </w:tcPr>
+          <w:p>
+            <w:pPr>
+              <w:spacing w:before="120" w:after="120" w:line="250" w:lineRule="atLeast"/>
+              <w:jc w:val="center"/>
+              <w:rPr>
+                <w:rFonts w:ascii="Times New Roman" w:eastAsia="Times New Roman" w:hAnsi="Times New Roman" w:cs="Times New Roman"/>
+                <w:color w:val="000000"/>
+                <w:sz w:val="24"/>
+                <w:szCs w:val="24"/>
+                <w:lang w:eastAsia="ru-RU"/>
+              </w:rPr>
+            </w:pPr>
+            <w:proofErr w:type="spellStart"/>
             <w:r>
               <w:rPr>
                 <w:rFonts w:ascii="Times New Roman" w:hAnsi="Times New Roman" w:cs="Times New Roman"/>
@@ -7591,11 +9051,12 @@
               </w:rPr>
               <w:t>id_table</w:t>
             </w:r>
-          </w:p>
-        </w:tc>
-        <w:tc>
-          <w:tcPr>
-            <w:tcW w:w="1276" w:type="dxa"/>
+            <w:proofErr w:type="spellEnd"/>
+          </w:p>
+        </w:tc>
+        <w:tc>
+          <w:tcPr>
+            <w:tcW w:w="1134" w:type="dxa"/>
           </w:tcPr>
           <w:p>
             <w:pPr>
@@ -7755,20 +9216,21 @@
         </w:tc>
         <w:tc>
           <w:tcPr>
-            <w:tcW w:w="1842" w:type="dxa"/>
-          </w:tcPr>
-          <w:p>
-            <w:pPr>
-              <w:spacing w:before="120" w:after="120" w:line="250" w:lineRule="atLeast"/>
-              <w:jc w:val="center"/>
-              <w:rPr>
-                <w:rFonts w:ascii="Times New Roman" w:eastAsia="Times New Roman" w:hAnsi="Times New Roman" w:cs="Times New Roman"/>
-                <w:color w:val="000000"/>
-                <w:sz w:val="24"/>
-                <w:szCs w:val="24"/>
-                <w:lang w:eastAsia="ru-RU"/>
-              </w:rPr>
-            </w:pPr>
+            <w:tcW w:w="1984" w:type="dxa"/>
+          </w:tcPr>
+          <w:p>
+            <w:pPr>
+              <w:spacing w:before="120" w:after="120" w:line="250" w:lineRule="atLeast"/>
+              <w:jc w:val="center"/>
+              <w:rPr>
+                <w:rFonts w:ascii="Times New Roman" w:eastAsia="Times New Roman" w:hAnsi="Times New Roman" w:cs="Times New Roman"/>
+                <w:color w:val="000000"/>
+                <w:sz w:val="24"/>
+                <w:szCs w:val="24"/>
+                <w:lang w:eastAsia="ru-RU"/>
+              </w:rPr>
+            </w:pPr>
+            <w:proofErr w:type="spellStart"/>
             <w:r>
               <w:rPr>
                 <w:rFonts w:ascii="Times New Roman" w:hAnsi="Times New Roman" w:cs="Times New Roman"/>
@@ -7781,11 +9243,12 @@
               </w:rPr>
               <w:t>id_employee</w:t>
             </w:r>
-          </w:p>
-        </w:tc>
-        <w:tc>
-          <w:tcPr>
-            <w:tcW w:w="1276" w:type="dxa"/>
+            <w:proofErr w:type="spellEnd"/>
+          </w:p>
+        </w:tc>
+        <w:tc>
+          <w:tcPr>
+            <w:tcW w:w="1134" w:type="dxa"/>
           </w:tcPr>
           <w:p>
             <w:pPr>
@@ -7939,26 +9402,37 @@
                 <w:szCs w:val="24"/>
                 <w:lang w:eastAsia="ru-RU"/>
               </w:rPr>
-              <w:t>Код блюда</w:t>
-            </w:r>
-          </w:p>
-        </w:tc>
-        <w:tc>
-          <w:tcPr>
-            <w:tcW w:w="1842" w:type="dxa"/>
-          </w:tcPr>
-          <w:p>
-            <w:pPr>
-              <w:spacing w:before="120" w:after="120" w:line="250" w:lineRule="atLeast"/>
-              <w:jc w:val="center"/>
-              <w:rPr>
-                <w:rFonts w:ascii="Times New Roman" w:eastAsia="Times New Roman" w:hAnsi="Times New Roman" w:cs="Times New Roman"/>
-                <w:color w:val="000000"/>
-                <w:sz w:val="24"/>
-                <w:szCs w:val="24"/>
-                <w:lang w:eastAsia="ru-RU"/>
-              </w:rPr>
-            </w:pPr>
+              <w:t xml:space="preserve">Код </w:t>
+            </w:r>
+            <w:r>
+              <w:rPr>
+                <w:rFonts w:ascii="Times New Roman" w:eastAsia="Times New Roman" w:hAnsi="Times New Roman" w:cs="Times New Roman"/>
+                <w:color w:val="000000"/>
+                <w:sz w:val="24"/>
+                <w:szCs w:val="24"/>
+                <w:lang w:eastAsia="ru-RU"/>
+              </w:rPr>
+              <w:t>клиента</w:t>
+            </w:r>
+          </w:p>
+        </w:tc>
+        <w:tc>
+          <w:tcPr>
+            <w:tcW w:w="1984" w:type="dxa"/>
+          </w:tcPr>
+          <w:p>
+            <w:pPr>
+              <w:spacing w:before="120" w:after="120" w:line="250" w:lineRule="atLeast"/>
+              <w:jc w:val="center"/>
+              <w:rPr>
+                <w:rFonts w:ascii="Times New Roman" w:eastAsia="Times New Roman" w:hAnsi="Times New Roman" w:cs="Times New Roman"/>
+                <w:color w:val="000000"/>
+                <w:sz w:val="24"/>
+                <w:szCs w:val="24"/>
+                <w:lang w:eastAsia="ru-RU"/>
+              </w:rPr>
+            </w:pPr>
+            <w:proofErr w:type="spellStart"/>
             <w:r>
               <w:rPr>
                 <w:rFonts w:ascii="Times New Roman" w:hAnsi="Times New Roman" w:cs="Times New Roman"/>
@@ -7969,13 +9443,26 @@
                 <w:shd w:val="clear" w:color="auto" w:fill="FFFFFF"/>
                 <w:lang w:val="en-US"/>
               </w:rPr>
-              <w:t>id_dish</w:t>
-            </w:r>
-          </w:p>
-        </w:tc>
-        <w:tc>
-          <w:tcPr>
-            <w:tcW w:w="1276" w:type="dxa"/>
+              <w:t>id_</w:t>
+            </w:r>
+            <w:r>
+              <w:rPr>
+                <w:rFonts w:ascii="Times New Roman" w:hAnsi="Times New Roman" w:cs="Times New Roman"/>
+                <w:bCs/>
+                <w:color w:val="000000"/>
+                <w:sz w:val="24"/>
+                <w:szCs w:val="24"/>
+                <w:shd w:val="clear" w:color="auto" w:fill="FFFFFF"/>
+                <w:lang w:val="en-US"/>
+              </w:rPr>
+              <w:t>client</w:t>
+            </w:r>
+            <w:proofErr w:type="spellEnd"/>
+          </w:p>
+        </w:tc>
+        <w:tc>
+          <w:tcPr>
+            <w:tcW w:w="1134" w:type="dxa"/>
           </w:tcPr>
           <w:p>
             <w:pPr>
@@ -8135,7 +9622,7 @@
         </w:tc>
         <w:tc>
           <w:tcPr>
-            <w:tcW w:w="1842" w:type="dxa"/>
+            <w:tcW w:w="1984" w:type="dxa"/>
           </w:tcPr>
           <w:p>
             <w:pPr>
@@ -8165,7 +9652,7 @@
         </w:tc>
         <w:tc>
           <w:tcPr>
-            <w:tcW w:w="1276" w:type="dxa"/>
+            <w:tcW w:w="1134" w:type="dxa"/>
           </w:tcPr>
           <w:p>
             <w:pPr>
@@ -8313,7 +9800,7 @@
         </w:tc>
         <w:tc>
           <w:tcPr>
-            <w:tcW w:w="1842" w:type="dxa"/>
+            <w:tcW w:w="1984" w:type="dxa"/>
           </w:tcPr>
           <w:p>
             <w:pPr>
@@ -8343,7 +9830,7 @@
         </w:tc>
         <w:tc>
           <w:tcPr>
-            <w:tcW w:w="1276" w:type="dxa"/>
+            <w:tcW w:w="1134" w:type="dxa"/>
           </w:tcPr>
           <w:p>
             <w:pPr>
@@ -8416,6 +9903,895 @@
                 <w:lang w:val="en-US"/>
               </w:rPr>
               <w:t>+</w:t>
+            </w:r>
+          </w:p>
+        </w:tc>
+      </w:tr>
+      <w:tr>
+        <w:tc>
+          <w:tcPr>
+            <w:tcW w:w="562" w:type="dxa"/>
+            <w:vMerge/>
+            <w:vAlign w:val="center"/>
+          </w:tcPr>
+          <w:p>
+            <w:pPr>
+              <w:spacing w:before="120" w:after="120" w:line="250" w:lineRule="atLeast"/>
+              <w:jc w:val="center"/>
+              <w:rPr>
+                <w:rFonts w:ascii="Times New Roman" w:eastAsia="Times New Roman" w:hAnsi="Times New Roman" w:cs="Times New Roman"/>
+                <w:color w:val="000000"/>
+                <w:sz w:val="24"/>
+                <w:szCs w:val="24"/>
+                <w:lang w:eastAsia="ru-RU"/>
+              </w:rPr>
+            </w:pPr>
+          </w:p>
+        </w:tc>
+        <w:tc>
+          <w:tcPr>
+            <w:tcW w:w="1843" w:type="dxa"/>
+            <w:vMerge/>
+            <w:vAlign w:val="center"/>
+          </w:tcPr>
+          <w:p>
+            <w:pPr>
+              <w:spacing w:before="120" w:after="120" w:line="250" w:lineRule="atLeast"/>
+              <w:jc w:val="center"/>
+              <w:rPr>
+                <w:rFonts w:ascii="Times New Roman" w:eastAsia="Times New Roman" w:hAnsi="Times New Roman" w:cs="Times New Roman"/>
+                <w:color w:val="000000"/>
+                <w:sz w:val="24"/>
+                <w:szCs w:val="24"/>
+                <w:lang w:eastAsia="ru-RU"/>
+              </w:rPr>
+            </w:pPr>
+          </w:p>
+        </w:tc>
+        <w:tc>
+          <w:tcPr>
+            <w:tcW w:w="1985" w:type="dxa"/>
+          </w:tcPr>
+          <w:p>
+            <w:pPr>
+              <w:spacing w:before="120" w:after="120" w:line="250" w:lineRule="atLeast"/>
+              <w:jc w:val="center"/>
+              <w:rPr>
+                <w:rFonts w:ascii="Times New Roman" w:eastAsia="Times New Roman" w:hAnsi="Times New Roman" w:cs="Times New Roman"/>
+                <w:color w:val="000000"/>
+                <w:sz w:val="24"/>
+                <w:szCs w:val="24"/>
+                <w:lang w:eastAsia="ru-RU"/>
+              </w:rPr>
+            </w:pPr>
+            <w:r>
+              <w:rPr>
+                <w:rFonts w:ascii="Times New Roman" w:eastAsia="Times New Roman" w:hAnsi="Times New Roman" w:cs="Times New Roman"/>
+                <w:color w:val="000000"/>
+                <w:sz w:val="24"/>
+                <w:szCs w:val="24"/>
+                <w:lang w:eastAsia="ru-RU"/>
+              </w:rPr>
+              <w:t>Статус</w:t>
+            </w:r>
+          </w:p>
+        </w:tc>
+        <w:tc>
+          <w:tcPr>
+            <w:tcW w:w="1984" w:type="dxa"/>
+          </w:tcPr>
+          <w:p>
+            <w:pPr>
+              <w:spacing w:before="120" w:after="120" w:line="250" w:lineRule="atLeast"/>
+              <w:jc w:val="center"/>
+              <w:rPr>
+                <w:rFonts w:ascii="Times New Roman" w:hAnsi="Times New Roman" w:cs="Times New Roman"/>
+                <w:bCs/>
+                <w:color w:val="000000"/>
+                <w:sz w:val="24"/>
+                <w:szCs w:val="24"/>
+                <w:shd w:val="clear" w:color="auto" w:fill="FFFFFF"/>
+                <w:lang w:val="en-US"/>
+              </w:rPr>
+            </w:pPr>
+            <w:r>
+              <w:rPr>
+                <w:rFonts w:ascii="Times New Roman" w:hAnsi="Times New Roman" w:cs="Times New Roman"/>
+                <w:bCs/>
+                <w:color w:val="000000"/>
+                <w:sz w:val="24"/>
+                <w:szCs w:val="24"/>
+                <w:shd w:val="clear" w:color="auto" w:fill="FFFFFF"/>
+                <w:lang w:val="en-US"/>
+              </w:rPr>
+              <w:t>status</w:t>
+            </w:r>
+          </w:p>
+        </w:tc>
+        <w:tc>
+          <w:tcPr>
+            <w:tcW w:w="1134" w:type="dxa"/>
+          </w:tcPr>
+          <w:p>
+            <w:pPr>
+              <w:spacing w:before="120" w:after="120" w:line="250" w:lineRule="atLeast"/>
+              <w:jc w:val="center"/>
+              <w:rPr>
+                <w:rFonts w:ascii="Times New Roman" w:eastAsia="Times New Roman" w:hAnsi="Times New Roman" w:cs="Times New Roman"/>
+                <w:color w:val="000000"/>
+                <w:sz w:val="24"/>
+                <w:szCs w:val="24"/>
+                <w:lang w:eastAsia="ru-RU"/>
+              </w:rPr>
+            </w:pPr>
+          </w:p>
+        </w:tc>
+        <w:tc>
+          <w:tcPr>
+            <w:tcW w:w="1418" w:type="dxa"/>
+          </w:tcPr>
+          <w:p>
+            <w:pPr>
+              <w:spacing w:before="120" w:after="120" w:line="250" w:lineRule="atLeast"/>
+              <w:jc w:val="center"/>
+              <w:rPr>
+                <w:rFonts w:ascii="Times New Roman" w:hAnsi="Times New Roman" w:cs="Times New Roman"/>
+                <w:bCs/>
+                <w:color w:val="000000"/>
+                <w:sz w:val="24"/>
+                <w:szCs w:val="24"/>
+                <w:shd w:val="clear" w:color="auto" w:fill="FFFFFF"/>
+                <w:lang w:val="en-US"/>
+              </w:rPr>
+            </w:pPr>
+            <w:proofErr w:type="gramStart"/>
+            <w:r>
+              <w:rPr>
+                <w:rFonts w:ascii="Times New Roman" w:hAnsi="Times New Roman" w:cs="Times New Roman"/>
+                <w:bCs/>
+                <w:color w:val="000000"/>
+                <w:sz w:val="24"/>
+                <w:szCs w:val="24"/>
+                <w:shd w:val="clear" w:color="auto" w:fill="FFFFFF"/>
+                <w:lang w:val="en-US"/>
+              </w:rPr>
+              <w:t>varchar(</w:t>
+            </w:r>
+            <w:proofErr w:type="gramEnd"/>
+            <w:r>
+              <w:rPr>
+                <w:rFonts w:ascii="Times New Roman" w:hAnsi="Times New Roman" w:cs="Times New Roman"/>
+                <w:bCs/>
+                <w:color w:val="000000"/>
+                <w:sz w:val="24"/>
+                <w:szCs w:val="24"/>
+                <w:shd w:val="clear" w:color="auto" w:fill="FFFFFF"/>
+                <w:lang w:val="en-US"/>
+              </w:rPr>
+              <w:t>50)</w:t>
+            </w:r>
+          </w:p>
+        </w:tc>
+        <w:tc>
+          <w:tcPr>
+            <w:tcW w:w="708" w:type="dxa"/>
+          </w:tcPr>
+          <w:p>
+            <w:pPr>
+              <w:spacing w:before="120" w:after="120" w:line="250" w:lineRule="atLeast"/>
+              <w:jc w:val="center"/>
+              <w:rPr>
+                <w:rFonts w:ascii="Times New Roman" w:hAnsi="Times New Roman" w:cs="Times New Roman"/>
+                <w:bCs/>
+                <w:color w:val="000000"/>
+                <w:sz w:val="24"/>
+                <w:szCs w:val="24"/>
+                <w:shd w:val="clear" w:color="auto" w:fill="FFFFFF"/>
+                <w:lang w:val="en-US"/>
+              </w:rPr>
+            </w:pPr>
+            <w:r>
+              <w:rPr>
+                <w:rFonts w:ascii="Times New Roman" w:hAnsi="Times New Roman" w:cs="Times New Roman"/>
+                <w:bCs/>
+                <w:color w:val="000000"/>
+                <w:sz w:val="24"/>
+                <w:szCs w:val="24"/>
+                <w:shd w:val="clear" w:color="auto" w:fill="FFFFFF"/>
+                <w:lang w:val="en-US"/>
+              </w:rPr>
+              <w:t>+</w:t>
+            </w:r>
+          </w:p>
+        </w:tc>
+      </w:tr>
+      <w:tr>
+        <w:tc>
+          <w:tcPr>
+            <w:tcW w:w="562" w:type="dxa"/>
+            <w:vAlign w:val="center"/>
+          </w:tcPr>
+          <w:p>
+            <w:pPr>
+              <w:spacing w:before="120" w:after="120" w:line="250" w:lineRule="atLeast"/>
+              <w:jc w:val="center"/>
+              <w:rPr>
+                <w:rFonts w:ascii="Times New Roman" w:eastAsia="Times New Roman" w:hAnsi="Times New Roman" w:cs="Times New Roman"/>
+                <w:color w:val="000000"/>
+                <w:sz w:val="24"/>
+                <w:szCs w:val="24"/>
+                <w:lang w:eastAsia="ru-RU"/>
+              </w:rPr>
+            </w:pPr>
+            <w:r>
+              <w:rPr>
+                <w:rFonts w:ascii="Times New Roman" w:eastAsia="Times New Roman" w:hAnsi="Times New Roman" w:cs="Times New Roman"/>
+                <w:color w:val="000000"/>
+                <w:sz w:val="24"/>
+                <w:szCs w:val="24"/>
+                <w:lang w:eastAsia="ru-RU"/>
+              </w:rPr>
+              <w:t>6</w:t>
+            </w:r>
+          </w:p>
+        </w:tc>
+        <w:tc>
+          <w:tcPr>
+            <w:tcW w:w="1843" w:type="dxa"/>
+            <w:vAlign w:val="center"/>
+          </w:tcPr>
+          <w:p>
+            <w:pPr>
+              <w:spacing w:before="120" w:after="120" w:line="250" w:lineRule="atLeast"/>
+              <w:jc w:val="center"/>
+              <w:rPr>
+                <w:rFonts w:ascii="Times New Roman" w:eastAsia="Times New Roman" w:hAnsi="Times New Roman" w:cs="Times New Roman"/>
+                <w:color w:val="000000"/>
+                <w:sz w:val="24"/>
+                <w:szCs w:val="24"/>
+                <w:lang w:val="en-US" w:eastAsia="ru-RU"/>
+              </w:rPr>
+            </w:pPr>
+            <w:proofErr w:type="spellStart"/>
+            <w:r>
+              <w:rPr>
+                <w:rFonts w:ascii="Times New Roman" w:eastAsia="Times New Roman" w:hAnsi="Times New Roman" w:cs="Times New Roman"/>
+                <w:color w:val="000000"/>
+                <w:sz w:val="24"/>
+                <w:szCs w:val="24"/>
+                <w:lang w:val="en-US" w:eastAsia="ru-RU"/>
+              </w:rPr>
+              <w:t>Dishes_</w:t>
+            </w:r>
+            <w:r>
+              <w:rPr>
+                <w:rFonts w:ascii="Times New Roman" w:eastAsia="Times New Roman" w:hAnsi="Times New Roman" w:cs="Times New Roman"/>
+                <w:color w:val="000000"/>
+                <w:sz w:val="24"/>
+                <w:szCs w:val="24"/>
+                <w:lang w:val="en-US" w:eastAsia="ru-RU"/>
+              </w:rPr>
+              <w:t>C</w:t>
+            </w:r>
+            <w:r>
+              <w:rPr>
+                <w:rFonts w:ascii="Times New Roman" w:eastAsia="Times New Roman" w:hAnsi="Times New Roman" w:cs="Times New Roman"/>
+                <w:color w:val="000000"/>
+                <w:sz w:val="24"/>
+                <w:szCs w:val="24"/>
+                <w:lang w:val="en-US" w:eastAsia="ru-RU"/>
+              </w:rPr>
+              <w:t>omp</w:t>
+            </w:r>
+            <w:r>
+              <w:rPr>
+                <w:rFonts w:ascii="Times New Roman" w:eastAsia="Times New Roman" w:hAnsi="Times New Roman" w:cs="Times New Roman"/>
+                <w:color w:val="000000"/>
+                <w:sz w:val="24"/>
+                <w:szCs w:val="24"/>
+                <w:lang w:val="en-US" w:eastAsia="ru-RU"/>
+              </w:rPr>
+              <w:t>s</w:t>
+            </w:r>
+            <w:proofErr w:type="spellEnd"/>
+          </w:p>
+        </w:tc>
+        <w:tc>
+          <w:tcPr>
+            <w:tcW w:w="1985" w:type="dxa"/>
+          </w:tcPr>
+          <w:p>
+            <w:pPr>
+              <w:spacing w:before="120" w:after="120" w:line="250" w:lineRule="atLeast"/>
+              <w:jc w:val="center"/>
+              <w:rPr>
+                <w:rFonts w:ascii="Times New Roman" w:eastAsia="Times New Roman" w:hAnsi="Times New Roman" w:cs="Times New Roman"/>
+                <w:color w:val="000000"/>
+                <w:sz w:val="24"/>
+                <w:szCs w:val="24"/>
+                <w:lang w:eastAsia="ru-RU"/>
+              </w:rPr>
+            </w:pPr>
+            <w:r>
+              <w:rPr>
+                <w:rFonts w:ascii="Times New Roman" w:eastAsia="Times New Roman" w:hAnsi="Times New Roman" w:cs="Times New Roman"/>
+                <w:color w:val="000000"/>
+                <w:sz w:val="24"/>
+                <w:szCs w:val="24"/>
+                <w:lang w:eastAsia="ru-RU"/>
+              </w:rPr>
+              <w:t>Код</w:t>
+            </w:r>
+          </w:p>
+        </w:tc>
+        <w:tc>
+          <w:tcPr>
+            <w:tcW w:w="1984" w:type="dxa"/>
+          </w:tcPr>
+          <w:p>
+            <w:pPr>
+              <w:spacing w:before="120" w:after="120" w:line="250" w:lineRule="atLeast"/>
+              <w:jc w:val="center"/>
+              <w:rPr>
+                <w:rFonts w:ascii="Times New Roman" w:eastAsia="Times New Roman" w:hAnsi="Times New Roman" w:cs="Times New Roman"/>
+                <w:color w:val="000000"/>
+                <w:sz w:val="24"/>
+                <w:szCs w:val="24"/>
+                <w:lang w:eastAsia="ru-RU"/>
+              </w:rPr>
+            </w:pPr>
+            <w:r>
+              <w:rPr>
+                <w:rFonts w:ascii="Times New Roman" w:hAnsi="Times New Roman" w:cs="Times New Roman"/>
+                <w:bCs/>
+                <w:color w:val="000000"/>
+                <w:sz w:val="24"/>
+                <w:szCs w:val="24"/>
+                <w:shd w:val="clear" w:color="auto" w:fill="FFFFFF"/>
+                <w:lang w:val="en-US"/>
+              </w:rPr>
+              <w:t>id</w:t>
+            </w:r>
+          </w:p>
+        </w:tc>
+        <w:tc>
+          <w:tcPr>
+            <w:tcW w:w="1134" w:type="dxa"/>
+          </w:tcPr>
+          <w:p>
+            <w:pPr>
+              <w:spacing w:before="120" w:after="120" w:line="250" w:lineRule="atLeast"/>
+              <w:jc w:val="center"/>
+              <w:rPr>
+                <w:rFonts w:ascii="Times New Roman" w:eastAsia="Times New Roman" w:hAnsi="Times New Roman" w:cs="Times New Roman"/>
+                <w:color w:val="000000"/>
+                <w:sz w:val="24"/>
+                <w:szCs w:val="24"/>
+                <w:lang w:eastAsia="ru-RU"/>
+              </w:rPr>
+            </w:pPr>
+            <w:r>
+              <w:rPr>
+                <w:rFonts w:ascii="Times New Roman" w:hAnsi="Times New Roman" w:cs="Times New Roman"/>
+                <w:bCs/>
+                <w:color w:val="000000"/>
+                <w:sz w:val="24"/>
+                <w:szCs w:val="24"/>
+                <w:shd w:val="clear" w:color="auto" w:fill="FFFFFF"/>
+                <w:lang w:val="en-US"/>
+              </w:rPr>
+              <w:t>P</w:t>
+            </w:r>
+            <w:r>
+              <w:rPr>
+                <w:rFonts w:ascii="Times New Roman" w:hAnsi="Times New Roman" w:cs="Times New Roman"/>
+                <w:bCs/>
+                <w:color w:val="000000"/>
+                <w:sz w:val="24"/>
+                <w:szCs w:val="24"/>
+                <w:shd w:val="clear" w:color="auto" w:fill="FFFFFF"/>
+                <w:lang w:val="en-US"/>
+              </w:rPr>
+              <w:t>K</w:t>
+            </w:r>
+          </w:p>
+        </w:tc>
+        <w:tc>
+          <w:tcPr>
+            <w:tcW w:w="1418" w:type="dxa"/>
+          </w:tcPr>
+          <w:p>
+            <w:pPr>
+              <w:spacing w:before="120" w:after="120" w:line="250" w:lineRule="atLeast"/>
+              <w:jc w:val="center"/>
+              <w:rPr>
+                <w:rFonts w:ascii="Times New Roman" w:eastAsia="Times New Roman" w:hAnsi="Times New Roman" w:cs="Times New Roman"/>
+                <w:color w:val="000000"/>
+                <w:sz w:val="24"/>
+                <w:szCs w:val="24"/>
+                <w:lang w:eastAsia="ru-RU"/>
+              </w:rPr>
+            </w:pPr>
+            <w:r>
+              <w:rPr>
+                <w:rFonts w:ascii="Times New Roman" w:hAnsi="Times New Roman" w:cs="Times New Roman"/>
+                <w:bCs/>
+                <w:color w:val="000000"/>
+                <w:sz w:val="24"/>
+                <w:szCs w:val="24"/>
+                <w:shd w:val="clear" w:color="auto" w:fill="FFFFFF"/>
+                <w:lang w:val="en-US"/>
+              </w:rPr>
+              <w:t>int</w:t>
+            </w:r>
+          </w:p>
+        </w:tc>
+        <w:tc>
+          <w:tcPr>
+            <w:tcW w:w="708" w:type="dxa"/>
+          </w:tcPr>
+          <w:p>
+            <w:pPr>
+              <w:spacing w:before="120" w:after="120" w:line="250" w:lineRule="atLeast"/>
+              <w:jc w:val="center"/>
+              <w:rPr>
+                <w:rFonts w:ascii="Times New Roman" w:eastAsia="Times New Roman" w:hAnsi="Times New Roman" w:cs="Times New Roman"/>
+                <w:color w:val="000000"/>
+                <w:sz w:val="24"/>
+                <w:szCs w:val="24"/>
+                <w:lang w:eastAsia="ru-RU"/>
+              </w:rPr>
+            </w:pPr>
+            <w:r>
+              <w:rPr>
+                <w:rFonts w:ascii="Times New Roman" w:hAnsi="Times New Roman" w:cs="Times New Roman"/>
+                <w:bCs/>
+                <w:color w:val="000000"/>
+                <w:sz w:val="24"/>
+                <w:szCs w:val="24"/>
+                <w:shd w:val="clear" w:color="auto" w:fill="FFFFFF"/>
+                <w:lang w:val="en-US"/>
+              </w:rPr>
+              <w:t>-</w:t>
+            </w:r>
+          </w:p>
+        </w:tc>
+      </w:tr>
+    </w:tbl>
+    <w:p>
+      <w:pPr>
+        <w:spacing w:before="120" w:after="120" w:line="250" w:lineRule="atLeast"/>
+        <w:rPr>
+          <w:rFonts w:ascii="Times New Roman" w:eastAsia="Times New Roman" w:hAnsi="Times New Roman" w:cs="Times New Roman"/>
+          <w:color w:val="000000"/>
+          <w:sz w:val="28"/>
+          <w:szCs w:val="28"/>
+          <w:lang w:eastAsia="ru-RU"/>
+        </w:rPr>
+      </w:pPr>
+      <w:r>
+        <w:br w:type="page"/>
+      </w:r>
+      <w:r>
+        <w:rPr>
+          <w:rFonts w:ascii="Times New Roman" w:hAnsi="Times New Roman" w:cs="Times New Roman"/>
+          <w:sz w:val="28"/>
+          <w:szCs w:val="28"/>
+        </w:rPr>
+        <w:lastRenderedPageBreak/>
+        <w:t>Продолжение таблицы 4</w:t>
+      </w:r>
+      <w:r>
+        <w:rPr>
+          <w:rFonts w:ascii="Times New Roman" w:hAnsi="Times New Roman" w:cs="Times New Roman"/>
+          <w:sz w:val="28"/>
+          <w:szCs w:val="28"/>
+        </w:rPr>
+        <w:t xml:space="preserve"> </w:t>
+      </w:r>
+      <w:r>
+        <w:rPr>
+          <w:rFonts w:ascii="Times New Roman" w:eastAsia="Times New Roman" w:hAnsi="Times New Roman" w:cs="Times New Roman"/>
+          <w:color w:val="000000"/>
+          <w:sz w:val="28"/>
+          <w:szCs w:val="28"/>
+          <w:lang w:eastAsia="ru-RU"/>
+        </w:rPr>
+        <w:t>– Список сущностей, их атрибутов сущностей.</w:t>
+      </w:r>
+    </w:p>
+    <w:tbl>
+      <w:tblPr>
+        <w:tblStyle w:val="a3"/>
+        <w:tblW w:w="9634" w:type="dxa"/>
+        <w:tblLayout w:type="fixed"/>
+        <w:tblLook w:val="04A0" w:firstRow="1" w:lastRow="0" w:firstColumn="1" w:lastColumn="0" w:noHBand="0" w:noVBand="1"/>
+      </w:tblPr>
+      <w:tblGrid>
+        <w:gridCol w:w="562"/>
+        <w:gridCol w:w="1843"/>
+        <w:gridCol w:w="1985"/>
+        <w:gridCol w:w="1984"/>
+        <w:gridCol w:w="1134"/>
+        <w:gridCol w:w="1418"/>
+        <w:gridCol w:w="708"/>
+      </w:tblGrid>
+      <w:tr>
+        <w:tc>
+          <w:tcPr>
+            <w:tcW w:w="562" w:type="dxa"/>
+            <w:vMerge w:val="restart"/>
+          </w:tcPr>
+          <w:p>
+            <w:pPr>
+              <w:spacing w:before="120" w:after="120" w:line="250" w:lineRule="atLeast"/>
+              <w:jc w:val="center"/>
+              <w:rPr>
+                <w:rFonts w:ascii="Times New Roman" w:eastAsia="Times New Roman" w:hAnsi="Times New Roman" w:cs="Times New Roman"/>
+                <w:color w:val="000000"/>
+                <w:sz w:val="24"/>
+                <w:szCs w:val="24"/>
+                <w:lang w:eastAsia="ru-RU"/>
+              </w:rPr>
+            </w:pPr>
+          </w:p>
+        </w:tc>
+        <w:tc>
+          <w:tcPr>
+            <w:tcW w:w="1843" w:type="dxa"/>
+            <w:vMerge w:val="restart"/>
+          </w:tcPr>
+          <w:p>
+            <w:pPr>
+              <w:spacing w:before="120" w:after="120" w:line="250" w:lineRule="atLeast"/>
+              <w:jc w:val="center"/>
+              <w:rPr>
+                <w:rFonts w:ascii="Times New Roman" w:eastAsia="Times New Roman" w:hAnsi="Times New Roman" w:cs="Times New Roman"/>
+                <w:color w:val="000000"/>
+                <w:sz w:val="24"/>
+                <w:szCs w:val="24"/>
+                <w:lang w:eastAsia="ru-RU"/>
+              </w:rPr>
+            </w:pPr>
+          </w:p>
+        </w:tc>
+        <w:tc>
+          <w:tcPr>
+            <w:tcW w:w="1985" w:type="dxa"/>
+          </w:tcPr>
+          <w:p>
+            <w:pPr>
+              <w:spacing w:before="120" w:after="120" w:line="250" w:lineRule="atLeast"/>
+              <w:jc w:val="center"/>
+              <w:rPr>
+                <w:rFonts w:ascii="Times New Roman" w:eastAsia="Times New Roman" w:hAnsi="Times New Roman" w:cs="Times New Roman"/>
+                <w:color w:val="000000"/>
+                <w:sz w:val="24"/>
+                <w:szCs w:val="24"/>
+                <w:lang w:eastAsia="ru-RU"/>
+              </w:rPr>
+            </w:pPr>
+            <w:r>
+              <w:rPr>
+                <w:rFonts w:ascii="Times New Roman" w:eastAsia="Times New Roman" w:hAnsi="Times New Roman" w:cs="Times New Roman"/>
+                <w:color w:val="000000"/>
+                <w:sz w:val="24"/>
+                <w:szCs w:val="24"/>
+                <w:lang w:eastAsia="ru-RU"/>
+              </w:rPr>
+              <w:t>Код блюда</w:t>
+            </w:r>
+          </w:p>
+        </w:tc>
+        <w:tc>
+          <w:tcPr>
+            <w:tcW w:w="1984" w:type="dxa"/>
+          </w:tcPr>
+          <w:p>
+            <w:pPr>
+              <w:spacing w:before="120" w:after="120" w:line="250" w:lineRule="atLeast"/>
+              <w:jc w:val="center"/>
+              <w:rPr>
+                <w:rFonts w:ascii="Times New Roman" w:eastAsia="Times New Roman" w:hAnsi="Times New Roman" w:cs="Times New Roman"/>
+                <w:color w:val="000000"/>
+                <w:sz w:val="24"/>
+                <w:szCs w:val="24"/>
+                <w:lang w:eastAsia="ru-RU"/>
+              </w:rPr>
+            </w:pPr>
+            <w:proofErr w:type="spellStart"/>
+            <w:r>
+              <w:rPr>
+                <w:rFonts w:ascii="Times New Roman" w:hAnsi="Times New Roman" w:cs="Times New Roman"/>
+                <w:bCs/>
+                <w:color w:val="000000"/>
+                <w:sz w:val="24"/>
+                <w:szCs w:val="24"/>
+                <w:shd w:val="clear" w:color="auto" w:fill="FFFFFF"/>
+                <w:lang w:val="en-US"/>
+              </w:rPr>
+              <w:t>id_dish</w:t>
+            </w:r>
+            <w:proofErr w:type="spellEnd"/>
+          </w:p>
+        </w:tc>
+        <w:tc>
+          <w:tcPr>
+            <w:tcW w:w="1134" w:type="dxa"/>
+          </w:tcPr>
+          <w:p>
+            <w:pPr>
+              <w:spacing w:before="120" w:after="120" w:line="250" w:lineRule="atLeast"/>
+              <w:jc w:val="center"/>
+              <w:rPr>
+                <w:rFonts w:ascii="Times New Roman" w:eastAsia="Times New Roman" w:hAnsi="Times New Roman" w:cs="Times New Roman"/>
+                <w:color w:val="000000"/>
+                <w:sz w:val="24"/>
+                <w:szCs w:val="24"/>
+                <w:lang w:eastAsia="ru-RU"/>
+              </w:rPr>
+            </w:pPr>
+            <w:r>
+              <w:rPr>
+                <w:rFonts w:ascii="Times New Roman" w:hAnsi="Times New Roman" w:cs="Times New Roman"/>
+                <w:bCs/>
+                <w:color w:val="000000"/>
+                <w:sz w:val="24"/>
+                <w:szCs w:val="24"/>
+                <w:shd w:val="clear" w:color="auto" w:fill="FFFFFF"/>
+                <w:lang w:val="en-US"/>
+              </w:rPr>
+              <w:t>FK</w:t>
+            </w:r>
+          </w:p>
+        </w:tc>
+        <w:tc>
+          <w:tcPr>
+            <w:tcW w:w="1418" w:type="dxa"/>
+          </w:tcPr>
+          <w:p>
+            <w:pPr>
+              <w:spacing w:before="120" w:after="120" w:line="250" w:lineRule="atLeast"/>
+              <w:jc w:val="center"/>
+              <w:rPr>
+                <w:rFonts w:ascii="Times New Roman" w:eastAsia="Times New Roman" w:hAnsi="Times New Roman" w:cs="Times New Roman"/>
+                <w:color w:val="000000"/>
+                <w:sz w:val="24"/>
+                <w:szCs w:val="24"/>
+                <w:lang w:eastAsia="ru-RU"/>
+              </w:rPr>
+            </w:pPr>
+            <w:r>
+              <w:rPr>
+                <w:rFonts w:ascii="Times New Roman" w:hAnsi="Times New Roman" w:cs="Times New Roman"/>
+                <w:bCs/>
+                <w:color w:val="000000"/>
+                <w:sz w:val="24"/>
+                <w:szCs w:val="24"/>
+                <w:shd w:val="clear" w:color="auto" w:fill="FFFFFF"/>
+                <w:lang w:val="en-US"/>
+              </w:rPr>
+              <w:t>int</w:t>
+            </w:r>
+          </w:p>
+        </w:tc>
+        <w:tc>
+          <w:tcPr>
+            <w:tcW w:w="708" w:type="dxa"/>
+          </w:tcPr>
+          <w:p>
+            <w:pPr>
+              <w:spacing w:before="120" w:after="120" w:line="250" w:lineRule="atLeast"/>
+              <w:jc w:val="center"/>
+              <w:rPr>
+                <w:rFonts w:ascii="Times New Roman" w:eastAsia="Times New Roman" w:hAnsi="Times New Roman" w:cs="Times New Roman"/>
+                <w:color w:val="000000"/>
+                <w:sz w:val="24"/>
+                <w:szCs w:val="24"/>
+                <w:lang w:eastAsia="ru-RU"/>
+              </w:rPr>
+            </w:pPr>
+            <w:r>
+              <w:rPr>
+                <w:rFonts w:ascii="Times New Roman" w:hAnsi="Times New Roman" w:cs="Times New Roman"/>
+                <w:bCs/>
+                <w:color w:val="000000"/>
+                <w:sz w:val="24"/>
+                <w:szCs w:val="24"/>
+                <w:shd w:val="clear" w:color="auto" w:fill="FFFFFF"/>
+                <w:lang w:val="en-US"/>
+              </w:rPr>
+              <w:t>-</w:t>
+            </w:r>
+          </w:p>
+        </w:tc>
+      </w:tr>
+      <w:tr>
+        <w:tc>
+          <w:tcPr>
+            <w:tcW w:w="562" w:type="dxa"/>
+            <w:vMerge/>
+          </w:tcPr>
+          <w:p>
+            <w:pPr>
+              <w:spacing w:before="120" w:after="120" w:line="250" w:lineRule="atLeast"/>
+              <w:jc w:val="center"/>
+              <w:rPr>
+                <w:rFonts w:ascii="Times New Roman" w:eastAsia="Times New Roman" w:hAnsi="Times New Roman" w:cs="Times New Roman"/>
+                <w:color w:val="000000"/>
+                <w:sz w:val="24"/>
+                <w:szCs w:val="24"/>
+                <w:lang w:eastAsia="ru-RU"/>
+              </w:rPr>
+            </w:pPr>
+          </w:p>
+        </w:tc>
+        <w:tc>
+          <w:tcPr>
+            <w:tcW w:w="1843" w:type="dxa"/>
+            <w:vMerge/>
+          </w:tcPr>
+          <w:p>
+            <w:pPr>
+              <w:spacing w:before="120" w:after="120" w:line="250" w:lineRule="atLeast"/>
+              <w:jc w:val="center"/>
+              <w:rPr>
+                <w:rFonts w:ascii="Times New Roman" w:eastAsia="Times New Roman" w:hAnsi="Times New Roman" w:cs="Times New Roman"/>
+                <w:color w:val="000000"/>
+                <w:sz w:val="24"/>
+                <w:szCs w:val="24"/>
+                <w:lang w:eastAsia="ru-RU"/>
+              </w:rPr>
+            </w:pPr>
+          </w:p>
+        </w:tc>
+        <w:tc>
+          <w:tcPr>
+            <w:tcW w:w="1985" w:type="dxa"/>
+          </w:tcPr>
+          <w:p>
+            <w:pPr>
+              <w:spacing w:before="120" w:after="120" w:line="250" w:lineRule="atLeast"/>
+              <w:jc w:val="center"/>
+              <w:rPr>
+                <w:rFonts w:ascii="Times New Roman" w:eastAsia="Times New Roman" w:hAnsi="Times New Roman" w:cs="Times New Roman"/>
+                <w:color w:val="000000"/>
+                <w:sz w:val="24"/>
+                <w:szCs w:val="24"/>
+                <w:lang w:eastAsia="ru-RU"/>
+              </w:rPr>
+            </w:pPr>
+            <w:r>
+              <w:rPr>
+                <w:rFonts w:ascii="Times New Roman" w:eastAsia="Times New Roman" w:hAnsi="Times New Roman" w:cs="Times New Roman"/>
+                <w:color w:val="000000"/>
+                <w:sz w:val="24"/>
+                <w:szCs w:val="24"/>
+                <w:lang w:eastAsia="ru-RU"/>
+              </w:rPr>
+              <w:t>Код продукта</w:t>
+            </w:r>
+          </w:p>
+        </w:tc>
+        <w:tc>
+          <w:tcPr>
+            <w:tcW w:w="1984" w:type="dxa"/>
+          </w:tcPr>
+          <w:p>
+            <w:pPr>
+              <w:spacing w:before="120" w:after="120" w:line="250" w:lineRule="atLeast"/>
+              <w:jc w:val="center"/>
+              <w:rPr>
+                <w:rFonts w:ascii="Times New Roman" w:eastAsia="Times New Roman" w:hAnsi="Times New Roman" w:cs="Times New Roman"/>
+                <w:color w:val="000000"/>
+                <w:sz w:val="24"/>
+                <w:szCs w:val="24"/>
+                <w:lang w:eastAsia="ru-RU"/>
+              </w:rPr>
+            </w:pPr>
+            <w:proofErr w:type="spellStart"/>
+            <w:r>
+              <w:rPr>
+                <w:rFonts w:ascii="Times New Roman" w:hAnsi="Times New Roman" w:cs="Times New Roman"/>
+                <w:bCs/>
+                <w:color w:val="000000"/>
+                <w:sz w:val="24"/>
+                <w:szCs w:val="24"/>
+                <w:shd w:val="clear" w:color="auto" w:fill="FFFFFF"/>
+                <w:lang w:val="en-US"/>
+              </w:rPr>
+              <w:t>id_product</w:t>
+            </w:r>
+            <w:proofErr w:type="spellEnd"/>
+          </w:p>
+        </w:tc>
+        <w:tc>
+          <w:tcPr>
+            <w:tcW w:w="1134" w:type="dxa"/>
+          </w:tcPr>
+          <w:p>
+            <w:pPr>
+              <w:spacing w:before="120" w:after="120" w:line="250" w:lineRule="atLeast"/>
+              <w:jc w:val="center"/>
+              <w:rPr>
+                <w:rFonts w:ascii="Times New Roman" w:eastAsia="Times New Roman" w:hAnsi="Times New Roman" w:cs="Times New Roman"/>
+                <w:color w:val="000000"/>
+                <w:sz w:val="24"/>
+                <w:szCs w:val="24"/>
+                <w:lang w:eastAsia="ru-RU"/>
+              </w:rPr>
+            </w:pPr>
+            <w:r>
+              <w:rPr>
+                <w:rFonts w:ascii="Times New Roman" w:hAnsi="Times New Roman" w:cs="Times New Roman"/>
+                <w:bCs/>
+                <w:color w:val="000000"/>
+                <w:sz w:val="24"/>
+                <w:szCs w:val="24"/>
+                <w:shd w:val="clear" w:color="auto" w:fill="FFFFFF"/>
+                <w:lang w:val="en-US"/>
+              </w:rPr>
+              <w:t>FK</w:t>
+            </w:r>
+          </w:p>
+        </w:tc>
+        <w:tc>
+          <w:tcPr>
+            <w:tcW w:w="1418" w:type="dxa"/>
+          </w:tcPr>
+          <w:p>
+            <w:pPr>
+              <w:spacing w:before="120" w:after="120" w:line="250" w:lineRule="atLeast"/>
+              <w:jc w:val="center"/>
+              <w:rPr>
+                <w:rFonts w:ascii="Times New Roman" w:eastAsia="Times New Roman" w:hAnsi="Times New Roman" w:cs="Times New Roman"/>
+                <w:color w:val="000000"/>
+                <w:sz w:val="24"/>
+                <w:szCs w:val="24"/>
+                <w:lang w:eastAsia="ru-RU"/>
+              </w:rPr>
+            </w:pPr>
+            <w:r>
+              <w:rPr>
+                <w:rFonts w:ascii="Times New Roman" w:hAnsi="Times New Roman" w:cs="Times New Roman"/>
+                <w:bCs/>
+                <w:color w:val="000000"/>
+                <w:sz w:val="24"/>
+                <w:szCs w:val="24"/>
+                <w:shd w:val="clear" w:color="auto" w:fill="FFFFFF"/>
+                <w:lang w:val="en-US"/>
+              </w:rPr>
+              <w:t>int</w:t>
+            </w:r>
+          </w:p>
+        </w:tc>
+        <w:tc>
+          <w:tcPr>
+            <w:tcW w:w="708" w:type="dxa"/>
+          </w:tcPr>
+          <w:p>
+            <w:pPr>
+              <w:spacing w:before="120" w:after="120" w:line="250" w:lineRule="atLeast"/>
+              <w:jc w:val="center"/>
+              <w:rPr>
+                <w:rFonts w:ascii="Times New Roman" w:eastAsia="Times New Roman" w:hAnsi="Times New Roman" w:cs="Times New Roman"/>
+                <w:color w:val="000000"/>
+                <w:sz w:val="24"/>
+                <w:szCs w:val="24"/>
+                <w:lang w:eastAsia="ru-RU"/>
+              </w:rPr>
+            </w:pPr>
+            <w:r>
+              <w:rPr>
+                <w:rFonts w:ascii="Times New Roman" w:hAnsi="Times New Roman" w:cs="Times New Roman"/>
+                <w:bCs/>
+                <w:color w:val="000000"/>
+                <w:sz w:val="24"/>
+                <w:szCs w:val="24"/>
+                <w:shd w:val="clear" w:color="auto" w:fill="FFFFFF"/>
+                <w:lang w:val="en-US"/>
+              </w:rPr>
+              <w:t>-</w:t>
             </w:r>
           </w:p>
         </w:tc>
@@ -8447,7 +10823,7 @@
                 <w:szCs w:val="24"/>
                 <w:lang w:eastAsia="ru-RU"/>
               </w:rPr>
-              <w:t>6</w:t>
+              <w:t>7</w:t>
             </w:r>
           </w:p>
         </w:tc>
@@ -8469,6 +10845,7 @@
                 <w:lang w:val="en-US" w:eastAsia="ru-RU"/>
               </w:rPr>
             </w:pPr>
+            <w:proofErr w:type="spellStart"/>
             <w:r>
               <w:rPr>
                 <w:rFonts w:ascii="Times New Roman" w:eastAsia="Times New Roman" w:hAnsi="Times New Roman" w:cs="Times New Roman"/>
@@ -8477,8 +10854,9 @@
                 <w:szCs w:val="24"/>
                 <w:lang w:val="en-US" w:eastAsia="ru-RU"/>
               </w:rPr>
-              <w:t>Dishes_comp</w:t>
-            </w:r>
+              <w:t>Orders_Dishes</w:t>
+            </w:r>
+            <w:proofErr w:type="spellEnd"/>
           </w:p>
         </w:tc>
         <w:tc>
@@ -8505,27 +10883,18 @@
                 <w:szCs w:val="24"/>
                 <w:lang w:eastAsia="ru-RU"/>
               </w:rPr>
-              <w:t>Код блюда</w:t>
-            </w:r>
-          </w:p>
-        </w:tc>
-        <w:tc>
-          <w:tcPr>
-            <w:tcW w:w="1842" w:type="dxa"/>
-          </w:tcPr>
-          <w:p>
-            <w:pPr>
-              <w:spacing w:before="120" w:after="120" w:line="250" w:lineRule="atLeast"/>
-              <w:jc w:val="center"/>
-              <w:rPr>
-                <w:rFonts w:ascii="Times New Roman" w:eastAsia="Times New Roman" w:hAnsi="Times New Roman" w:cs="Times New Roman"/>
-                <w:color w:val="000000"/>
-                <w:sz w:val="24"/>
-                <w:szCs w:val="24"/>
-                <w:lang w:eastAsia="ru-RU"/>
-              </w:rPr>
-            </w:pPr>
-            <w:r>
+              <w:t>Код заказа</w:t>
+            </w:r>
+          </w:p>
+        </w:tc>
+        <w:tc>
+          <w:tcPr>
+            <w:tcW w:w="1984" w:type="dxa"/>
+          </w:tcPr>
+          <w:p>
+            <w:pPr>
+              <w:spacing w:before="120" w:after="120" w:line="250" w:lineRule="atLeast"/>
+              <w:jc w:val="center"/>
               <w:rPr>
                 <w:rFonts w:ascii="Times New Roman" w:hAnsi="Times New Roman" w:cs="Times New Roman"/>
                 <w:bCs/>
@@ -8535,26 +10904,8 @@
                 <w:shd w:val="clear" w:color="auto" w:fill="FFFFFF"/>
                 <w:lang w:val="en-US"/>
               </w:rPr>
-              <w:t>id_dish</w:t>
-            </w:r>
-          </w:p>
-        </w:tc>
-        <w:tc>
-          <w:tcPr>
-            <w:tcW w:w="1276" w:type="dxa"/>
-          </w:tcPr>
-          <w:p>
-            <w:pPr>
-              <w:spacing w:before="120" w:after="120" w:line="250" w:lineRule="atLeast"/>
-              <w:jc w:val="center"/>
-              <w:rPr>
-                <w:rFonts w:ascii="Times New Roman" w:eastAsia="Times New Roman" w:hAnsi="Times New Roman" w:cs="Times New Roman"/>
-                <w:color w:val="000000"/>
-                <w:sz w:val="24"/>
-                <w:szCs w:val="24"/>
-                <w:lang w:eastAsia="ru-RU"/>
-              </w:rPr>
-            </w:pPr>
+            </w:pPr>
+            <w:proofErr w:type="spellStart"/>
             <w:r>
               <w:rPr>
                 <w:rFonts w:ascii="Times New Roman" w:hAnsi="Times New Roman" w:cs="Times New Roman"/>
@@ -8565,27 +10916,19 @@
                 <w:shd w:val="clear" w:color="auto" w:fill="FFFFFF"/>
                 <w:lang w:val="en-US"/>
               </w:rPr>
-              <w:t>FK</w:t>
-            </w:r>
-          </w:p>
-        </w:tc>
-        <w:tc>
-          <w:tcPr>
-            <w:tcW w:w="1418" w:type="dxa"/>
-          </w:tcPr>
-          <w:p>
-            <w:pPr>
-              <w:spacing w:before="120" w:after="120" w:line="250" w:lineRule="atLeast"/>
-              <w:jc w:val="center"/>
-              <w:rPr>
-                <w:rFonts w:ascii="Times New Roman" w:eastAsia="Times New Roman" w:hAnsi="Times New Roman" w:cs="Times New Roman"/>
-                <w:color w:val="000000"/>
-                <w:sz w:val="24"/>
-                <w:szCs w:val="24"/>
-                <w:lang w:eastAsia="ru-RU"/>
-              </w:rPr>
-            </w:pPr>
-            <w:r>
+              <w:t>id_order</w:t>
+            </w:r>
+            <w:proofErr w:type="spellEnd"/>
+          </w:p>
+        </w:tc>
+        <w:tc>
+          <w:tcPr>
+            <w:tcW w:w="1134" w:type="dxa"/>
+          </w:tcPr>
+          <w:p>
+            <w:pPr>
+              <w:spacing w:before="120" w:after="120" w:line="250" w:lineRule="atLeast"/>
+              <w:jc w:val="center"/>
               <w:rPr>
                 <w:rFonts w:ascii="Times New Roman" w:hAnsi="Times New Roman" w:cs="Times New Roman"/>
                 <w:bCs/>
@@ -8595,25 +10938,6 @@
                 <w:shd w:val="clear" w:color="auto" w:fill="FFFFFF"/>
                 <w:lang w:val="en-US"/>
               </w:rPr>
-              <w:t>int</w:t>
-            </w:r>
-          </w:p>
-        </w:tc>
-        <w:tc>
-          <w:tcPr>
-            <w:tcW w:w="708" w:type="dxa"/>
-          </w:tcPr>
-          <w:p>
-            <w:pPr>
-              <w:spacing w:before="120" w:after="120" w:line="250" w:lineRule="atLeast"/>
-              <w:jc w:val="center"/>
-              <w:rPr>
-                <w:rFonts w:ascii="Times New Roman" w:eastAsia="Times New Roman" w:hAnsi="Times New Roman" w:cs="Times New Roman"/>
-                <w:color w:val="000000"/>
-                <w:sz w:val="24"/>
-                <w:szCs w:val="24"/>
-                <w:lang w:eastAsia="ru-RU"/>
-              </w:rPr>
             </w:pPr>
             <w:r>
               <w:rPr>
@@ -8625,6 +10949,70 @@
                 <w:shd w:val="clear" w:color="auto" w:fill="FFFFFF"/>
                 <w:lang w:val="en-US"/>
               </w:rPr>
+              <w:t>FK</w:t>
+            </w:r>
+          </w:p>
+        </w:tc>
+        <w:tc>
+          <w:tcPr>
+            <w:tcW w:w="1418" w:type="dxa"/>
+          </w:tcPr>
+          <w:p>
+            <w:pPr>
+              <w:spacing w:before="120" w:after="120" w:line="250" w:lineRule="atLeast"/>
+              <w:jc w:val="center"/>
+              <w:rPr>
+                <w:rFonts w:ascii="Times New Roman" w:hAnsi="Times New Roman" w:cs="Times New Roman"/>
+                <w:bCs/>
+                <w:color w:val="000000"/>
+                <w:sz w:val="24"/>
+                <w:szCs w:val="24"/>
+                <w:shd w:val="clear" w:color="auto" w:fill="FFFFFF"/>
+                <w:lang w:val="en-US"/>
+              </w:rPr>
+            </w:pPr>
+            <w:r>
+              <w:rPr>
+                <w:rFonts w:ascii="Times New Roman" w:hAnsi="Times New Roman" w:cs="Times New Roman"/>
+                <w:bCs/>
+                <w:color w:val="000000"/>
+                <w:sz w:val="24"/>
+                <w:szCs w:val="24"/>
+                <w:shd w:val="clear" w:color="auto" w:fill="FFFFFF"/>
+                <w:lang w:val="en-US"/>
+              </w:rPr>
+              <w:t>int</w:t>
+            </w:r>
+          </w:p>
+        </w:tc>
+        <w:tc>
+          <w:tcPr>
+            <w:tcW w:w="708" w:type="dxa"/>
+          </w:tcPr>
+          <w:p>
+            <w:pPr>
+              <w:spacing w:before="120" w:after="120" w:line="250" w:lineRule="atLeast"/>
+              <w:jc w:val="center"/>
+              <w:rPr>
+                <w:rFonts w:ascii="Times New Roman" w:hAnsi="Times New Roman" w:cs="Times New Roman"/>
+                <w:bCs/>
+                <w:color w:val="000000"/>
+                <w:sz w:val="24"/>
+                <w:szCs w:val="24"/>
+                <w:shd w:val="clear" w:color="auto" w:fill="FFFFFF"/>
+                <w:lang w:val="en-US"/>
+              </w:rPr>
+            </w:pPr>
+            <w:r>
+              <w:rPr>
+                <w:rFonts w:ascii="Times New Roman" w:hAnsi="Times New Roman" w:cs="Times New Roman"/>
+                <w:bCs/>
+                <w:color w:val="000000"/>
+                <w:sz w:val="24"/>
+                <w:szCs w:val="24"/>
+                <w:shd w:val="clear" w:color="auto" w:fill="FFFFFF"/>
+                <w:lang w:val="en-US"/>
+              </w:rPr>
               <w:t>-</w:t>
             </w:r>
           </w:p>
@@ -8664,7 +11052,7 @@
                 <w:color w:val="000000"/>
                 <w:sz w:val="24"/>
                 <w:szCs w:val="24"/>
-                <w:lang w:eastAsia="ru-RU"/>
+                <w:lang w:val="en-US" w:eastAsia="ru-RU"/>
               </w:rPr>
             </w:pPr>
           </w:p>
@@ -8693,27 +11081,18 @@
                 <w:szCs w:val="24"/>
                 <w:lang w:eastAsia="ru-RU"/>
               </w:rPr>
-              <w:t>Код продукта</w:t>
-            </w:r>
-          </w:p>
-        </w:tc>
-        <w:tc>
-          <w:tcPr>
-            <w:tcW w:w="1842" w:type="dxa"/>
-          </w:tcPr>
-          <w:p>
-            <w:pPr>
-              <w:spacing w:before="120" w:after="120" w:line="250" w:lineRule="atLeast"/>
-              <w:jc w:val="center"/>
-              <w:rPr>
-                <w:rFonts w:ascii="Times New Roman" w:eastAsia="Times New Roman" w:hAnsi="Times New Roman" w:cs="Times New Roman"/>
-                <w:color w:val="000000"/>
-                <w:sz w:val="24"/>
-                <w:szCs w:val="24"/>
-                <w:lang w:eastAsia="ru-RU"/>
-              </w:rPr>
-            </w:pPr>
-            <w:r>
+              <w:t>Код блюда</w:t>
+            </w:r>
+          </w:p>
+        </w:tc>
+        <w:tc>
+          <w:tcPr>
+            <w:tcW w:w="1984" w:type="dxa"/>
+          </w:tcPr>
+          <w:p>
+            <w:pPr>
+              <w:spacing w:before="120" w:after="120" w:line="250" w:lineRule="atLeast"/>
+              <w:jc w:val="center"/>
               <w:rPr>
                 <w:rFonts w:ascii="Times New Roman" w:hAnsi="Times New Roman" w:cs="Times New Roman"/>
                 <w:bCs/>
@@ -8723,26 +11102,8 @@
                 <w:shd w:val="clear" w:color="auto" w:fill="FFFFFF"/>
                 <w:lang w:val="en-US"/>
               </w:rPr>
-              <w:t>id_product</w:t>
-            </w:r>
-          </w:p>
-        </w:tc>
-        <w:tc>
-          <w:tcPr>
-            <w:tcW w:w="1276" w:type="dxa"/>
-          </w:tcPr>
-          <w:p>
-            <w:pPr>
-              <w:spacing w:before="120" w:after="120" w:line="250" w:lineRule="atLeast"/>
-              <w:jc w:val="center"/>
-              <w:rPr>
-                <w:rFonts w:ascii="Times New Roman" w:eastAsia="Times New Roman" w:hAnsi="Times New Roman" w:cs="Times New Roman"/>
-                <w:color w:val="000000"/>
-                <w:sz w:val="24"/>
-                <w:szCs w:val="24"/>
-                <w:lang w:eastAsia="ru-RU"/>
-              </w:rPr>
-            </w:pPr>
+            </w:pPr>
+            <w:proofErr w:type="spellStart"/>
             <w:r>
               <w:rPr>
                 <w:rFonts w:ascii="Times New Roman" w:hAnsi="Times New Roman" w:cs="Times New Roman"/>
@@ -8753,27 +11114,19 @@
                 <w:shd w:val="clear" w:color="auto" w:fill="FFFFFF"/>
                 <w:lang w:val="en-US"/>
               </w:rPr>
-              <w:t>FK</w:t>
-            </w:r>
-          </w:p>
-        </w:tc>
-        <w:tc>
-          <w:tcPr>
-            <w:tcW w:w="1418" w:type="dxa"/>
-          </w:tcPr>
-          <w:p>
-            <w:pPr>
-              <w:spacing w:before="120" w:after="120" w:line="250" w:lineRule="atLeast"/>
-              <w:jc w:val="center"/>
-              <w:rPr>
-                <w:rFonts w:ascii="Times New Roman" w:eastAsia="Times New Roman" w:hAnsi="Times New Roman" w:cs="Times New Roman"/>
-                <w:color w:val="000000"/>
-                <w:sz w:val="24"/>
-                <w:szCs w:val="24"/>
-                <w:lang w:eastAsia="ru-RU"/>
-              </w:rPr>
-            </w:pPr>
-            <w:r>
+              <w:t>id_dish</w:t>
+            </w:r>
+            <w:proofErr w:type="spellEnd"/>
+          </w:p>
+        </w:tc>
+        <w:tc>
+          <w:tcPr>
+            <w:tcW w:w="1134" w:type="dxa"/>
+          </w:tcPr>
+          <w:p>
+            <w:pPr>
+              <w:spacing w:before="120" w:after="120" w:line="250" w:lineRule="atLeast"/>
+              <w:jc w:val="center"/>
               <w:rPr>
                 <w:rFonts w:ascii="Times New Roman" w:hAnsi="Times New Roman" w:cs="Times New Roman"/>
                 <w:bCs/>
@@ -8783,25 +11136,6 @@
                 <w:shd w:val="clear" w:color="auto" w:fill="FFFFFF"/>
                 <w:lang w:val="en-US"/>
               </w:rPr>
-              <w:t>int</w:t>
-            </w:r>
-          </w:p>
-        </w:tc>
-        <w:tc>
-          <w:tcPr>
-            <w:tcW w:w="708" w:type="dxa"/>
-          </w:tcPr>
-          <w:p>
-            <w:pPr>
-              <w:spacing w:before="120" w:after="120" w:line="250" w:lineRule="atLeast"/>
-              <w:jc w:val="center"/>
-              <w:rPr>
-                <w:rFonts w:ascii="Times New Roman" w:eastAsia="Times New Roman" w:hAnsi="Times New Roman" w:cs="Times New Roman"/>
-                <w:color w:val="000000"/>
-                <w:sz w:val="24"/>
-                <w:szCs w:val="24"/>
-                <w:lang w:eastAsia="ru-RU"/>
-              </w:rPr>
             </w:pPr>
             <w:r>
               <w:rPr>
@@ -8813,95 +11147,18 @@
                 <w:shd w:val="clear" w:color="auto" w:fill="FFFFFF"/>
                 <w:lang w:val="en-US"/>
               </w:rPr>
-              <w:t>-</w:t>
-            </w:r>
-          </w:p>
-        </w:tc>
-      </w:tr>
-      <w:tr>
-        <w:tc>
-          <w:tcPr>
-            <w:tcW w:w="562" w:type="dxa"/>
-            <w:vMerge/>
-          </w:tcPr>
-          <w:p>
-            <w:pPr>
-              <w:spacing w:before="120" w:after="120" w:line="250" w:lineRule="atLeast"/>
-              <w:jc w:val="center"/>
-              <w:rPr>
-                <w:rFonts w:ascii="Times New Roman" w:eastAsia="Times New Roman" w:hAnsi="Times New Roman" w:cs="Times New Roman"/>
-                <w:color w:val="000000"/>
-                <w:sz w:val="24"/>
-                <w:szCs w:val="24"/>
-                <w:lang w:eastAsia="ru-RU"/>
-              </w:rPr>
-            </w:pPr>
-          </w:p>
-        </w:tc>
-        <w:tc>
-          <w:tcPr>
-            <w:tcW w:w="1843" w:type="dxa"/>
-            <w:vMerge/>
-          </w:tcPr>
-          <w:p>
-            <w:pPr>
-              <w:spacing w:before="120" w:after="120" w:line="250" w:lineRule="atLeast"/>
-              <w:jc w:val="center"/>
-              <w:rPr>
-                <w:rFonts w:ascii="Times New Roman" w:eastAsia="Times New Roman" w:hAnsi="Times New Roman" w:cs="Times New Roman"/>
-                <w:color w:val="000000"/>
-                <w:sz w:val="24"/>
-                <w:szCs w:val="24"/>
-                <w:lang w:eastAsia="ru-RU"/>
-              </w:rPr>
-            </w:pPr>
-          </w:p>
-        </w:tc>
-        <w:tc>
-          <w:tcPr>
-            <w:tcW w:w="1985" w:type="dxa"/>
-          </w:tcPr>
-          <w:p>
-            <w:pPr>
-              <w:spacing w:before="120" w:after="120" w:line="250" w:lineRule="atLeast"/>
-              <w:jc w:val="center"/>
-              <w:rPr>
-                <w:rFonts w:ascii="Times New Roman" w:eastAsia="Times New Roman" w:hAnsi="Times New Roman" w:cs="Times New Roman"/>
-                <w:color w:val="000000"/>
-                <w:sz w:val="24"/>
-                <w:szCs w:val="24"/>
-                <w:lang w:eastAsia="ru-RU"/>
-              </w:rPr>
-            </w:pPr>
-            <w:r>
-              <w:rPr>
-                <w:rFonts w:ascii="Times New Roman" w:eastAsia="Times New Roman" w:hAnsi="Times New Roman" w:cs="Times New Roman"/>
-                <w:color w:val="000000"/>
-                <w:sz w:val="24"/>
-                <w:szCs w:val="24"/>
-                <w:lang w:eastAsia="ru-RU"/>
-              </w:rPr>
-              <w:t>Количество</w:t>
-            </w:r>
-          </w:p>
-        </w:tc>
-        <w:tc>
-          <w:tcPr>
-            <w:tcW w:w="1842" w:type="dxa"/>
-          </w:tcPr>
-          <w:p>
-            <w:pPr>
-              <w:spacing w:before="120" w:after="120" w:line="250" w:lineRule="atLeast"/>
-              <w:jc w:val="center"/>
-              <w:rPr>
-                <w:rFonts w:ascii="Times New Roman" w:eastAsia="Times New Roman" w:hAnsi="Times New Roman" w:cs="Times New Roman"/>
-                <w:color w:val="000000"/>
-                <w:sz w:val="24"/>
-                <w:szCs w:val="24"/>
-                <w:lang w:eastAsia="ru-RU"/>
-              </w:rPr>
-            </w:pPr>
-            <w:r>
+              <w:t>FK</w:t>
+            </w:r>
+          </w:p>
+        </w:tc>
+        <w:tc>
+          <w:tcPr>
+            <w:tcW w:w="1418" w:type="dxa"/>
+          </w:tcPr>
+          <w:p>
+            <w:pPr>
+              <w:spacing w:before="120" w:after="120" w:line="250" w:lineRule="atLeast"/>
+              <w:jc w:val="center"/>
               <w:rPr>
                 <w:rFonts w:ascii="Times New Roman" w:hAnsi="Times New Roman" w:cs="Times New Roman"/>
                 <w:bCs/>
@@ -8911,43 +11168,6 @@
                 <w:shd w:val="clear" w:color="auto" w:fill="FFFFFF"/>
                 <w:lang w:val="en-US"/>
               </w:rPr>
-              <w:t>count</w:t>
-            </w:r>
-          </w:p>
-        </w:tc>
-        <w:tc>
-          <w:tcPr>
-            <w:tcW w:w="1276" w:type="dxa"/>
-          </w:tcPr>
-          <w:p>
-            <w:pPr>
-              <w:spacing w:before="120" w:after="120" w:line="250" w:lineRule="atLeast"/>
-              <w:jc w:val="center"/>
-              <w:rPr>
-                <w:rFonts w:ascii="Times New Roman" w:eastAsia="Times New Roman" w:hAnsi="Times New Roman" w:cs="Times New Roman"/>
-                <w:color w:val="000000"/>
-                <w:sz w:val="24"/>
-                <w:szCs w:val="24"/>
-                <w:lang w:eastAsia="ru-RU"/>
-              </w:rPr>
-            </w:pPr>
-          </w:p>
-        </w:tc>
-        <w:tc>
-          <w:tcPr>
-            <w:tcW w:w="1418" w:type="dxa"/>
-          </w:tcPr>
-          <w:p>
-            <w:pPr>
-              <w:spacing w:before="120" w:after="120" w:line="250" w:lineRule="atLeast"/>
-              <w:jc w:val="center"/>
-              <w:rPr>
-                <w:rFonts w:ascii="Times New Roman" w:eastAsia="Times New Roman" w:hAnsi="Times New Roman" w:cs="Times New Roman"/>
-                <w:color w:val="000000"/>
-                <w:sz w:val="24"/>
-                <w:szCs w:val="24"/>
-                <w:lang w:eastAsia="ru-RU"/>
-              </w:rPr>
             </w:pPr>
             <w:r>
               <w:rPr>
@@ -8972,15 +11192,6 @@
               <w:spacing w:before="120" w:after="120" w:line="250" w:lineRule="atLeast"/>
               <w:jc w:val="center"/>
               <w:rPr>
-                <w:rFonts w:ascii="Times New Roman" w:eastAsia="Times New Roman" w:hAnsi="Times New Roman" w:cs="Times New Roman"/>
-                <w:color w:val="000000"/>
-                <w:sz w:val="24"/>
-                <w:szCs w:val="24"/>
-                <w:lang w:eastAsia="ru-RU"/>
-              </w:rPr>
-            </w:pPr>
-            <w:r>
-              <w:rPr>
                 <w:rFonts w:ascii="Times New Roman" w:hAnsi="Times New Roman" w:cs="Times New Roman"/>
                 <w:bCs/>
                 <w:color w:val="000000"/>
@@ -8989,7 +11200,18 @@
                 <w:shd w:val="clear" w:color="auto" w:fill="FFFFFF"/>
                 <w:lang w:val="en-US"/>
               </w:rPr>
-              <w:t>+</w:t>
+            </w:pPr>
+            <w:r>
+              <w:rPr>
+                <w:rFonts w:ascii="Times New Roman" w:hAnsi="Times New Roman" w:cs="Times New Roman"/>
+                <w:bCs/>
+                <w:color w:val="000000"/>
+                <w:sz w:val="24"/>
+                <w:szCs w:val="24"/>
+                <w:shd w:val="clear" w:color="auto" w:fill="FFFFFF"/>
+                <w:lang w:val="en-US"/>
+              </w:rPr>
+              <w:t>-</w:t>
             </w:r>
           </w:p>
         </w:tc>
@@ -9010,6 +11232,7 @@
     <w:p>
       <w:pPr>
         <w:spacing w:before="120" w:after="120" w:line="250" w:lineRule="atLeast"/>
+        <w:ind w:firstLine="708"/>
         <w:rPr>
           <w:rFonts w:ascii="Times New Roman" w:eastAsia="Times New Roman" w:hAnsi="Times New Roman" w:cs="Times New Roman"/>
           <w:color w:val="000000"/>
@@ -9024,7 +11247,6 @@
           <w:color w:val="000000"/>
           <w:sz w:val="28"/>
           <w:szCs w:val="28"/>
-          <w:highlight w:val="yellow"/>
           <w:lang w:eastAsia="ru-RU"/>
         </w:rPr>
         <w:t>Ограничения</w:t>
@@ -9035,7 +11257,6 @@
           <w:color w:val="000000"/>
           <w:sz w:val="28"/>
           <w:szCs w:val="28"/>
-          <w:highlight w:val="yellow"/>
           <w:lang w:val="en-US" w:eastAsia="ru-RU"/>
         </w:rPr>
         <w:t xml:space="preserve"> (</w:t>
@@ -9046,7 +11267,6 @@
           <w:color w:val="000000"/>
           <w:sz w:val="28"/>
           <w:szCs w:val="28"/>
-          <w:highlight w:val="yellow"/>
           <w:lang w:eastAsia="ru-RU"/>
         </w:rPr>
         <w:t>не менее 5</w:t>
@@ -9057,10 +11277,1044 @@
           <w:color w:val="000000"/>
           <w:sz w:val="28"/>
           <w:szCs w:val="28"/>
-          <w:highlight w:val="yellow"/>
           <w:lang w:val="en-US" w:eastAsia="ru-RU"/>
         </w:rPr>
         <w:t>):</w:t>
+      </w:r>
+    </w:p>
+    <w:p>
+      <w:pPr>
+        <w:autoSpaceDE w:val="0"/>
+        <w:autoSpaceDN w:val="0"/>
+        <w:adjustRightInd w:val="0"/>
+        <w:spacing w:after="0" w:line="240" w:lineRule="auto"/>
+        <w:rPr>
+          <w:rFonts w:ascii="Cascadia Mono" w:hAnsi="Cascadia Mono" w:cs="Cascadia Mono"/>
+          <w:color w:val="000000"/>
+          <w:sz w:val="19"/>
+          <w:szCs w:val="19"/>
+          <w:highlight w:val="white"/>
+          <w:lang w:val="en-US"/>
+        </w:rPr>
+      </w:pPr>
+      <w:r>
+        <w:rPr>
+          <w:rFonts w:ascii="Cascadia Mono" w:hAnsi="Cascadia Mono" w:cs="Cascadia Mono"/>
+          <w:color w:val="0000FF"/>
+          <w:sz w:val="19"/>
+          <w:szCs w:val="19"/>
+          <w:highlight w:val="white"/>
+          <w:lang w:val="en-US"/>
+        </w:rPr>
+        <w:t>Alter</w:t>
+      </w:r>
+      <w:r>
+        <w:rPr>
+          <w:rFonts w:ascii="Cascadia Mono" w:hAnsi="Cascadia Mono" w:cs="Cascadia Mono"/>
+          <w:color w:val="000000"/>
+          <w:sz w:val="19"/>
+          <w:szCs w:val="19"/>
+          <w:highlight w:val="white"/>
+          <w:lang w:val="en-US"/>
+        </w:rPr>
+        <w:t xml:space="preserve"> </w:t>
+      </w:r>
+      <w:r>
+        <w:rPr>
+          <w:rFonts w:ascii="Cascadia Mono" w:hAnsi="Cascadia Mono" w:cs="Cascadia Mono"/>
+          <w:color w:val="0000FF"/>
+          <w:sz w:val="19"/>
+          <w:szCs w:val="19"/>
+          <w:highlight w:val="white"/>
+          <w:lang w:val="en-US"/>
+        </w:rPr>
+        <w:t>Table</w:t>
+      </w:r>
+      <w:r>
+        <w:rPr>
+          <w:rFonts w:ascii="Cascadia Mono" w:hAnsi="Cascadia Mono" w:cs="Cascadia Mono"/>
+          <w:color w:val="000000"/>
+          <w:sz w:val="19"/>
+          <w:szCs w:val="19"/>
+          <w:highlight w:val="white"/>
+          <w:lang w:val="en-US"/>
+        </w:rPr>
+        <w:t xml:space="preserve"> [Tables] </w:t>
+      </w:r>
+      <w:r>
+        <w:rPr>
+          <w:rFonts w:ascii="Cascadia Mono" w:hAnsi="Cascadia Mono" w:cs="Cascadia Mono"/>
+          <w:color w:val="0000FF"/>
+          <w:sz w:val="19"/>
+          <w:szCs w:val="19"/>
+          <w:highlight w:val="white"/>
+          <w:lang w:val="en-US"/>
+        </w:rPr>
+        <w:t>Add</w:t>
+      </w:r>
+      <w:r>
+        <w:rPr>
+          <w:rFonts w:ascii="Cascadia Mono" w:hAnsi="Cascadia Mono" w:cs="Cascadia Mono"/>
+          <w:color w:val="000000"/>
+          <w:sz w:val="19"/>
+          <w:szCs w:val="19"/>
+          <w:highlight w:val="white"/>
+          <w:lang w:val="en-US"/>
+        </w:rPr>
+        <w:t xml:space="preserve"> </w:t>
+      </w:r>
+      <w:r>
+        <w:rPr>
+          <w:rFonts w:ascii="Cascadia Mono" w:hAnsi="Cascadia Mono" w:cs="Cascadia Mono"/>
+          <w:color w:val="0000FF"/>
+          <w:sz w:val="19"/>
+          <w:szCs w:val="19"/>
+          <w:highlight w:val="white"/>
+          <w:lang w:val="en-US"/>
+        </w:rPr>
+        <w:t xml:space="preserve">Check </w:t>
+      </w:r>
+      <w:r>
+        <w:rPr>
+          <w:rFonts w:ascii="Cascadia Mono" w:hAnsi="Cascadia Mono" w:cs="Cascadia Mono"/>
+          <w:color w:val="808080"/>
+          <w:sz w:val="19"/>
+          <w:szCs w:val="19"/>
+          <w:highlight w:val="white"/>
+          <w:lang w:val="en-US"/>
+        </w:rPr>
+        <w:t>(</w:t>
+      </w:r>
+      <w:proofErr w:type="spellStart"/>
+      <w:r>
+        <w:rPr>
+          <w:rFonts w:ascii="Cascadia Mono" w:hAnsi="Cascadia Mono" w:cs="Cascadia Mono"/>
+          <w:color w:val="000000"/>
+          <w:sz w:val="19"/>
+          <w:szCs w:val="19"/>
+          <w:highlight w:val="white"/>
+          <w:lang w:val="en-US"/>
+        </w:rPr>
+        <w:t>chair_count</w:t>
+      </w:r>
+      <w:proofErr w:type="spellEnd"/>
+      <w:r>
+        <w:rPr>
+          <w:rFonts w:ascii="Cascadia Mono" w:hAnsi="Cascadia Mono" w:cs="Cascadia Mono"/>
+          <w:color w:val="000000"/>
+          <w:sz w:val="19"/>
+          <w:szCs w:val="19"/>
+          <w:highlight w:val="white"/>
+          <w:lang w:val="en-US"/>
+        </w:rPr>
+        <w:t xml:space="preserve"> </w:t>
+      </w:r>
+      <w:r>
+        <w:rPr>
+          <w:rFonts w:ascii="Cascadia Mono" w:hAnsi="Cascadia Mono" w:cs="Cascadia Mono"/>
+          <w:color w:val="808080"/>
+          <w:sz w:val="19"/>
+          <w:szCs w:val="19"/>
+          <w:highlight w:val="white"/>
+          <w:lang w:val="en-US"/>
+        </w:rPr>
+        <w:t>&gt;</w:t>
+      </w:r>
+      <w:r>
+        <w:rPr>
+          <w:rFonts w:ascii="Cascadia Mono" w:hAnsi="Cascadia Mono" w:cs="Cascadia Mono"/>
+          <w:color w:val="000000"/>
+          <w:sz w:val="19"/>
+          <w:szCs w:val="19"/>
+          <w:highlight w:val="white"/>
+          <w:lang w:val="en-US"/>
+        </w:rPr>
+        <w:t xml:space="preserve"> 0</w:t>
+      </w:r>
+      <w:r>
+        <w:rPr>
+          <w:rFonts w:ascii="Cascadia Mono" w:hAnsi="Cascadia Mono" w:cs="Cascadia Mono"/>
+          <w:color w:val="808080"/>
+          <w:sz w:val="19"/>
+          <w:szCs w:val="19"/>
+          <w:highlight w:val="white"/>
+          <w:lang w:val="en-US"/>
+        </w:rPr>
+        <w:t>);</w:t>
+      </w:r>
+    </w:p>
+    <w:p>
+      <w:pPr>
+        <w:autoSpaceDE w:val="0"/>
+        <w:autoSpaceDN w:val="0"/>
+        <w:adjustRightInd w:val="0"/>
+        <w:spacing w:after="0" w:line="240" w:lineRule="auto"/>
+        <w:rPr>
+          <w:rFonts w:ascii="Cascadia Mono" w:hAnsi="Cascadia Mono" w:cs="Cascadia Mono"/>
+          <w:color w:val="000000"/>
+          <w:sz w:val="19"/>
+          <w:szCs w:val="19"/>
+          <w:highlight w:val="white"/>
+          <w:lang w:val="en-US"/>
+        </w:rPr>
+      </w:pPr>
+      <w:r>
+        <w:rPr>
+          <w:rFonts w:ascii="Cascadia Mono" w:hAnsi="Cascadia Mono" w:cs="Cascadia Mono"/>
+          <w:color w:val="0000FF"/>
+          <w:sz w:val="19"/>
+          <w:szCs w:val="19"/>
+          <w:highlight w:val="white"/>
+          <w:lang w:val="en-US"/>
+        </w:rPr>
+        <w:t>Alter</w:t>
+      </w:r>
+      <w:r>
+        <w:rPr>
+          <w:rFonts w:ascii="Cascadia Mono" w:hAnsi="Cascadia Mono" w:cs="Cascadia Mono"/>
+          <w:color w:val="000000"/>
+          <w:sz w:val="19"/>
+          <w:szCs w:val="19"/>
+          <w:highlight w:val="white"/>
+          <w:lang w:val="en-US"/>
+        </w:rPr>
+        <w:t xml:space="preserve"> </w:t>
+      </w:r>
+      <w:r>
+        <w:rPr>
+          <w:rFonts w:ascii="Cascadia Mono" w:hAnsi="Cascadia Mono" w:cs="Cascadia Mono"/>
+          <w:color w:val="0000FF"/>
+          <w:sz w:val="19"/>
+          <w:szCs w:val="19"/>
+          <w:highlight w:val="white"/>
+          <w:lang w:val="en-US"/>
+        </w:rPr>
+        <w:t>Table</w:t>
+      </w:r>
+      <w:r>
+        <w:rPr>
+          <w:rFonts w:ascii="Cascadia Mono" w:hAnsi="Cascadia Mono" w:cs="Cascadia Mono"/>
+          <w:color w:val="000000"/>
+          <w:sz w:val="19"/>
+          <w:szCs w:val="19"/>
+          <w:highlight w:val="white"/>
+          <w:lang w:val="en-US"/>
+        </w:rPr>
+        <w:t xml:space="preserve"> [Dishes] </w:t>
+      </w:r>
+      <w:r>
+        <w:rPr>
+          <w:rFonts w:ascii="Cascadia Mono" w:hAnsi="Cascadia Mono" w:cs="Cascadia Mono"/>
+          <w:color w:val="0000FF"/>
+          <w:sz w:val="19"/>
+          <w:szCs w:val="19"/>
+          <w:highlight w:val="white"/>
+          <w:lang w:val="en-US"/>
+        </w:rPr>
+        <w:t>Add</w:t>
+      </w:r>
+      <w:r>
+        <w:rPr>
+          <w:rFonts w:ascii="Cascadia Mono" w:hAnsi="Cascadia Mono" w:cs="Cascadia Mono"/>
+          <w:color w:val="000000"/>
+          <w:sz w:val="19"/>
+          <w:szCs w:val="19"/>
+          <w:highlight w:val="white"/>
+          <w:lang w:val="en-US"/>
+        </w:rPr>
+        <w:t xml:space="preserve"> </w:t>
+      </w:r>
+      <w:r>
+        <w:rPr>
+          <w:rFonts w:ascii="Cascadia Mono" w:hAnsi="Cascadia Mono" w:cs="Cascadia Mono"/>
+          <w:color w:val="0000FF"/>
+          <w:sz w:val="19"/>
+          <w:szCs w:val="19"/>
+          <w:highlight w:val="white"/>
+          <w:lang w:val="en-US"/>
+        </w:rPr>
+        <w:t xml:space="preserve">Check </w:t>
+      </w:r>
+      <w:r>
+        <w:rPr>
+          <w:rFonts w:ascii="Cascadia Mono" w:hAnsi="Cascadia Mono" w:cs="Cascadia Mono"/>
+          <w:color w:val="808080"/>
+          <w:sz w:val="19"/>
+          <w:szCs w:val="19"/>
+          <w:highlight w:val="white"/>
+          <w:lang w:val="en-US"/>
+        </w:rPr>
+        <w:t>(</w:t>
+      </w:r>
+      <w:r>
+        <w:rPr>
+          <w:rFonts w:ascii="Cascadia Mono" w:hAnsi="Cascadia Mono" w:cs="Cascadia Mono"/>
+          <w:color w:val="000000"/>
+          <w:sz w:val="19"/>
+          <w:szCs w:val="19"/>
+          <w:highlight w:val="white"/>
+          <w:lang w:val="en-US"/>
+        </w:rPr>
+        <w:t xml:space="preserve">category </w:t>
+      </w:r>
+      <w:r>
+        <w:rPr>
+          <w:rFonts w:ascii="Cascadia Mono" w:hAnsi="Cascadia Mono" w:cs="Cascadia Mono"/>
+          <w:color w:val="808080"/>
+          <w:sz w:val="19"/>
+          <w:szCs w:val="19"/>
+          <w:highlight w:val="white"/>
+          <w:lang w:val="en-US"/>
+        </w:rPr>
+        <w:t>in</w:t>
+      </w:r>
+      <w:r>
+        <w:rPr>
+          <w:rFonts w:ascii="Cascadia Mono" w:hAnsi="Cascadia Mono" w:cs="Cascadia Mono"/>
+          <w:color w:val="0000FF"/>
+          <w:sz w:val="19"/>
+          <w:szCs w:val="19"/>
+          <w:highlight w:val="white"/>
+          <w:lang w:val="en-US"/>
+        </w:rPr>
+        <w:t xml:space="preserve"> </w:t>
+      </w:r>
+      <w:r>
+        <w:rPr>
+          <w:rFonts w:ascii="Cascadia Mono" w:hAnsi="Cascadia Mono" w:cs="Cascadia Mono"/>
+          <w:color w:val="808080"/>
+          <w:sz w:val="19"/>
+          <w:szCs w:val="19"/>
+          <w:highlight w:val="white"/>
+          <w:lang w:val="en-US"/>
+        </w:rPr>
+        <w:t>(</w:t>
+      </w:r>
+      <w:r>
+        <w:rPr>
+          <w:rFonts w:ascii="Cascadia Mono" w:hAnsi="Cascadia Mono" w:cs="Cascadia Mono"/>
+          <w:color w:val="FF0000"/>
+          <w:sz w:val="19"/>
+          <w:szCs w:val="19"/>
+          <w:highlight w:val="white"/>
+          <w:lang w:val="en-US"/>
+        </w:rPr>
+        <w:t>'</w:t>
+      </w:r>
+      <w:r>
+        <w:rPr>
+          <w:rFonts w:ascii="Cascadia Mono" w:hAnsi="Cascadia Mono" w:cs="Cascadia Mono"/>
+          <w:color w:val="FF0000"/>
+          <w:sz w:val="19"/>
+          <w:szCs w:val="19"/>
+          <w:highlight w:val="white"/>
+        </w:rPr>
+        <w:t>Первое</w:t>
+      </w:r>
+      <w:r>
+        <w:rPr>
+          <w:rFonts w:ascii="Cascadia Mono" w:hAnsi="Cascadia Mono" w:cs="Cascadia Mono"/>
+          <w:color w:val="FF0000"/>
+          <w:sz w:val="19"/>
+          <w:szCs w:val="19"/>
+          <w:highlight w:val="white"/>
+          <w:lang w:val="en-US"/>
+        </w:rPr>
+        <w:t>'</w:t>
+      </w:r>
+      <w:r>
+        <w:rPr>
+          <w:rFonts w:ascii="Cascadia Mono" w:hAnsi="Cascadia Mono" w:cs="Cascadia Mono"/>
+          <w:color w:val="808080"/>
+          <w:sz w:val="19"/>
+          <w:szCs w:val="19"/>
+          <w:highlight w:val="white"/>
+          <w:lang w:val="en-US"/>
+        </w:rPr>
+        <w:t>,</w:t>
+      </w:r>
+      <w:r>
+        <w:rPr>
+          <w:rFonts w:ascii="Cascadia Mono" w:hAnsi="Cascadia Mono" w:cs="Cascadia Mono"/>
+          <w:color w:val="FF0000"/>
+          <w:sz w:val="19"/>
+          <w:szCs w:val="19"/>
+          <w:highlight w:val="white"/>
+          <w:lang w:val="en-US"/>
+        </w:rPr>
+        <w:t>'</w:t>
+      </w:r>
+      <w:r>
+        <w:rPr>
+          <w:rFonts w:ascii="Cascadia Mono" w:hAnsi="Cascadia Mono" w:cs="Cascadia Mono"/>
+          <w:color w:val="FF0000"/>
+          <w:sz w:val="19"/>
+          <w:szCs w:val="19"/>
+          <w:highlight w:val="white"/>
+        </w:rPr>
+        <w:t>Второе</w:t>
+      </w:r>
+      <w:r>
+        <w:rPr>
+          <w:rFonts w:ascii="Cascadia Mono" w:hAnsi="Cascadia Mono" w:cs="Cascadia Mono"/>
+          <w:color w:val="FF0000"/>
+          <w:sz w:val="19"/>
+          <w:szCs w:val="19"/>
+          <w:highlight w:val="white"/>
+          <w:lang w:val="en-US"/>
+        </w:rPr>
+        <w:t>'</w:t>
+      </w:r>
+      <w:r>
+        <w:rPr>
+          <w:rFonts w:ascii="Cascadia Mono" w:hAnsi="Cascadia Mono" w:cs="Cascadia Mono"/>
+          <w:color w:val="808080"/>
+          <w:sz w:val="19"/>
+          <w:szCs w:val="19"/>
+          <w:highlight w:val="white"/>
+          <w:lang w:val="en-US"/>
+        </w:rPr>
+        <w:t>,</w:t>
+      </w:r>
+      <w:r>
+        <w:rPr>
+          <w:rFonts w:ascii="Cascadia Mono" w:hAnsi="Cascadia Mono" w:cs="Cascadia Mono"/>
+          <w:color w:val="FF0000"/>
+          <w:sz w:val="19"/>
+          <w:szCs w:val="19"/>
+          <w:highlight w:val="white"/>
+          <w:lang w:val="en-US"/>
+        </w:rPr>
+        <w:t>'</w:t>
+      </w:r>
+      <w:r>
+        <w:rPr>
+          <w:rFonts w:ascii="Cascadia Mono" w:hAnsi="Cascadia Mono" w:cs="Cascadia Mono"/>
+          <w:color w:val="FF0000"/>
+          <w:sz w:val="19"/>
+          <w:szCs w:val="19"/>
+          <w:highlight w:val="white"/>
+        </w:rPr>
+        <w:t>Третье</w:t>
+      </w:r>
+      <w:r>
+        <w:rPr>
+          <w:rFonts w:ascii="Cascadia Mono" w:hAnsi="Cascadia Mono" w:cs="Cascadia Mono"/>
+          <w:color w:val="FF0000"/>
+          <w:sz w:val="19"/>
+          <w:szCs w:val="19"/>
+          <w:highlight w:val="white"/>
+          <w:lang w:val="en-US"/>
+        </w:rPr>
+        <w:t>'</w:t>
+      </w:r>
+      <w:r>
+        <w:rPr>
+          <w:rFonts w:ascii="Cascadia Mono" w:hAnsi="Cascadia Mono" w:cs="Cascadia Mono"/>
+          <w:color w:val="808080"/>
+          <w:sz w:val="19"/>
+          <w:szCs w:val="19"/>
+          <w:highlight w:val="white"/>
+          <w:lang w:val="en-US"/>
+        </w:rPr>
+        <w:t>,</w:t>
+      </w:r>
+      <w:r>
+        <w:rPr>
+          <w:rFonts w:ascii="Cascadia Mono" w:hAnsi="Cascadia Mono" w:cs="Cascadia Mono"/>
+          <w:color w:val="000000"/>
+          <w:sz w:val="19"/>
+          <w:szCs w:val="19"/>
+          <w:highlight w:val="white"/>
+          <w:lang w:val="en-US"/>
+        </w:rPr>
+        <w:t xml:space="preserve"> </w:t>
+      </w:r>
+      <w:r>
+        <w:rPr>
+          <w:rFonts w:ascii="Cascadia Mono" w:hAnsi="Cascadia Mono" w:cs="Cascadia Mono"/>
+          <w:color w:val="FF0000"/>
+          <w:sz w:val="19"/>
+          <w:szCs w:val="19"/>
+          <w:highlight w:val="white"/>
+          <w:lang w:val="en-US"/>
+        </w:rPr>
+        <w:t>'</w:t>
+      </w:r>
+      <w:r>
+        <w:rPr>
+          <w:rFonts w:ascii="Cascadia Mono" w:hAnsi="Cascadia Mono" w:cs="Cascadia Mono"/>
+          <w:color w:val="FF0000"/>
+          <w:sz w:val="19"/>
+          <w:szCs w:val="19"/>
+          <w:highlight w:val="white"/>
+        </w:rPr>
+        <w:t>Десерт</w:t>
+      </w:r>
+      <w:r>
+        <w:rPr>
+          <w:rFonts w:ascii="Cascadia Mono" w:hAnsi="Cascadia Mono" w:cs="Cascadia Mono"/>
+          <w:color w:val="FF0000"/>
+          <w:sz w:val="19"/>
+          <w:szCs w:val="19"/>
+          <w:highlight w:val="white"/>
+          <w:lang w:val="en-US"/>
+        </w:rPr>
+        <w:t>'</w:t>
+      </w:r>
+      <w:r>
+        <w:rPr>
+          <w:rFonts w:ascii="Cascadia Mono" w:hAnsi="Cascadia Mono" w:cs="Cascadia Mono"/>
+          <w:color w:val="808080"/>
+          <w:sz w:val="19"/>
+          <w:szCs w:val="19"/>
+          <w:highlight w:val="white"/>
+          <w:lang w:val="en-US"/>
+        </w:rPr>
+        <w:t>,</w:t>
+      </w:r>
+      <w:r>
+        <w:rPr>
+          <w:rFonts w:ascii="Cascadia Mono" w:hAnsi="Cascadia Mono" w:cs="Cascadia Mono"/>
+          <w:color w:val="000000"/>
+          <w:sz w:val="19"/>
+          <w:szCs w:val="19"/>
+          <w:highlight w:val="white"/>
+          <w:lang w:val="en-US"/>
+        </w:rPr>
+        <w:t xml:space="preserve"> </w:t>
+      </w:r>
+      <w:r>
+        <w:rPr>
+          <w:rFonts w:ascii="Cascadia Mono" w:hAnsi="Cascadia Mono" w:cs="Cascadia Mono"/>
+          <w:color w:val="FF0000"/>
+          <w:sz w:val="19"/>
+          <w:szCs w:val="19"/>
+          <w:highlight w:val="white"/>
+          <w:lang w:val="en-US"/>
+        </w:rPr>
+        <w:t>'</w:t>
+      </w:r>
+      <w:r>
+        <w:rPr>
+          <w:rFonts w:ascii="Cascadia Mono" w:hAnsi="Cascadia Mono" w:cs="Cascadia Mono"/>
+          <w:color w:val="FF0000"/>
+          <w:sz w:val="19"/>
+          <w:szCs w:val="19"/>
+          <w:highlight w:val="white"/>
+        </w:rPr>
+        <w:t>Приправа</w:t>
+      </w:r>
+      <w:r>
+        <w:rPr>
+          <w:rFonts w:ascii="Cascadia Mono" w:hAnsi="Cascadia Mono" w:cs="Cascadia Mono"/>
+          <w:color w:val="FF0000"/>
+          <w:sz w:val="19"/>
+          <w:szCs w:val="19"/>
+          <w:highlight w:val="white"/>
+          <w:lang w:val="en-US"/>
+        </w:rPr>
+        <w:t>'</w:t>
+      </w:r>
+      <w:r>
+        <w:rPr>
+          <w:rFonts w:ascii="Cascadia Mono" w:hAnsi="Cascadia Mono" w:cs="Cascadia Mono"/>
+          <w:color w:val="808080"/>
+          <w:sz w:val="19"/>
+          <w:szCs w:val="19"/>
+          <w:highlight w:val="white"/>
+          <w:lang w:val="en-US"/>
+        </w:rPr>
+        <w:t>,</w:t>
+      </w:r>
+      <w:r>
+        <w:rPr>
+          <w:rFonts w:ascii="Cascadia Mono" w:hAnsi="Cascadia Mono" w:cs="Cascadia Mono"/>
+          <w:color w:val="000000"/>
+          <w:sz w:val="19"/>
+          <w:szCs w:val="19"/>
+          <w:highlight w:val="white"/>
+          <w:lang w:val="en-US"/>
+        </w:rPr>
+        <w:t xml:space="preserve"> </w:t>
+      </w:r>
+      <w:r>
+        <w:rPr>
+          <w:rFonts w:ascii="Cascadia Mono" w:hAnsi="Cascadia Mono" w:cs="Cascadia Mono"/>
+          <w:color w:val="FF0000"/>
+          <w:sz w:val="19"/>
+          <w:szCs w:val="19"/>
+          <w:highlight w:val="white"/>
+          <w:lang w:val="en-US"/>
+        </w:rPr>
+        <w:t>'</w:t>
+      </w:r>
+      <w:r>
+        <w:rPr>
+          <w:rFonts w:ascii="Cascadia Mono" w:hAnsi="Cascadia Mono" w:cs="Cascadia Mono"/>
+          <w:color w:val="FF0000"/>
+          <w:sz w:val="19"/>
+          <w:szCs w:val="19"/>
+          <w:highlight w:val="white"/>
+        </w:rPr>
+        <w:t>Соус</w:t>
+      </w:r>
+      <w:r>
+        <w:rPr>
+          <w:rFonts w:ascii="Cascadia Mono" w:hAnsi="Cascadia Mono" w:cs="Cascadia Mono"/>
+          <w:color w:val="FF0000"/>
+          <w:sz w:val="19"/>
+          <w:szCs w:val="19"/>
+          <w:highlight w:val="white"/>
+          <w:lang w:val="en-US"/>
+        </w:rPr>
+        <w:t>'</w:t>
+      </w:r>
+      <w:r>
+        <w:rPr>
+          <w:rFonts w:ascii="Cascadia Mono" w:hAnsi="Cascadia Mono" w:cs="Cascadia Mono"/>
+          <w:color w:val="808080"/>
+          <w:sz w:val="19"/>
+          <w:szCs w:val="19"/>
+          <w:highlight w:val="white"/>
+          <w:lang w:val="en-US"/>
+        </w:rPr>
+        <w:t>));</w:t>
+      </w:r>
+    </w:p>
+    <w:p>
+      <w:pPr>
+        <w:autoSpaceDE w:val="0"/>
+        <w:autoSpaceDN w:val="0"/>
+        <w:adjustRightInd w:val="0"/>
+        <w:spacing w:after="0" w:line="240" w:lineRule="auto"/>
+        <w:rPr>
+          <w:rFonts w:ascii="Cascadia Mono" w:hAnsi="Cascadia Mono" w:cs="Cascadia Mono"/>
+          <w:color w:val="000000"/>
+          <w:sz w:val="19"/>
+          <w:szCs w:val="19"/>
+          <w:highlight w:val="white"/>
+          <w:lang w:val="en-US"/>
+        </w:rPr>
+      </w:pPr>
+      <w:r>
+        <w:rPr>
+          <w:rFonts w:ascii="Cascadia Mono" w:hAnsi="Cascadia Mono" w:cs="Cascadia Mono"/>
+          <w:color w:val="0000FF"/>
+          <w:sz w:val="19"/>
+          <w:szCs w:val="19"/>
+          <w:highlight w:val="white"/>
+          <w:lang w:val="en-US"/>
+        </w:rPr>
+        <w:t>Alter</w:t>
+      </w:r>
+      <w:r>
+        <w:rPr>
+          <w:rFonts w:ascii="Cascadia Mono" w:hAnsi="Cascadia Mono" w:cs="Cascadia Mono"/>
+          <w:color w:val="000000"/>
+          <w:sz w:val="19"/>
+          <w:szCs w:val="19"/>
+          <w:highlight w:val="white"/>
+          <w:lang w:val="en-US"/>
+        </w:rPr>
+        <w:t xml:space="preserve"> </w:t>
+      </w:r>
+      <w:r>
+        <w:rPr>
+          <w:rFonts w:ascii="Cascadia Mono" w:hAnsi="Cascadia Mono" w:cs="Cascadia Mono"/>
+          <w:color w:val="0000FF"/>
+          <w:sz w:val="19"/>
+          <w:szCs w:val="19"/>
+          <w:highlight w:val="white"/>
+          <w:lang w:val="en-US"/>
+        </w:rPr>
+        <w:t>Table</w:t>
+      </w:r>
+      <w:r>
+        <w:rPr>
+          <w:rFonts w:ascii="Cascadia Mono" w:hAnsi="Cascadia Mono" w:cs="Cascadia Mono"/>
+          <w:color w:val="000000"/>
+          <w:sz w:val="19"/>
+          <w:szCs w:val="19"/>
+          <w:highlight w:val="white"/>
+          <w:lang w:val="en-US"/>
+        </w:rPr>
+        <w:t xml:space="preserve"> [Dishes] </w:t>
+      </w:r>
+      <w:r>
+        <w:rPr>
+          <w:rFonts w:ascii="Cascadia Mono" w:hAnsi="Cascadia Mono" w:cs="Cascadia Mono"/>
+          <w:color w:val="0000FF"/>
+          <w:sz w:val="19"/>
+          <w:szCs w:val="19"/>
+          <w:highlight w:val="white"/>
+          <w:lang w:val="en-US"/>
+        </w:rPr>
+        <w:t>Add</w:t>
+      </w:r>
+      <w:r>
+        <w:rPr>
+          <w:rFonts w:ascii="Cascadia Mono" w:hAnsi="Cascadia Mono" w:cs="Cascadia Mono"/>
+          <w:color w:val="000000"/>
+          <w:sz w:val="19"/>
+          <w:szCs w:val="19"/>
+          <w:highlight w:val="white"/>
+          <w:lang w:val="en-US"/>
+        </w:rPr>
+        <w:t xml:space="preserve"> </w:t>
+      </w:r>
+      <w:r>
+        <w:rPr>
+          <w:rFonts w:ascii="Cascadia Mono" w:hAnsi="Cascadia Mono" w:cs="Cascadia Mono"/>
+          <w:color w:val="0000FF"/>
+          <w:sz w:val="19"/>
+          <w:szCs w:val="19"/>
+          <w:highlight w:val="white"/>
+          <w:lang w:val="en-US"/>
+        </w:rPr>
+        <w:t xml:space="preserve">Check </w:t>
+      </w:r>
+      <w:r>
+        <w:rPr>
+          <w:rFonts w:ascii="Cascadia Mono" w:hAnsi="Cascadia Mono" w:cs="Cascadia Mono"/>
+          <w:color w:val="808080"/>
+          <w:sz w:val="19"/>
+          <w:szCs w:val="19"/>
+          <w:highlight w:val="white"/>
+          <w:lang w:val="en-US"/>
+        </w:rPr>
+        <w:t>(</w:t>
+      </w:r>
+      <w:r>
+        <w:rPr>
+          <w:rFonts w:ascii="Cascadia Mono" w:hAnsi="Cascadia Mono" w:cs="Cascadia Mono"/>
+          <w:color w:val="000000"/>
+          <w:sz w:val="19"/>
+          <w:szCs w:val="19"/>
+          <w:highlight w:val="white"/>
+          <w:lang w:val="en-US"/>
+        </w:rPr>
+        <w:t xml:space="preserve">price </w:t>
+      </w:r>
+      <w:r>
+        <w:rPr>
+          <w:rFonts w:ascii="Cascadia Mono" w:hAnsi="Cascadia Mono" w:cs="Cascadia Mono"/>
+          <w:color w:val="808080"/>
+          <w:sz w:val="19"/>
+          <w:szCs w:val="19"/>
+          <w:highlight w:val="white"/>
+          <w:lang w:val="en-US"/>
+        </w:rPr>
+        <w:t>&gt;</w:t>
+      </w:r>
+      <w:r>
+        <w:rPr>
+          <w:rFonts w:ascii="Cascadia Mono" w:hAnsi="Cascadia Mono" w:cs="Cascadia Mono"/>
+          <w:color w:val="000000"/>
+          <w:sz w:val="19"/>
+          <w:szCs w:val="19"/>
+          <w:highlight w:val="white"/>
+          <w:lang w:val="en-US"/>
+        </w:rPr>
+        <w:t xml:space="preserve"> 0</w:t>
+      </w:r>
+      <w:r>
+        <w:rPr>
+          <w:rFonts w:ascii="Cascadia Mono" w:hAnsi="Cascadia Mono" w:cs="Cascadia Mono"/>
+          <w:color w:val="808080"/>
+          <w:sz w:val="19"/>
+          <w:szCs w:val="19"/>
+          <w:highlight w:val="white"/>
+          <w:lang w:val="en-US"/>
+        </w:rPr>
+        <w:t>);</w:t>
+      </w:r>
+    </w:p>
+    <w:p>
+      <w:pPr>
+        <w:autoSpaceDE w:val="0"/>
+        <w:autoSpaceDN w:val="0"/>
+        <w:adjustRightInd w:val="0"/>
+        <w:spacing w:after="0" w:line="240" w:lineRule="auto"/>
+        <w:rPr>
+          <w:rFonts w:ascii="Cascadia Mono" w:hAnsi="Cascadia Mono" w:cs="Cascadia Mono"/>
+          <w:color w:val="000000"/>
+          <w:sz w:val="19"/>
+          <w:szCs w:val="19"/>
+          <w:highlight w:val="white"/>
+          <w:lang w:val="en-US"/>
+        </w:rPr>
+      </w:pPr>
+      <w:r>
+        <w:rPr>
+          <w:rFonts w:ascii="Cascadia Mono" w:hAnsi="Cascadia Mono" w:cs="Cascadia Mono"/>
+          <w:color w:val="0000FF"/>
+          <w:sz w:val="19"/>
+          <w:szCs w:val="19"/>
+          <w:highlight w:val="white"/>
+          <w:lang w:val="en-US"/>
+        </w:rPr>
+        <w:t>Alter</w:t>
+      </w:r>
+      <w:r>
+        <w:rPr>
+          <w:rFonts w:ascii="Cascadia Mono" w:hAnsi="Cascadia Mono" w:cs="Cascadia Mono"/>
+          <w:color w:val="000000"/>
+          <w:sz w:val="19"/>
+          <w:szCs w:val="19"/>
+          <w:highlight w:val="white"/>
+          <w:lang w:val="en-US"/>
+        </w:rPr>
+        <w:t xml:space="preserve"> </w:t>
+      </w:r>
+      <w:r>
+        <w:rPr>
+          <w:rFonts w:ascii="Cascadia Mono" w:hAnsi="Cascadia Mono" w:cs="Cascadia Mono"/>
+          <w:color w:val="0000FF"/>
+          <w:sz w:val="19"/>
+          <w:szCs w:val="19"/>
+          <w:highlight w:val="white"/>
+          <w:lang w:val="en-US"/>
+        </w:rPr>
+        <w:t>Table</w:t>
+      </w:r>
+      <w:r>
+        <w:rPr>
+          <w:rFonts w:ascii="Cascadia Mono" w:hAnsi="Cascadia Mono" w:cs="Cascadia Mono"/>
+          <w:color w:val="000000"/>
+          <w:sz w:val="19"/>
+          <w:szCs w:val="19"/>
+          <w:highlight w:val="white"/>
+          <w:lang w:val="en-US"/>
+        </w:rPr>
+        <w:t xml:space="preserve"> [Dishes] </w:t>
+      </w:r>
+      <w:r>
+        <w:rPr>
+          <w:rFonts w:ascii="Cascadia Mono" w:hAnsi="Cascadia Mono" w:cs="Cascadia Mono"/>
+          <w:color w:val="0000FF"/>
+          <w:sz w:val="19"/>
+          <w:szCs w:val="19"/>
+          <w:highlight w:val="white"/>
+          <w:lang w:val="en-US"/>
+        </w:rPr>
+        <w:t>Add</w:t>
+      </w:r>
+      <w:r>
+        <w:rPr>
+          <w:rFonts w:ascii="Cascadia Mono" w:hAnsi="Cascadia Mono" w:cs="Cascadia Mono"/>
+          <w:color w:val="000000"/>
+          <w:sz w:val="19"/>
+          <w:szCs w:val="19"/>
+          <w:highlight w:val="white"/>
+          <w:lang w:val="en-US"/>
+        </w:rPr>
+        <w:t xml:space="preserve"> </w:t>
+      </w:r>
+      <w:r>
+        <w:rPr>
+          <w:rFonts w:ascii="Cascadia Mono" w:hAnsi="Cascadia Mono" w:cs="Cascadia Mono"/>
+          <w:color w:val="0000FF"/>
+          <w:sz w:val="19"/>
+          <w:szCs w:val="19"/>
+          <w:highlight w:val="white"/>
+          <w:lang w:val="en-US"/>
+        </w:rPr>
+        <w:t xml:space="preserve">Check </w:t>
+      </w:r>
+      <w:r>
+        <w:rPr>
+          <w:rFonts w:ascii="Cascadia Mono" w:hAnsi="Cascadia Mono" w:cs="Cascadia Mono"/>
+          <w:color w:val="808080"/>
+          <w:sz w:val="19"/>
+          <w:szCs w:val="19"/>
+          <w:highlight w:val="white"/>
+          <w:lang w:val="en-US"/>
+        </w:rPr>
+        <w:t>(</w:t>
+      </w:r>
+      <w:r>
+        <w:rPr>
+          <w:rFonts w:ascii="Cascadia Mono" w:hAnsi="Cascadia Mono" w:cs="Cascadia Mono"/>
+          <w:color w:val="000000"/>
+          <w:sz w:val="19"/>
+          <w:szCs w:val="19"/>
+          <w:highlight w:val="white"/>
+          <w:lang w:val="en-US"/>
+        </w:rPr>
+        <w:t xml:space="preserve">[weight] </w:t>
+      </w:r>
+      <w:r>
+        <w:rPr>
+          <w:rFonts w:ascii="Cascadia Mono" w:hAnsi="Cascadia Mono" w:cs="Cascadia Mono"/>
+          <w:color w:val="808080"/>
+          <w:sz w:val="19"/>
+          <w:szCs w:val="19"/>
+          <w:highlight w:val="white"/>
+          <w:lang w:val="en-US"/>
+        </w:rPr>
+        <w:t>&gt;</w:t>
+      </w:r>
+      <w:r>
+        <w:rPr>
+          <w:rFonts w:ascii="Cascadia Mono" w:hAnsi="Cascadia Mono" w:cs="Cascadia Mono"/>
+          <w:color w:val="000000"/>
+          <w:sz w:val="19"/>
+          <w:szCs w:val="19"/>
+          <w:highlight w:val="white"/>
+          <w:lang w:val="en-US"/>
+        </w:rPr>
+        <w:t xml:space="preserve"> 0</w:t>
+      </w:r>
+      <w:r>
+        <w:rPr>
+          <w:rFonts w:ascii="Cascadia Mono" w:hAnsi="Cascadia Mono" w:cs="Cascadia Mono"/>
+          <w:color w:val="808080"/>
+          <w:sz w:val="19"/>
+          <w:szCs w:val="19"/>
+          <w:highlight w:val="white"/>
+          <w:lang w:val="en-US"/>
+        </w:rPr>
+        <w:t>);</w:t>
+      </w:r>
+    </w:p>
+    <w:p>
+      <w:pPr>
+        <w:rPr>
+          <w:lang w:val="en-US"/>
+        </w:rPr>
+      </w:pPr>
+      <w:r>
+        <w:rPr>
+          <w:rFonts w:ascii="Cascadia Mono" w:hAnsi="Cascadia Mono" w:cs="Cascadia Mono"/>
+          <w:color w:val="0000FF"/>
+          <w:sz w:val="19"/>
+          <w:szCs w:val="19"/>
+          <w:highlight w:val="white"/>
+          <w:lang w:val="en-US"/>
+        </w:rPr>
+        <w:t>Alter</w:t>
+      </w:r>
+      <w:r>
+        <w:rPr>
+          <w:rFonts w:ascii="Cascadia Mono" w:hAnsi="Cascadia Mono" w:cs="Cascadia Mono"/>
+          <w:color w:val="000000"/>
+          <w:sz w:val="19"/>
+          <w:szCs w:val="19"/>
+          <w:highlight w:val="white"/>
+          <w:lang w:val="en-US"/>
+        </w:rPr>
+        <w:t xml:space="preserve"> </w:t>
+      </w:r>
+      <w:r>
+        <w:rPr>
+          <w:rFonts w:ascii="Cascadia Mono" w:hAnsi="Cascadia Mono" w:cs="Cascadia Mono"/>
+          <w:color w:val="0000FF"/>
+          <w:sz w:val="19"/>
+          <w:szCs w:val="19"/>
+          <w:highlight w:val="white"/>
+          <w:lang w:val="en-US"/>
+        </w:rPr>
+        <w:t>Table</w:t>
+      </w:r>
+      <w:r>
+        <w:rPr>
+          <w:rFonts w:ascii="Cascadia Mono" w:hAnsi="Cascadia Mono" w:cs="Cascadia Mono"/>
+          <w:color w:val="000000"/>
+          <w:sz w:val="19"/>
+          <w:szCs w:val="19"/>
+          <w:highlight w:val="white"/>
+          <w:lang w:val="en-US"/>
+        </w:rPr>
+        <w:t xml:space="preserve"> [Dishes] </w:t>
+      </w:r>
+      <w:r>
+        <w:rPr>
+          <w:rFonts w:ascii="Cascadia Mono" w:hAnsi="Cascadia Mono" w:cs="Cascadia Mono"/>
+          <w:color w:val="0000FF"/>
+          <w:sz w:val="19"/>
+          <w:szCs w:val="19"/>
+          <w:highlight w:val="white"/>
+          <w:lang w:val="en-US"/>
+        </w:rPr>
+        <w:t>Add</w:t>
+      </w:r>
+      <w:r>
+        <w:rPr>
+          <w:rFonts w:ascii="Cascadia Mono" w:hAnsi="Cascadia Mono" w:cs="Cascadia Mono"/>
+          <w:color w:val="000000"/>
+          <w:sz w:val="19"/>
+          <w:szCs w:val="19"/>
+          <w:highlight w:val="white"/>
+          <w:lang w:val="en-US"/>
+        </w:rPr>
+        <w:t xml:space="preserve"> </w:t>
+      </w:r>
+      <w:r>
+        <w:rPr>
+          <w:rFonts w:ascii="Cascadia Mono" w:hAnsi="Cascadia Mono" w:cs="Cascadia Mono"/>
+          <w:color w:val="0000FF"/>
+          <w:sz w:val="19"/>
+          <w:szCs w:val="19"/>
+          <w:highlight w:val="white"/>
+          <w:lang w:val="en-US"/>
+        </w:rPr>
+        <w:t xml:space="preserve">Check </w:t>
+      </w:r>
+      <w:r>
+        <w:rPr>
+          <w:rFonts w:ascii="Cascadia Mono" w:hAnsi="Cascadia Mono" w:cs="Cascadia Mono"/>
+          <w:color w:val="808080"/>
+          <w:sz w:val="19"/>
+          <w:szCs w:val="19"/>
+          <w:highlight w:val="white"/>
+          <w:lang w:val="en-US"/>
+        </w:rPr>
+        <w:t>(</w:t>
+      </w:r>
+      <w:r>
+        <w:rPr>
+          <w:rFonts w:ascii="Cascadia Mono" w:hAnsi="Cascadia Mono" w:cs="Cascadia Mono"/>
+          <w:color w:val="000000"/>
+          <w:sz w:val="19"/>
+          <w:szCs w:val="19"/>
+          <w:highlight w:val="white"/>
+          <w:lang w:val="en-US"/>
+        </w:rPr>
+        <w:t xml:space="preserve">price </w:t>
+      </w:r>
+      <w:r>
+        <w:rPr>
+          <w:rFonts w:ascii="Cascadia Mono" w:hAnsi="Cascadia Mono" w:cs="Cascadia Mono"/>
+          <w:color w:val="808080"/>
+          <w:sz w:val="19"/>
+          <w:szCs w:val="19"/>
+          <w:highlight w:val="white"/>
+          <w:lang w:val="en-US"/>
+        </w:rPr>
+        <w:t>&gt;</w:t>
+      </w:r>
+      <w:r>
+        <w:rPr>
+          <w:rFonts w:ascii="Cascadia Mono" w:hAnsi="Cascadia Mono" w:cs="Cascadia Mono"/>
+          <w:color w:val="000000"/>
+          <w:sz w:val="19"/>
+          <w:szCs w:val="19"/>
+          <w:highlight w:val="white"/>
+          <w:lang w:val="en-US"/>
+        </w:rPr>
+        <w:t xml:space="preserve"> 0</w:t>
+      </w:r>
+      <w:r>
+        <w:rPr>
+          <w:rFonts w:ascii="Cascadia Mono" w:hAnsi="Cascadia Mono" w:cs="Cascadia Mono"/>
+          <w:color w:val="808080"/>
+          <w:sz w:val="19"/>
+          <w:szCs w:val="19"/>
+          <w:highlight w:val="white"/>
+          <w:lang w:val="en-US"/>
+        </w:rPr>
+        <w:t>);</w:t>
       </w:r>
     </w:p>
     <w:p>
@@ -9084,7 +12338,6 @@
           <w:szCs w:val="28"/>
           <w:lang w:eastAsia="ru-RU"/>
         </w:rPr>
-        <w:lastRenderedPageBreak/>
         <w:t>Контрольные вопросы:</w:t>
       </w:r>
     </w:p>
@@ -9105,15 +12358,27 @@
           <w:lang w:eastAsia="ru-RU"/>
         </w:rPr>
       </w:pPr>
-      <w:r>
-        <w:rPr>
-          <w:rFonts w:ascii="Times New Roman" w:eastAsia="Times New Roman" w:hAnsi="Times New Roman" w:cs="Times New Roman"/>
-          <w:color w:val="000000"/>
-          <w:sz w:val="28"/>
-          <w:szCs w:val="28"/>
-          <w:lang w:eastAsia="ru-RU"/>
-        </w:rPr>
-        <w:t>Даталогическая модель базы данных.</w:t>
+      <w:proofErr w:type="spellStart"/>
+      <w:r>
+        <w:rPr>
+          <w:rFonts w:ascii="Times New Roman" w:eastAsia="Times New Roman" w:hAnsi="Times New Roman" w:cs="Times New Roman"/>
+          <w:color w:val="000000"/>
+          <w:sz w:val="28"/>
+          <w:szCs w:val="28"/>
+          <w:lang w:eastAsia="ru-RU"/>
+        </w:rPr>
+        <w:t>Даталогическая</w:t>
+      </w:r>
+      <w:proofErr w:type="spellEnd"/>
+      <w:r>
+        <w:rPr>
+          <w:rFonts w:ascii="Times New Roman" w:eastAsia="Times New Roman" w:hAnsi="Times New Roman" w:cs="Times New Roman"/>
+          <w:color w:val="000000"/>
+          <w:sz w:val="28"/>
+          <w:szCs w:val="28"/>
+          <w:lang w:eastAsia="ru-RU"/>
+        </w:rPr>
+        <w:t xml:space="preserve"> модель базы данных.</w:t>
       </w:r>
     </w:p>
     <w:p>
@@ -9129,6 +12394,7 @@
           <w:lang w:eastAsia="ru-RU"/>
         </w:rPr>
       </w:pPr>
+      <w:proofErr w:type="spellStart"/>
       <w:r>
         <w:rPr>
           <w:rFonts w:ascii="Times New Roman" w:eastAsia="Times New Roman" w:hAnsi="Times New Roman" w:cs="Times New Roman"/>
@@ -9139,7 +12405,20 @@
           <w:szCs w:val="28"/>
           <w:lang w:eastAsia="ru-RU"/>
         </w:rPr>
-        <w:t>Даталогическая модель базы данных</w:t>
+        <w:t>Даталогическая</w:t>
+      </w:r>
+      <w:proofErr w:type="spellEnd"/>
+      <w:r>
+        <w:rPr>
+          <w:rFonts w:ascii="Times New Roman" w:eastAsia="Times New Roman" w:hAnsi="Times New Roman" w:cs="Times New Roman"/>
+          <w:b/>
+          <w:bCs/>
+          <w:color w:val="000000"/>
+          <w:sz w:val="28"/>
+          <w:szCs w:val="28"/>
+          <w:lang w:eastAsia="ru-RU"/>
+        </w:rPr>
+        <w:t xml:space="preserve"> модель базы данных</w:t>
       </w:r>
       <w:r>
         <w:rPr>
@@ -9469,7 +12748,29 @@
           <w:szCs w:val="28"/>
           <w:lang w:eastAsia="ru-RU"/>
         </w:rPr>
-        <w:t>набор проекций R1, R2, ..., Rn, таких, что:</w:t>
+        <w:t xml:space="preserve">набор проекций R1, R2, ..., </w:t>
+      </w:r>
+      <w:proofErr w:type="spellStart"/>
+      <w:r>
+        <w:rPr>
+          <w:rFonts w:ascii="Times New Roman" w:eastAsia="Times New Roman" w:hAnsi="Times New Roman" w:cs="Times New Roman"/>
+          <w:color w:val="000000"/>
+          <w:sz w:val="28"/>
+          <w:szCs w:val="28"/>
+          <w:lang w:eastAsia="ru-RU"/>
+        </w:rPr>
+        <w:t>Rn</w:t>
+      </w:r>
+      <w:proofErr w:type="spellEnd"/>
+      <w:r>
+        <w:rPr>
+          <w:rFonts w:ascii="Times New Roman" w:eastAsia="Times New Roman" w:hAnsi="Times New Roman" w:cs="Times New Roman"/>
+          <w:color w:val="000000"/>
+          <w:sz w:val="28"/>
+          <w:szCs w:val="28"/>
+          <w:lang w:eastAsia="ru-RU"/>
+        </w:rPr>
+        <w:t>, таких, что:</w:t>
       </w:r>
     </w:p>
     <w:p>
@@ -9493,7 +12794,29 @@
           <w:szCs w:val="28"/>
           <w:lang w:eastAsia="ru-RU"/>
         </w:rPr>
-        <w:t>а) объединение проекций R1, R2, ..., Rn позволяет гарантированно получить</w:t>
+        <w:t xml:space="preserve">а) объединение проекций R1, R2, ..., </w:t>
+      </w:r>
+      <w:proofErr w:type="spellStart"/>
+      <w:r>
+        <w:rPr>
+          <w:rFonts w:ascii="Times New Roman" w:eastAsia="Times New Roman" w:hAnsi="Times New Roman" w:cs="Times New Roman"/>
+          <w:color w:val="000000"/>
+          <w:sz w:val="28"/>
+          <w:szCs w:val="28"/>
+          <w:lang w:eastAsia="ru-RU"/>
+        </w:rPr>
+        <w:t>Rn</w:t>
+      </w:r>
+      <w:proofErr w:type="spellEnd"/>
+      <w:r>
+        <w:rPr>
+          <w:rFonts w:ascii="Times New Roman" w:eastAsia="Times New Roman" w:hAnsi="Times New Roman" w:cs="Times New Roman"/>
+          <w:color w:val="000000"/>
+          <w:sz w:val="28"/>
+          <w:szCs w:val="28"/>
+          <w:lang w:eastAsia="ru-RU"/>
+        </w:rPr>
+        <w:t xml:space="preserve"> позволяет гарантированно получить</w:t>
       </w:r>
       <w:r>
         <w:rPr>
@@ -9537,7 +12860,29 @@
           <w:szCs w:val="28"/>
           <w:lang w:eastAsia="ru-RU"/>
         </w:rPr>
-        <w:t>б) каждая из проекций R1, R2, ..., Rn является необходимой для</w:t>
+        <w:t xml:space="preserve">б) каждая из проекций R1, R2, ..., </w:t>
+      </w:r>
+      <w:proofErr w:type="spellStart"/>
+      <w:r>
+        <w:rPr>
+          <w:rFonts w:ascii="Times New Roman" w:eastAsia="Times New Roman" w:hAnsi="Times New Roman" w:cs="Times New Roman"/>
+          <w:color w:val="000000"/>
+          <w:sz w:val="28"/>
+          <w:szCs w:val="28"/>
+          <w:lang w:eastAsia="ru-RU"/>
+        </w:rPr>
+        <w:t>Rn</w:t>
+      </w:r>
+      <w:proofErr w:type="spellEnd"/>
+      <w:r>
+        <w:rPr>
+          <w:rFonts w:ascii="Times New Roman" w:eastAsia="Times New Roman" w:hAnsi="Times New Roman" w:cs="Times New Roman"/>
+          <w:color w:val="000000"/>
+          <w:sz w:val="28"/>
+          <w:szCs w:val="28"/>
+          <w:lang w:eastAsia="ru-RU"/>
+        </w:rPr>
+        <w:t xml:space="preserve"> является необходимой для</w:t>
       </w:r>
       <w:r>
         <w:rPr>
@@ -9601,7 +12946,29 @@
           <w:szCs w:val="28"/>
           <w:lang w:eastAsia="ru-RU"/>
         </w:rPr>
-        <w:t>в) как минимум одна из проекций R1, R2, ..., Rn находится в более высокой</w:t>
+        <w:t xml:space="preserve">в) как минимум одна из проекций R1, R2, ..., </w:t>
+      </w:r>
+      <w:proofErr w:type="spellStart"/>
+      <w:r>
+        <w:rPr>
+          <w:rFonts w:ascii="Times New Roman" w:eastAsia="Times New Roman" w:hAnsi="Times New Roman" w:cs="Times New Roman"/>
+          <w:color w:val="000000"/>
+          <w:sz w:val="28"/>
+          <w:szCs w:val="28"/>
+          <w:lang w:eastAsia="ru-RU"/>
+        </w:rPr>
+        <w:t>Rn</w:t>
+      </w:r>
+      <w:proofErr w:type="spellEnd"/>
+      <w:r>
+        <w:rPr>
+          <w:rFonts w:ascii="Times New Roman" w:eastAsia="Times New Roman" w:hAnsi="Times New Roman" w:cs="Times New Roman"/>
+          <w:color w:val="000000"/>
+          <w:sz w:val="28"/>
+          <w:szCs w:val="28"/>
+          <w:lang w:eastAsia="ru-RU"/>
+        </w:rPr>
+        <w:t xml:space="preserve"> находится в более высокой</w:t>
       </w:r>
       <w:r>
         <w:rPr>
@@ -9665,15 +13032,27 @@
           <w:lang w:eastAsia="ru-RU"/>
         </w:rPr>
       </w:pPr>
-      <w:r>
-        <w:rPr>
-          <w:rFonts w:ascii="Times New Roman" w:eastAsia="Times New Roman" w:hAnsi="Times New Roman" w:cs="Times New Roman"/>
-          <w:color w:val="000000"/>
-          <w:sz w:val="28"/>
-          <w:szCs w:val="28"/>
-          <w:lang w:eastAsia="ru-RU"/>
-        </w:rPr>
-        <w:t>Денормализация.</w:t>
+      <w:proofErr w:type="spellStart"/>
+      <w:r>
+        <w:rPr>
+          <w:rFonts w:ascii="Times New Roman" w:eastAsia="Times New Roman" w:hAnsi="Times New Roman" w:cs="Times New Roman"/>
+          <w:color w:val="000000"/>
+          <w:sz w:val="28"/>
+          <w:szCs w:val="28"/>
+          <w:lang w:eastAsia="ru-RU"/>
+        </w:rPr>
+        <w:t>Денормализация</w:t>
+      </w:r>
+      <w:proofErr w:type="spellEnd"/>
+      <w:r>
+        <w:rPr>
+          <w:rFonts w:ascii="Times New Roman" w:eastAsia="Times New Roman" w:hAnsi="Times New Roman" w:cs="Times New Roman"/>
+          <w:color w:val="000000"/>
+          <w:sz w:val="28"/>
+          <w:szCs w:val="28"/>
+          <w:lang w:eastAsia="ru-RU"/>
+        </w:rPr>
+        <w:t>.</w:t>
       </w:r>
     </w:p>
     <w:p>
@@ -9689,6 +13068,7 @@
           <w:lang w:eastAsia="ru-RU"/>
         </w:rPr>
       </w:pPr>
+      <w:proofErr w:type="spellStart"/>
       <w:r>
         <w:rPr>
           <w:rFonts w:ascii="Times New Roman" w:eastAsia="Times New Roman" w:hAnsi="Times New Roman" w:cs="Times New Roman"/>
@@ -9699,7 +13079,20 @@
           <w:szCs w:val="28"/>
           <w:lang w:eastAsia="ru-RU"/>
         </w:rPr>
-        <w:t>Денормализация базы данных</w:t>
+        <w:t>Денормализация</w:t>
+      </w:r>
+      <w:proofErr w:type="spellEnd"/>
+      <w:r>
+        <w:rPr>
+          <w:rFonts w:ascii="Times New Roman" w:eastAsia="Times New Roman" w:hAnsi="Times New Roman" w:cs="Times New Roman"/>
+          <w:b/>
+          <w:bCs/>
+          <w:color w:val="000000"/>
+          <w:sz w:val="28"/>
+          <w:szCs w:val="28"/>
+          <w:lang w:eastAsia="ru-RU"/>
+        </w:rPr>
+        <w:t xml:space="preserve"> базы данных</w:t>
       </w:r>
       <w:r>
         <w:rPr>
@@ -9956,15 +13349,27 @@
         </w:rPr>
         <w:t xml:space="preserve">- </w:t>
       </w:r>
-      <w:r>
-        <w:rPr>
-          <w:rFonts w:ascii="Times New Roman" w:eastAsia="Times New Roman" w:hAnsi="Times New Roman" w:cs="Times New Roman"/>
-          <w:color w:val="000000"/>
-          <w:sz w:val="28"/>
-          <w:szCs w:val="28"/>
-          <w:lang w:eastAsia="ru-RU"/>
-        </w:rPr>
-        <w:t>Баркера.</w:t>
+      <w:proofErr w:type="spellStart"/>
+      <w:r>
+        <w:rPr>
+          <w:rFonts w:ascii="Times New Roman" w:eastAsia="Times New Roman" w:hAnsi="Times New Roman" w:cs="Times New Roman"/>
+          <w:color w:val="000000"/>
+          <w:sz w:val="28"/>
+          <w:szCs w:val="28"/>
+          <w:lang w:eastAsia="ru-RU"/>
+        </w:rPr>
+        <w:t>Баркера</w:t>
+      </w:r>
+      <w:proofErr w:type="spellEnd"/>
+      <w:r>
+        <w:rPr>
+          <w:rFonts w:ascii="Times New Roman" w:eastAsia="Times New Roman" w:hAnsi="Times New Roman" w:cs="Times New Roman"/>
+          <w:color w:val="000000"/>
+          <w:sz w:val="28"/>
+          <w:szCs w:val="28"/>
+          <w:lang w:eastAsia="ru-RU"/>
+        </w:rPr>
+        <w:t>.</w:t>
       </w:r>
     </w:p>
     <w:p>
@@ -10006,7 +13411,6 @@
           <w:szCs w:val="28"/>
           <w:lang w:eastAsia="ru-RU"/>
         </w:rPr>
-        <w:lastRenderedPageBreak/>
         <w:t>Понятие отношения. Основные компоненты отношения.</w:t>
       </w:r>
     </w:p>
@@ -10047,6 +13451,18 @@
           <w:lang w:eastAsia="ru-RU"/>
         </w:rPr>
       </w:pPr>
+      <w:r>
+        <w:rPr>
+          <w:rFonts w:ascii="Times New Roman" w:eastAsia="Times New Roman" w:hAnsi="Times New Roman" w:cs="Times New Roman"/>
+          <w:b/>
+          <w:bCs/>
+          <w:color w:val="000000"/>
+          <w:sz w:val="28"/>
+          <w:szCs w:val="28"/>
+          <w:lang w:eastAsia="ru-RU"/>
+        </w:rPr>
+        <w:br/>
+      </w:r>
       <w:r>
         <w:rPr>
           <w:rFonts w:ascii="Times New Roman" w:eastAsia="Times New Roman" w:hAnsi="Times New Roman" w:cs="Times New Roman"/>
@@ -10261,7 +13677,95 @@
           <w:szCs w:val="28"/>
           <w:lang w:eastAsia="ru-RU"/>
         </w:rPr>
-        <w:t>1. Оскерко, В. С. Технологии баз данных и знаний : учеб. пособие / В. С. Оскерко, З. В. Пунчик. – Минск : БГЭУ, 2015. – 215 с.</w:t>
+        <w:t xml:space="preserve">1. </w:t>
+      </w:r>
+      <w:proofErr w:type="spellStart"/>
+      <w:r>
+        <w:rPr>
+          <w:rFonts w:ascii="Times New Roman" w:eastAsia="Times New Roman" w:hAnsi="Times New Roman" w:cs="Times New Roman"/>
+          <w:color w:val="000000"/>
+          <w:sz w:val="28"/>
+          <w:szCs w:val="28"/>
+          <w:lang w:eastAsia="ru-RU"/>
+        </w:rPr>
+        <w:t>Оскерко</w:t>
+      </w:r>
+      <w:proofErr w:type="spellEnd"/>
+      <w:r>
+        <w:rPr>
+          <w:rFonts w:ascii="Times New Roman" w:eastAsia="Times New Roman" w:hAnsi="Times New Roman" w:cs="Times New Roman"/>
+          <w:color w:val="000000"/>
+          <w:sz w:val="28"/>
+          <w:szCs w:val="28"/>
+          <w:lang w:eastAsia="ru-RU"/>
+        </w:rPr>
+        <w:t xml:space="preserve">, В. С. Технологии баз данных и знаний : учеб. пособие / В. С. </w:t>
+      </w:r>
+      <w:proofErr w:type="spellStart"/>
+      <w:r>
+        <w:rPr>
+          <w:rFonts w:ascii="Times New Roman" w:eastAsia="Times New Roman" w:hAnsi="Times New Roman" w:cs="Times New Roman"/>
+          <w:color w:val="000000"/>
+          <w:sz w:val="28"/>
+          <w:szCs w:val="28"/>
+          <w:lang w:eastAsia="ru-RU"/>
+        </w:rPr>
+        <w:t>Оскерко</w:t>
+      </w:r>
+      <w:proofErr w:type="spellEnd"/>
+      <w:r>
+        <w:rPr>
+          <w:rFonts w:ascii="Times New Roman" w:eastAsia="Times New Roman" w:hAnsi="Times New Roman" w:cs="Times New Roman"/>
+          <w:color w:val="000000"/>
+          <w:sz w:val="28"/>
+          <w:szCs w:val="28"/>
+          <w:lang w:eastAsia="ru-RU"/>
+        </w:rPr>
+        <w:t xml:space="preserve">, З. В. </w:t>
+      </w:r>
+      <w:proofErr w:type="spellStart"/>
+      <w:r>
+        <w:rPr>
+          <w:rFonts w:ascii="Times New Roman" w:eastAsia="Times New Roman" w:hAnsi="Times New Roman" w:cs="Times New Roman"/>
+          <w:color w:val="000000"/>
+          <w:sz w:val="28"/>
+          <w:szCs w:val="28"/>
+          <w:lang w:eastAsia="ru-RU"/>
+        </w:rPr>
+        <w:t>Пунчик</w:t>
+      </w:r>
+      <w:proofErr w:type="spellEnd"/>
+      <w:r>
+        <w:rPr>
+          <w:rFonts w:ascii="Times New Roman" w:eastAsia="Times New Roman" w:hAnsi="Times New Roman" w:cs="Times New Roman"/>
+          <w:color w:val="000000"/>
+          <w:sz w:val="28"/>
+          <w:szCs w:val="28"/>
+          <w:lang w:eastAsia="ru-RU"/>
+        </w:rPr>
+        <w:t xml:space="preserve">. – </w:t>
+      </w:r>
+      <w:proofErr w:type="gramStart"/>
+      <w:r>
+        <w:rPr>
+          <w:rFonts w:ascii="Times New Roman" w:eastAsia="Times New Roman" w:hAnsi="Times New Roman" w:cs="Times New Roman"/>
+          <w:color w:val="000000"/>
+          <w:sz w:val="28"/>
+          <w:szCs w:val="28"/>
+          <w:lang w:eastAsia="ru-RU"/>
+        </w:rPr>
+        <w:t>Минск :</w:t>
+      </w:r>
+      <w:proofErr w:type="gramEnd"/>
+      <w:r>
+        <w:rPr>
+          <w:rFonts w:ascii="Times New Roman" w:eastAsia="Times New Roman" w:hAnsi="Times New Roman" w:cs="Times New Roman"/>
+          <w:color w:val="000000"/>
+          <w:sz w:val="28"/>
+          <w:szCs w:val="28"/>
+          <w:lang w:eastAsia="ru-RU"/>
+        </w:rPr>
+        <w:t xml:space="preserve"> БГЭУ, 2015. – 215 с.</w:t>
       </w:r>
     </w:p>
     <w:p>
@@ -10284,7 +13788,29 @@
           <w:szCs w:val="28"/>
           <w:lang w:eastAsia="ru-RU"/>
         </w:rPr>
-        <w:t>2. Куликов, С. C. Реляционные базы данных в примерах: практическое пособие для программистов и тестировщиков / С. С. Куликов. – Минск : Четыре четверти, 2020. – 424 с.</w:t>
+        <w:t xml:space="preserve">2. Куликов, С. C. Реляционные базы данных в примерах: практическое пособие для программистов и тестировщиков / С. С. Куликов. – </w:t>
+      </w:r>
+      <w:proofErr w:type="gramStart"/>
+      <w:r>
+        <w:rPr>
+          <w:rFonts w:ascii="Times New Roman" w:eastAsia="Times New Roman" w:hAnsi="Times New Roman" w:cs="Times New Roman"/>
+          <w:color w:val="000000"/>
+          <w:sz w:val="28"/>
+          <w:szCs w:val="28"/>
+          <w:lang w:eastAsia="ru-RU"/>
+        </w:rPr>
+        <w:t>Минск :</w:t>
+      </w:r>
+      <w:proofErr w:type="gramEnd"/>
+      <w:r>
+        <w:rPr>
+          <w:rFonts w:ascii="Times New Roman" w:eastAsia="Times New Roman" w:hAnsi="Times New Roman" w:cs="Times New Roman"/>
+          <w:color w:val="000000"/>
+          <w:sz w:val="28"/>
+          <w:szCs w:val="28"/>
+          <w:lang w:eastAsia="ru-RU"/>
+        </w:rPr>
+        <w:t xml:space="preserve"> Четыре четверти, 2020. – 424 с.</w:t>
       </w:r>
     </w:p>
     <w:p>
@@ -10307,7 +13833,51 @@
           <w:szCs w:val="28"/>
           <w:lang w:eastAsia="ru-RU"/>
         </w:rPr>
-        <w:t>3. Документация по Microsoft SQL [Электронный ресурс]. – 2022. – Режим доступа : https://docs.microsoft.com/ru-ru/sql/?view=sql-server-ver15.</w:t>
+        <w:t xml:space="preserve">3. Документация по </w:t>
+      </w:r>
+      <w:proofErr w:type="spellStart"/>
+      <w:r>
+        <w:rPr>
+          <w:rFonts w:ascii="Times New Roman" w:eastAsia="Times New Roman" w:hAnsi="Times New Roman" w:cs="Times New Roman"/>
+          <w:color w:val="000000"/>
+          <w:sz w:val="28"/>
+          <w:szCs w:val="28"/>
+          <w:lang w:eastAsia="ru-RU"/>
+        </w:rPr>
+        <w:t>Microsoft</w:t>
+      </w:r>
+      <w:proofErr w:type="spellEnd"/>
+      <w:r>
+        <w:rPr>
+          <w:rFonts w:ascii="Times New Roman" w:eastAsia="Times New Roman" w:hAnsi="Times New Roman" w:cs="Times New Roman"/>
+          <w:color w:val="000000"/>
+          <w:sz w:val="28"/>
+          <w:szCs w:val="28"/>
+          <w:lang w:eastAsia="ru-RU"/>
+        </w:rPr>
+        <w:t xml:space="preserve"> SQL [Электронный ресурс]. – 2022. – Режим </w:t>
+      </w:r>
+      <w:proofErr w:type="gramStart"/>
+      <w:r>
+        <w:rPr>
+          <w:rFonts w:ascii="Times New Roman" w:eastAsia="Times New Roman" w:hAnsi="Times New Roman" w:cs="Times New Roman"/>
+          <w:color w:val="000000"/>
+          <w:sz w:val="28"/>
+          <w:szCs w:val="28"/>
+          <w:lang w:eastAsia="ru-RU"/>
+        </w:rPr>
+        <w:t>доступа :</w:t>
+      </w:r>
+      <w:proofErr w:type="gramEnd"/>
+      <w:r>
+        <w:rPr>
+          <w:rFonts w:ascii="Times New Roman" w:eastAsia="Times New Roman" w:hAnsi="Times New Roman" w:cs="Times New Roman"/>
+          <w:color w:val="000000"/>
+          <w:sz w:val="28"/>
+          <w:szCs w:val="28"/>
+          <w:lang w:eastAsia="ru-RU"/>
+        </w:rPr>
+        <w:t xml:space="preserve"> https://docs.microsoft.com/ru-ru/sql/?view=sql-server-ver15.</w:t>
       </w:r>
     </w:p>
     <w:sectPr>
@@ -10413,16 +13983,16 @@
     </w:lvl>
   </w:abstractNum>
   <w:abstractNum w:abstractNumId="1" w15:restartNumberingAfterBreak="0">
-    <w:nsid w:val="5D472906"/>
+    <w:nsid w:val="4B48539A"/>
     <w:multiLevelType w:val="hybridMultilevel"/>
-    <w:tmpl w:val="524205E6"/>
-    <w:lvl w:ilvl="0" w:tplc="76AC2B30">
+    <w:tmpl w:val="2E609742"/>
+    <w:lvl w:ilvl="0" w:tplc="9E860CEC">
       <w:start w:val="4"/>
       <w:numFmt w:val="bullet"/>
-      <w:lvlText w:val="-"/>
+      <w:lvlText w:val="﷐"/>
       <w:lvlJc w:val="left"/>
       <w:pPr>
-        <w:ind w:left="785" w:hanging="360"/>
+        <w:ind w:left="720" w:hanging="360"/>
       </w:pPr>
       <w:rPr>
         <w:rFonts w:ascii="Times New Roman" w:eastAsia="Times New Roman" w:hAnsi="Times New Roman" w:cs="Times New Roman" w:hint="default"/>
@@ -10434,7 +14004,7 @@
       <w:lvlText w:val="o"/>
       <w:lvlJc w:val="left"/>
       <w:pPr>
-        <w:ind w:left="1505" w:hanging="360"/>
+        <w:ind w:left="1440" w:hanging="360"/>
       </w:pPr>
       <w:rPr>
         <w:rFonts w:ascii="Courier New" w:hAnsi="Courier New" w:cs="Courier New" w:hint="default"/>
@@ -10446,7 +14016,7 @@
       <w:lvlText w:val=""/>
       <w:lvlJc w:val="left"/>
       <w:pPr>
-        <w:ind w:left="2225" w:hanging="360"/>
+        <w:ind w:left="2160" w:hanging="360"/>
       </w:pPr>
       <w:rPr>
         <w:rFonts w:ascii="Wingdings" w:hAnsi="Wingdings" w:hint="default"/>
@@ -10458,7 +14028,7 @@
       <w:lvlText w:val=""/>
       <w:lvlJc w:val="left"/>
       <w:pPr>
-        <w:ind w:left="2945" w:hanging="360"/>
+        <w:ind w:left="2880" w:hanging="360"/>
       </w:pPr>
       <w:rPr>
         <w:rFonts w:ascii="Symbol" w:hAnsi="Symbol" w:hint="default"/>
@@ -10470,7 +14040,7 @@
       <w:lvlText w:val="o"/>
       <w:lvlJc w:val="left"/>
       <w:pPr>
-        <w:ind w:left="3665" w:hanging="360"/>
+        <w:ind w:left="3600" w:hanging="360"/>
       </w:pPr>
       <w:rPr>
         <w:rFonts w:ascii="Courier New" w:hAnsi="Courier New" w:cs="Courier New" w:hint="default"/>
@@ -10482,7 +14052,7 @@
       <w:lvlText w:val=""/>
       <w:lvlJc w:val="left"/>
       <w:pPr>
-        <w:ind w:left="4385" w:hanging="360"/>
+        <w:ind w:left="4320" w:hanging="360"/>
       </w:pPr>
       <w:rPr>
         <w:rFonts w:ascii="Wingdings" w:hAnsi="Wingdings" w:hint="default"/>
@@ -10494,7 +14064,7 @@
       <w:lvlText w:val=""/>
       <w:lvlJc w:val="left"/>
       <w:pPr>
-        <w:ind w:left="5105" w:hanging="360"/>
+        <w:ind w:left="5040" w:hanging="360"/>
       </w:pPr>
       <w:rPr>
         <w:rFonts w:ascii="Symbol" w:hAnsi="Symbol" w:hint="default"/>
@@ -10506,7 +14076,7 @@
       <w:lvlText w:val="o"/>
       <w:lvlJc w:val="left"/>
       <w:pPr>
-        <w:ind w:left="5825" w:hanging="360"/>
+        <w:ind w:left="5760" w:hanging="360"/>
       </w:pPr>
       <w:rPr>
         <w:rFonts w:ascii="Courier New" w:hAnsi="Courier New" w:cs="Courier New" w:hint="default"/>
@@ -10518,7 +14088,7 @@
       <w:lvlText w:val=""/>
       <w:lvlJc w:val="left"/>
       <w:pPr>
-        <w:ind w:left="6545" w:hanging="360"/>
+        <w:ind w:left="6480" w:hanging="360"/>
       </w:pPr>
       <w:rPr>
         <w:rFonts w:ascii="Wingdings" w:hAnsi="Wingdings" w:hint="default"/>
@@ -10526,6 +14096,119 @@
     </w:lvl>
   </w:abstractNum>
   <w:abstractNum w:abstractNumId="2" w15:restartNumberingAfterBreak="0">
+    <w:nsid w:val="5D472906"/>
+    <w:multiLevelType w:val="hybridMultilevel"/>
+    <w:tmpl w:val="524205E6"/>
+    <w:lvl w:ilvl="0" w:tplc="76AC2B30">
+      <w:start w:val="4"/>
+      <w:numFmt w:val="bullet"/>
+      <w:lvlText w:val="-"/>
+      <w:lvlJc w:val="left"/>
+      <w:pPr>
+        <w:ind w:left="785" w:hanging="360"/>
+      </w:pPr>
+      <w:rPr>
+        <w:rFonts w:ascii="Times New Roman" w:eastAsia="Times New Roman" w:hAnsi="Times New Roman" w:cs="Times New Roman" w:hint="default"/>
+      </w:rPr>
+    </w:lvl>
+    <w:lvl w:ilvl="1" w:tplc="04190003" w:tentative="1">
+      <w:start w:val="1"/>
+      <w:numFmt w:val="bullet"/>
+      <w:lvlText w:val="o"/>
+      <w:lvlJc w:val="left"/>
+      <w:pPr>
+        <w:ind w:left="1505" w:hanging="360"/>
+      </w:pPr>
+      <w:rPr>
+        <w:rFonts w:ascii="Courier New" w:hAnsi="Courier New" w:cs="Courier New" w:hint="default"/>
+      </w:rPr>
+    </w:lvl>
+    <w:lvl w:ilvl="2" w:tplc="04190005" w:tentative="1">
+      <w:start w:val="1"/>
+      <w:numFmt w:val="bullet"/>
+      <w:lvlText w:val=""/>
+      <w:lvlJc w:val="left"/>
+      <w:pPr>
+        <w:ind w:left="2225" w:hanging="360"/>
+      </w:pPr>
+      <w:rPr>
+        <w:rFonts w:ascii="Wingdings" w:hAnsi="Wingdings" w:hint="default"/>
+      </w:rPr>
+    </w:lvl>
+    <w:lvl w:ilvl="3" w:tplc="04190001" w:tentative="1">
+      <w:start w:val="1"/>
+      <w:numFmt w:val="bullet"/>
+      <w:lvlText w:val=""/>
+      <w:lvlJc w:val="left"/>
+      <w:pPr>
+        <w:ind w:left="2945" w:hanging="360"/>
+      </w:pPr>
+      <w:rPr>
+        <w:rFonts w:ascii="Symbol" w:hAnsi="Symbol" w:hint="default"/>
+      </w:rPr>
+    </w:lvl>
+    <w:lvl w:ilvl="4" w:tplc="04190003" w:tentative="1">
+      <w:start w:val="1"/>
+      <w:numFmt w:val="bullet"/>
+      <w:lvlText w:val="o"/>
+      <w:lvlJc w:val="left"/>
+      <w:pPr>
+        <w:ind w:left="3665" w:hanging="360"/>
+      </w:pPr>
+      <w:rPr>
+        <w:rFonts w:ascii="Courier New" w:hAnsi="Courier New" w:cs="Courier New" w:hint="default"/>
+      </w:rPr>
+    </w:lvl>
+    <w:lvl w:ilvl="5" w:tplc="04190005" w:tentative="1">
+      <w:start w:val="1"/>
+      <w:numFmt w:val="bullet"/>
+      <w:lvlText w:val=""/>
+      <w:lvlJc w:val="left"/>
+      <w:pPr>
+        <w:ind w:left="4385" w:hanging="360"/>
+      </w:pPr>
+      <w:rPr>
+        <w:rFonts w:ascii="Wingdings" w:hAnsi="Wingdings" w:hint="default"/>
+      </w:rPr>
+    </w:lvl>
+    <w:lvl w:ilvl="6" w:tplc="04190001" w:tentative="1">
+      <w:start w:val="1"/>
+      <w:numFmt w:val="bullet"/>
+      <w:lvlText w:val=""/>
+      <w:lvlJc w:val="left"/>
+      <w:pPr>
+        <w:ind w:left="5105" w:hanging="360"/>
+      </w:pPr>
+      <w:rPr>
+        <w:rFonts w:ascii="Symbol" w:hAnsi="Symbol" w:hint="default"/>
+      </w:rPr>
+    </w:lvl>
+    <w:lvl w:ilvl="7" w:tplc="04190003" w:tentative="1">
+      <w:start w:val="1"/>
+      <w:numFmt w:val="bullet"/>
+      <w:lvlText w:val="o"/>
+      <w:lvlJc w:val="left"/>
+      <w:pPr>
+        <w:ind w:left="5825" w:hanging="360"/>
+      </w:pPr>
+      <w:rPr>
+        <w:rFonts w:ascii="Courier New" w:hAnsi="Courier New" w:cs="Courier New" w:hint="default"/>
+      </w:rPr>
+    </w:lvl>
+    <w:lvl w:ilvl="8" w:tplc="04190005" w:tentative="1">
+      <w:start w:val="1"/>
+      <w:numFmt w:val="bullet"/>
+      <w:lvlText w:val=""/>
+      <w:lvlJc w:val="left"/>
+      <w:pPr>
+        <w:ind w:left="6545" w:hanging="360"/>
+      </w:pPr>
+      <w:rPr>
+        <w:rFonts w:ascii="Wingdings" w:hAnsi="Wingdings" w:hint="default"/>
+      </w:rPr>
+    </w:lvl>
+  </w:abstractNum>
+  <w:abstractNum w:abstractNumId="3" w15:restartNumberingAfterBreak="0">
     <w:nsid w:val="5DB25061"/>
     <w:multiLevelType w:val="hybridMultilevel"/>
     <w:tmpl w:val="E21CEA64"/>
@@ -10638,7 +14321,7 @@
       </w:rPr>
     </w:lvl>
   </w:abstractNum>
-  <w:abstractNum w:abstractNumId="3" w15:restartNumberingAfterBreak="0">
+  <w:abstractNum w:abstractNumId="4" w15:restartNumberingAfterBreak="0">
     <w:nsid w:val="65F8258A"/>
     <w:multiLevelType w:val="hybridMultilevel"/>
     <w:tmpl w:val="1166EB4C"/>
@@ -10752,7 +14435,7 @@
       </w:rPr>
     </w:lvl>
   </w:abstractNum>
-  <w:abstractNum w:abstractNumId="4" w15:restartNumberingAfterBreak="0">
+  <w:abstractNum w:abstractNumId="5" w15:restartNumberingAfterBreak="0">
     <w:nsid w:val="7A9869C4"/>
     <w:multiLevelType w:val="hybridMultilevel"/>
     <w:tmpl w:val="B81EFD3C"/>
@@ -10842,7 +14525,7 @@
       </w:pPr>
     </w:lvl>
   </w:abstractNum>
-  <w:abstractNum w:abstractNumId="5" w15:restartNumberingAfterBreak="0">
+  <w:abstractNum w:abstractNumId="6" w15:restartNumberingAfterBreak="0">
     <w:nsid w:val="7E915F7C"/>
     <w:multiLevelType w:val="multilevel"/>
     <w:tmpl w:val="D6E6C8B6"/>
@@ -10956,21 +14639,24 @@
     </w:lvl>
   </w:abstractNum>
   <w:num w:numId="1">
-    <w:abstractNumId w:val="5"/>
+    <w:abstractNumId w:val="6"/>
   </w:num>
   <w:num w:numId="2">
     <w:abstractNumId w:val="0"/>
   </w:num>
   <w:num w:numId="3">
+    <w:abstractNumId w:val="5"/>
+  </w:num>
+  <w:num w:numId="4">
+    <w:abstractNumId w:val="3"/>
+  </w:num>
+  <w:num w:numId="5">
     <w:abstractNumId w:val="4"/>
   </w:num>
-  <w:num w:numId="4">
+  <w:num w:numId="6">
     <w:abstractNumId w:val="2"/>
   </w:num>
-  <w:num w:numId="5">
-    <w:abstractNumId w:val="3"/>
-  </w:num>
-  <w:num w:numId="6">
+  <w:num w:numId="7">
     <w:abstractNumId w:val="1"/>
   </w:num>
 </w:numbering>
@@ -11374,7 +15060,7 @@
   <w:style w:type="paragraph" w:default="1" w:styleId="a">
     <w:name w:val="Normal"/>
     <w:qFormat/>
-    <w:rsid w:val="003732FF"/>
+    <w:rsid w:val="00C37D83"/>
   </w:style>
   <w:style w:type="character" w:default="1" w:styleId="a0">
     <w:name w:val="Default Paragraph Font"/>
@@ -11432,6 +15118,22 @@
       <w:ind w:left="720"/>
       <w:contextualSpacing/>
     </w:pPr>
+  </w:style>
+  <w:style w:type="paragraph" w:styleId="a5">
+    <w:name w:val="Normal (Web)"/>
+    <w:basedOn w:val="a"/>
+    <w:uiPriority w:val="99"/>
+    <w:unhideWhenUsed/>
+    <w:rsid w:val="008F1CD2"/>
+    <w:pPr>
+      <w:spacing w:before="100" w:beforeAutospacing="1" w:after="100" w:afterAutospacing="1" w:line="240" w:lineRule="auto"/>
+    </w:pPr>
+    <w:rPr>
+      <w:rFonts w:ascii="Times New Roman" w:eastAsia="Times New Roman" w:hAnsi="Times New Roman" w:cs="Times New Roman"/>
+      <w:sz w:val="24"/>
+      <w:szCs w:val="24"/>
+      <w:lang w:eastAsia="ru-RU"/>
+    </w:rPr>
   </w:style>
 </w:styles>
 </file>
